--- a/RAPOR.docx
+++ b/RAPOR.docx
@@ -20,7 +20,7 @@
           <w:noProof/>
         </w:rPr>
         <w:drawing>
-          <wp:inline distT="0" distB="0" distL="0" distR="0" wp14:anchorId="537ECBD4" wp14:editId="27B1F5C1">
+          <wp:inline distT="0" distB="0" distL="0" distR="0" wp14:anchorId="537ECBD4" wp14:editId="5C90B094">
             <wp:extent cx="2268071" cy="2268071"/>
             <wp:effectExtent l="0" t="0" r="5715" b="5715"/>
             <wp:docPr id="756522366" name="Picture 1"/>
@@ -121,19 +121,12 @@
       <w:pPr>
         <w:jc w:val="center"/>
         <w:rPr>
-          <w:sz w:val="24"/>
-          <w:szCs w:val="24"/>
-        </w:rPr>
-      </w:pPr>
-      <w:r>
-        <w:rPr>
           <w:b/>
           <w:bCs/>
           <w:sz w:val="32"/>
           <w:szCs w:val="32"/>
         </w:rPr>
-        <w:t xml:space="preserve">Veritabanı </w:t>
-      </w:r>
+      </w:pPr>
       <w:r>
         <w:rPr>
           <w:b/>
@@ -141,7 +134,7 @@
           <w:sz w:val="32"/>
           <w:szCs w:val="32"/>
         </w:rPr>
-        <w:t>Performans Optimizasyonu ve İzleme</w:t>
+        <w:t xml:space="preserve">Veritabanı </w:t>
       </w:r>
       <w:r>
         <w:rPr>
@@ -150,44 +143,82 @@
           <w:sz w:val="32"/>
           <w:szCs w:val="32"/>
         </w:rPr>
-        <w:t>,</w:t>
-      </w:r>
-    </w:p>
-    <w:p>
-      <w:pPr>
-        <w:jc w:val="center"/>
+        <w:t>Performans Optimizasyonu ve İzleme</w:t>
+      </w:r>
+      <w:r>
         <w:rPr>
           <w:b/>
           <w:bCs/>
-        </w:rPr>
-      </w:pPr>
+          <w:sz w:val="32"/>
+          <w:szCs w:val="32"/>
+        </w:rPr>
+        <w:t>,</w:t>
+      </w:r>
     </w:p>
     <w:p>
       <w:pPr>
         <w:jc w:val="center"/>
-      </w:pPr>
-    </w:p>
-    <w:p>
-      <w:pPr>
-        <w:jc w:val="center"/>
-      </w:pPr>
-    </w:p>
-    <w:p>
-      <w:pPr>
-        <w:jc w:val="center"/>
+        <w:rPr>
+          <w:sz w:val="24"/>
+          <w:szCs w:val="24"/>
+        </w:rPr>
+      </w:pPr>
+      <w:r>
         <w:rPr>
           <w:b/>
           <w:bCs/>
-        </w:rPr>
-      </w:pPr>
-    </w:p>
-    <w:p>
-      <w:pPr>
-        <w:jc w:val="center"/>
+          <w:sz w:val="32"/>
+          <w:szCs w:val="32"/>
+        </w:rPr>
+        <w:t xml:space="preserve"> Veri Temizleme ve ETL Süreçlerinin Tasarımı</w:t>
+      </w:r>
+      <w:r>
         <w:rPr>
           <w:b/>
           <w:bCs/>
-        </w:rPr>
+          <w:sz w:val="32"/>
+          <w:szCs w:val="32"/>
+        </w:rPr>
+        <w:t>,</w:t>
+      </w:r>
+    </w:p>
+    <w:p>
+      <w:pPr>
+        <w:jc w:val="center"/>
+        <w:rPr>
+          <w:b/>
+          <w:bCs/>
+          <w:sz w:val="32"/>
+          <w:szCs w:val="32"/>
+        </w:rPr>
+      </w:pPr>
+      <w:r>
+        <w:rPr>
+          <w:b/>
+          <w:bCs/>
+          <w:sz w:val="32"/>
+          <w:szCs w:val="32"/>
+        </w:rPr>
+        <w:t>Veritabanı Yedekleme ve Otomasyon Çalışması</w:t>
+      </w:r>
+    </w:p>
+    <w:p>
+      <w:pPr>
+        <w:jc w:val="center"/>
+      </w:pPr>
+    </w:p>
+    <w:p>
+      <w:pPr>
+        <w:jc w:val="center"/>
+        <w:rPr>
+          <w:b/>
+          <w:bCs/>
+        </w:rPr>
+      </w:pPr>
+    </w:p>
+    <w:p>
+      <w:pPr>
+        <w:jc w:val="center"/>
       </w:pPr>
       <w:r>
         <w:rPr>
@@ -227,6 +258,114 @@
           <w:b/>
           <w:bCs/>
         </w:rPr>
+        <w:t>GitHub:</w:t>
+      </w:r>
+      <w:r>
+        <w:rPr>
+          <w:b/>
+          <w:bCs/>
+        </w:rPr>
+        <w:t xml:space="preserve"> </w:t>
+      </w:r>
+      <w:hyperlink r:id="rId8" w:history="1">
+        <w:r>
+          <w:rPr>
+            <w:rStyle w:val="Lienhypertexte"/>
+            <w:b/>
+            <w:bCs/>
+          </w:rPr>
+          <w:t>https://github.com/ismailbsrn/DatabaseScenarios-4</w:t>
+        </w:r>
+      </w:hyperlink>
+    </w:p>
+    <w:p>
+      <w:pPr>
+        <w:jc w:val="center"/>
+        <w:rPr>
+          <w:b/>
+          <w:bCs/>
+        </w:rPr>
+      </w:pPr>
+      <w:r>
+        <w:rPr>
+          <w:b/>
+          <w:bCs/>
+        </w:rPr>
+        <w:t xml:space="preserve">GitHub: </w:t>
+      </w:r>
+      <w:r>
+        <w:rPr>
+          <w:b/>
+          <w:bCs/>
+        </w:rPr>
+        <w:fldChar w:fldCharType="begin"/>
+      </w:r>
+      <w:r>
+        <w:rPr>
+          <w:b/>
+          <w:bCs/>
+        </w:rPr>
+        <w:instrText>HYPERLINK "https://github.com/ismailbsrn/DatabaseScenarios-5"</w:instrText>
+      </w:r>
+      <w:r>
+        <w:rPr>
+          <w:b/>
+          <w:bCs/>
+        </w:rPr>
+      </w:r>
+      <w:r>
+        <w:rPr>
+          <w:b/>
+          <w:bCs/>
+        </w:rPr>
+        <w:fldChar w:fldCharType="separate"/>
+      </w:r>
+      <w:r>
+        <w:rPr>
+          <w:rStyle w:val="Lienhypertexte"/>
+          <w:b/>
+          <w:bCs/>
+        </w:rPr>
+        <w:t>https://github.com/ismailbsrn/DatabaseScenarios-</w:t>
+      </w:r>
+      <w:r>
+        <w:rPr>
+          <w:rStyle w:val="Lienhypertexte"/>
+          <w:b/>
+          <w:bCs/>
+        </w:rPr>
+        <w:t>5</w:t>
+      </w:r>
+      <w:r>
+        <w:rPr>
+          <w:b/>
+          <w:bCs/>
+        </w:rPr>
+        <w:fldChar w:fldCharType="end"/>
+      </w:r>
+    </w:p>
+    <w:p>
+      <w:pPr>
+        <w:jc w:val="center"/>
+        <w:rPr>
+          <w:b/>
+          <w:bCs/>
+        </w:rPr>
+      </w:pPr>
+    </w:p>
+    <w:p>
+      <w:pPr>
+        <w:jc w:val="center"/>
+        <w:rPr>
+          <w:b/>
+          <w:bCs/>
+        </w:rPr>
+      </w:pPr>
+      <w:r>
+        <w:rPr>
+          <w:b/>
+          <w:bCs/>
+        </w:rPr>
         <w:t xml:space="preserve">Video: </w:t>
       </w:r>
     </w:p>
@@ -248,35 +387,6 @@
     </w:p>
     <w:p>
       <w:pPr>
-        <w:rPr>
-          <w:lang w:val="en-US"/>
-        </w:rPr>
-      </w:pPr>
-    </w:p>
-    <w:p>
-      <w:pPr>
-        <w:rPr>
-          <w:lang w:val="en-US"/>
-        </w:rPr>
-      </w:pPr>
-    </w:p>
-    <w:p>
-      <w:pPr>
-        <w:rPr>
-          <w:lang w:val="en-US"/>
-        </w:rPr>
-      </w:pPr>
-    </w:p>
-    <w:p>
-      <w:pPr>
-        <w:rPr>
-          <w:lang w:val="en-US"/>
-        </w:rPr>
-      </w:pPr>
-    </w:p>
-    <w:p>
-      <w:pPr>
-        <w:jc w:val="center"/>
         <w:rPr>
           <w:lang w:val="en-US"/>
         </w:rPr>
@@ -569,7 +679,7 @@
                     <pic:cNvPicPr/>
                   </pic:nvPicPr>
                   <pic:blipFill>
-                    <a:blip r:embed="rId8"/>
+                    <a:blip r:embed="rId9"/>
                     <a:stretch>
                       <a:fillRect/>
                     </a:stretch>
@@ -629,7 +739,7 @@
                     <pic:cNvPicPr/>
                   </pic:nvPicPr>
                   <pic:blipFill>
-                    <a:blip r:embed="rId9"/>
+                    <a:blip r:embed="rId10"/>
                     <a:stretch>
                       <a:fillRect/>
                     </a:stretch>
@@ -697,7 +807,7 @@
                     <pic:cNvPicPr/>
                   </pic:nvPicPr>
                   <pic:blipFill>
-                    <a:blip r:embed="rId10"/>
+                    <a:blip r:embed="rId11"/>
                     <a:stretch>
                       <a:fillRect/>
                     </a:stretch>
@@ -729,11 +839,19 @@
         </w:rPr>
         <w:t>Yukar</w:t>
       </w:r>
-      <w:r>
-        <w:rPr>
-          <w:lang w:val="tr-TR"/>
-        </w:rPr>
-        <w:t xml:space="preserve">ıdaki komut ile </w:t>
+      <w:proofErr w:type="spellStart"/>
+      <w:r>
+        <w:rPr>
+          <w:lang w:val="tr-TR"/>
+        </w:rPr>
+        <w:t>ıdaki</w:t>
+      </w:r>
+      <w:proofErr w:type="spellEnd"/>
+      <w:r>
+        <w:rPr>
+          <w:lang w:val="tr-TR"/>
+        </w:rPr>
+        <w:t xml:space="preserve"> komut ile </w:t>
       </w:r>
       <w:r>
         <w:t>pg_stat_statements</w:t>
@@ -767,7 +885,7 @@
                     <pic:cNvPicPr/>
                   </pic:nvPicPr>
                   <pic:blipFill>
-                    <a:blip r:embed="rId11"/>
+                    <a:blip r:embed="rId12"/>
                     <a:stretch>
                       <a:fillRect/>
                     </a:stretch>
@@ -822,7 +940,7 @@
                     <pic:cNvPicPr/>
                   </pic:nvPicPr>
                   <pic:blipFill>
-                    <a:blip r:embed="rId12"/>
+                    <a:blip r:embed="rId13"/>
                     <a:stretch>
                       <a:fillRect/>
                     </a:stretch>
@@ -861,8 +979,13 @@
         <w:pStyle w:val="Titre3"/>
       </w:pPr>
       <w:r>
-        <w:t>Index Yönetimi</w:t>
-      </w:r>
+        <w:t xml:space="preserve">Index </w:t>
+      </w:r>
+      <w:proofErr w:type="spellStart"/>
+      <w:r>
+        <w:t>Yönetimi</w:t>
+      </w:r>
+      <w:proofErr w:type="spellEnd"/>
     </w:p>
     <w:p>
       <w:pPr>
@@ -883,7 +1006,49 @@
         <w:rPr>
           <w:lang w:val="tr-TR"/>
         </w:rPr>
-        <w:t>Raporun bu bölümünde bir önceki aşamada gerçekleştirilen rapor sorgusunu hızlandırmak için tablodaki status ve amount sütunlarına Composite Index eklenecektir.</w:t>
+        <w:t xml:space="preserve">Raporun bu bölümünde bir önceki aşamada gerçekleştirilen rapor sorgusunu hızlandırmak için tablodaki </w:t>
+      </w:r>
+      <w:proofErr w:type="spellStart"/>
+      <w:r>
+        <w:rPr>
+          <w:lang w:val="tr-TR"/>
+        </w:rPr>
+        <w:t>status</w:t>
+      </w:r>
+      <w:proofErr w:type="spellEnd"/>
+      <w:r>
+        <w:rPr>
+          <w:lang w:val="tr-TR"/>
+        </w:rPr>
+        <w:t xml:space="preserve"> ve </w:t>
+      </w:r>
+      <w:proofErr w:type="spellStart"/>
+      <w:r>
+        <w:rPr>
+          <w:lang w:val="tr-TR"/>
+        </w:rPr>
+        <w:t>amount</w:t>
+      </w:r>
+      <w:proofErr w:type="spellEnd"/>
+      <w:r>
+        <w:rPr>
+          <w:lang w:val="tr-TR"/>
+        </w:rPr>
+        <w:t xml:space="preserve"> sütunlarına </w:t>
+      </w:r>
+      <w:proofErr w:type="spellStart"/>
+      <w:r>
+        <w:rPr>
+          <w:lang w:val="tr-TR"/>
+        </w:rPr>
+        <w:t>Composite</w:t>
+      </w:r>
+      <w:proofErr w:type="spellEnd"/>
+      <w:r>
+        <w:rPr>
+          <w:lang w:val="tr-TR"/>
+        </w:rPr>
+        <w:t xml:space="preserve"> Index eklenecektir.</w:t>
       </w:r>
     </w:p>
     <w:p>
@@ -911,7 +1076,7 @@
                     <pic:cNvPicPr/>
                   </pic:nvPicPr>
                   <pic:blipFill>
-                    <a:blip r:embed="rId13"/>
+                    <a:blip r:embed="rId14"/>
                     <a:stretch>
                       <a:fillRect/>
                     </a:stretch>
@@ -966,7 +1131,7 @@
                     <pic:cNvPicPr/>
                   </pic:nvPicPr>
                   <pic:blipFill>
-                    <a:blip r:embed="rId14"/>
+                    <a:blip r:embed="rId15"/>
                     <a:stretch>
                       <a:fillRect/>
                     </a:stretch>
@@ -1021,7 +1186,7 @@
                     <pic:cNvPicPr/>
                   </pic:nvPicPr>
                   <pic:blipFill>
-                    <a:blip r:embed="rId15"/>
+                    <a:blip r:embed="rId16"/>
                     <a:stretch>
                       <a:fillRect/>
                     </a:stretch>
@@ -1062,9 +1227,19 @@
       <w:pPr>
         <w:pStyle w:val="Titre3"/>
       </w:pPr>
-      <w:r>
-        <w:t>Sorgu İyileştirme</w:t>
-      </w:r>
+      <w:proofErr w:type="spellStart"/>
+      <w:r>
+        <w:t>Sorgu</w:t>
+      </w:r>
+      <w:proofErr w:type="spellEnd"/>
+      <w:r>
+        <w:t xml:space="preserve"> </w:t>
+      </w:r>
+      <w:proofErr w:type="spellStart"/>
+      <w:r>
+        <w:t>İyileştirme</w:t>
+      </w:r>
+      <w:proofErr w:type="spellEnd"/>
     </w:p>
     <w:p>
       <w:pPr>
@@ -1086,15 +1261,30 @@
           <w:ilvl w:val="0"/>
           <w:numId w:val="10"/>
         </w:numPr>
-        <w:rPr>
-          <w:lang w:val="tr-TR"/>
-        </w:rPr>
-      </w:pPr>
-      <w:r>
-        <w:rPr>
-          <w:lang w:val="tr-TR"/>
-        </w:rPr>
-        <w:t>2024 yılında yapılan tüm başarılı transactionların getirilmesi istenmektedir.</w:t>
+        <w:spacing w:before="240"/>
+        <w:rPr>
+          <w:lang w:val="tr-TR"/>
+        </w:rPr>
+      </w:pPr>
+      <w:r>
+        <w:rPr>
+          <w:lang w:val="tr-TR"/>
+        </w:rPr>
+        <w:t xml:space="preserve">2024 yılında yapılan tüm başarılı </w:t>
+      </w:r>
+      <w:proofErr w:type="spellStart"/>
+      <w:r>
+        <w:rPr>
+          <w:lang w:val="tr-TR"/>
+        </w:rPr>
+        <w:t>transactionların</w:t>
+      </w:r>
+      <w:proofErr w:type="spellEnd"/>
+      <w:r>
+        <w:rPr>
+          <w:lang w:val="tr-TR"/>
+        </w:rPr>
+        <w:t xml:space="preserve"> getirilmesi istenmektedir.</w:t>
       </w:r>
     </w:p>
     <w:p>
@@ -1108,15 +1298,38 @@
           <w:lang w:val="tr-TR"/>
         </w:rPr>
       </w:pPr>
-      <w:r>
-        <w:rPr>
-          <w:lang w:val="tr-TR"/>
-        </w:rPr>
-        <w:t>transaction_date sütununda bir index mevcuttur.</w:t>
-      </w:r>
-    </w:p>
-    <w:p>
-      <w:pPr>
+      <w:proofErr w:type="spellStart"/>
+      <w:r>
+        <w:rPr>
+          <w:lang w:val="tr-TR"/>
+        </w:rPr>
+        <w:t>transaction_date</w:t>
+      </w:r>
+      <w:proofErr w:type="spellEnd"/>
+      <w:r>
+        <w:rPr>
+          <w:lang w:val="tr-TR"/>
+        </w:rPr>
+        <w:t xml:space="preserve"> sütununda bir </w:t>
+      </w:r>
+      <w:proofErr w:type="spellStart"/>
+      <w:r>
+        <w:rPr>
+          <w:lang w:val="tr-TR"/>
+        </w:rPr>
+        <w:t>index</w:t>
+      </w:r>
+      <w:proofErr w:type="spellEnd"/>
+      <w:r>
+        <w:rPr>
+          <w:lang w:val="tr-TR"/>
+        </w:rPr>
+        <w:t xml:space="preserve"> mevcuttur.</w:t>
+      </w:r>
+    </w:p>
+    <w:p>
+      <w:pPr>
+        <w:spacing w:after="240"/>
         <w:rPr>
           <w:lang w:val="tr-TR"/>
         </w:rPr>
@@ -1130,6 +1343,7 @@
     </w:p>
     <w:p>
       <w:pPr>
+        <w:spacing w:after="240"/>
         <w:rPr>
           <w:lang w:val="tr-TR"/>
         </w:rPr>
@@ -1155,7 +1369,7 @@
                     <pic:cNvPicPr/>
                   </pic:nvPicPr>
                   <pic:blipFill>
-                    <a:blip r:embed="rId16"/>
+                    <a:blip r:embed="rId17"/>
                     <a:stretch>
                       <a:fillRect/>
                     </a:stretch>
@@ -1178,19 +1392,63 @@
     </w:p>
     <w:p>
       <w:pPr>
-        <w:rPr>
-          <w:lang w:val="tr-TR"/>
-        </w:rPr>
-      </w:pPr>
-      <w:r>
-        <w:rPr>
-          <w:lang w:val="tr-TR"/>
-        </w:rPr>
-        <w:t>Görüleceği üzere işlem tarihleri transaction_date sütununda timestamp olarak saklanmaktadır. Bundan dolayı belirli bir yıldaki işlemlere erişmek için en doğru yol PostgreSQL’in EXTRACT fonksiyonunu kullanmak gibi durmaktadır.</w:t>
-      </w:r>
-    </w:p>
-    <w:p>
-      <w:pPr>
+        <w:spacing w:after="240"/>
+        <w:rPr>
+          <w:lang w:val="tr-TR"/>
+        </w:rPr>
+      </w:pPr>
+      <w:r>
+        <w:rPr>
+          <w:lang w:val="tr-TR"/>
+        </w:rPr>
+        <w:t xml:space="preserve">Görüleceği üzere işlem tarihleri </w:t>
+      </w:r>
+      <w:proofErr w:type="spellStart"/>
+      <w:r>
+        <w:rPr>
+          <w:lang w:val="tr-TR"/>
+        </w:rPr>
+        <w:t>transaction_date</w:t>
+      </w:r>
+      <w:proofErr w:type="spellEnd"/>
+      <w:r>
+        <w:rPr>
+          <w:lang w:val="tr-TR"/>
+        </w:rPr>
+        <w:t xml:space="preserve"> sütununda </w:t>
+      </w:r>
+      <w:proofErr w:type="spellStart"/>
+      <w:r>
+        <w:rPr>
+          <w:lang w:val="tr-TR"/>
+        </w:rPr>
+        <w:t>timestamp</w:t>
+      </w:r>
+      <w:proofErr w:type="spellEnd"/>
+      <w:r>
+        <w:rPr>
+          <w:lang w:val="tr-TR"/>
+        </w:rPr>
+        <w:t xml:space="preserve"> olarak saklanmaktadır. Bundan dolayı belirli bir yıldaki işlemlere erişmek için en doğru yol </w:t>
+      </w:r>
+      <w:proofErr w:type="spellStart"/>
+      <w:r>
+        <w:rPr>
+          <w:lang w:val="tr-TR"/>
+        </w:rPr>
+        <w:t>PostgreSQL’in</w:t>
+      </w:r>
+      <w:proofErr w:type="spellEnd"/>
+      <w:r>
+        <w:rPr>
+          <w:lang w:val="tr-TR"/>
+        </w:rPr>
+        <w:t xml:space="preserve"> EXTRACT fonksiyonunu kullanmak gibi durmaktadır.</w:t>
+      </w:r>
+    </w:p>
+    <w:p>
+      <w:pPr>
+        <w:spacing w:before="240" w:after="240"/>
         <w:rPr>
           <w:lang w:val="tr-TR"/>
         </w:rPr>
@@ -1216,7 +1474,7 @@
                     <pic:cNvPicPr/>
                   </pic:nvPicPr>
                   <pic:blipFill>
-                    <a:blip r:embed="rId17"/>
+                    <a:blip r:embed="rId18"/>
                     <a:stretch>
                       <a:fillRect/>
                     </a:stretch>
@@ -1247,11 +1505,75 @@
         <w:rPr>
           <w:lang w:val="tr-TR"/>
         </w:rPr>
-        <w:t>2024 yılında gerçekleştirilen transactionlara erişmek için yukarıdaki sorgu çalıştırıldığında transaction_date sütunu üzerine fonksiyon çağırılmaktadır. Bundan dolayı sütun üzerinde index olsa dahi indexten faydalanmak mümkün değildir.</w:t>
-      </w:r>
-    </w:p>
-    <w:p>
-      <w:pPr>
+        <w:t xml:space="preserve">2024 yılında gerçekleştirilen </w:t>
+      </w:r>
+      <w:proofErr w:type="spellStart"/>
+      <w:r>
+        <w:rPr>
+          <w:lang w:val="tr-TR"/>
+        </w:rPr>
+        <w:t>transactionlara</w:t>
+      </w:r>
+      <w:proofErr w:type="spellEnd"/>
+      <w:r>
+        <w:rPr>
+          <w:lang w:val="tr-TR"/>
+        </w:rPr>
+        <w:t xml:space="preserve"> erişmek için yukarıdaki sorgu çalıştırıldığında </w:t>
+      </w:r>
+      <w:proofErr w:type="spellStart"/>
+      <w:r>
+        <w:rPr>
+          <w:lang w:val="tr-TR"/>
+        </w:rPr>
+        <w:t>transaction_date</w:t>
+      </w:r>
+      <w:proofErr w:type="spellEnd"/>
+      <w:r>
+        <w:rPr>
+          <w:lang w:val="tr-TR"/>
+        </w:rPr>
+        <w:t xml:space="preserve"> sütunu üzerine fonksiyon çağırılmaktadır. </w:t>
+      </w:r>
+      <w:r>
+        <w:rPr>
+          <w:lang w:val="tr-TR"/>
+        </w:rPr>
+        <w:lastRenderedPageBreak/>
+        <w:t xml:space="preserve">Bundan dolayı sütun üzerinde </w:t>
+      </w:r>
+      <w:proofErr w:type="spellStart"/>
+      <w:r>
+        <w:rPr>
+          <w:lang w:val="tr-TR"/>
+        </w:rPr>
+        <w:t>index</w:t>
+      </w:r>
+      <w:proofErr w:type="spellEnd"/>
+      <w:r>
+        <w:rPr>
+          <w:lang w:val="tr-TR"/>
+        </w:rPr>
+        <w:t xml:space="preserve"> olsa dahi </w:t>
+      </w:r>
+      <w:proofErr w:type="spellStart"/>
+      <w:r>
+        <w:rPr>
+          <w:lang w:val="tr-TR"/>
+        </w:rPr>
+        <w:t>indexten</w:t>
+      </w:r>
+      <w:proofErr w:type="spellEnd"/>
+      <w:r>
+        <w:rPr>
+          <w:lang w:val="tr-TR"/>
+        </w:rPr>
+        <w:t xml:space="preserve"> faydalanmak mümkün değildir.</w:t>
+      </w:r>
+    </w:p>
+    <w:p>
+      <w:pPr>
+        <w:spacing w:before="240" w:after="240"/>
         <w:rPr>
           <w:lang w:val="tr-TR"/>
         </w:rPr>
@@ -1261,7 +1583,6 @@
           <w:noProof/>
           <w:lang w:val="tr-TR"/>
         </w:rPr>
-        <w:lastRenderedPageBreak/>
         <w:drawing>
           <wp:inline distT="0" distB="0" distL="0" distR="0" wp14:anchorId="5A285B57" wp14:editId="16B15F71">
             <wp:extent cx="5971540" cy="1485265"/>
@@ -1278,7 +1599,7 @@
                     <pic:cNvPicPr/>
                   </pic:nvPicPr>
                   <pic:blipFill>
-                    <a:blip r:embed="rId18"/>
+                    <a:blip r:embed="rId19"/>
                     <a:stretch>
                       <a:fillRect/>
                     </a:stretch>
@@ -1301,21 +1622,92 @@
     </w:p>
     <w:p>
       <w:pPr>
-        <w:rPr>
-          <w:lang w:val="tr-TR"/>
-        </w:rPr>
-      </w:pPr>
-      <w:r>
-        <w:rPr>
-          <w:lang w:val="tr-TR"/>
-        </w:rPr>
-        <w:t>Yukarıdaki görselde görüleceği üzere tablo üzerinde Seq Scan işlemi gerçekleştirilmiş ve indexten faydalanılamadığı için sorgu 250ms sürmüştür.</w:t>
-      </w:r>
-      <w:r>
-        <w:rPr>
-          <w:lang w:val="tr-TR"/>
-        </w:rPr>
-        <w:t xml:space="preserve"> Indexten faydalanabilmek için sorgumuzda index bulunan sütun üzerinde fonksiyon kullanmamak gerekmektedir. Bu doğrultuda sorgumuz aşağıdaki gibi olmalıdır. </w:t>
+        <w:spacing w:before="240" w:after="240"/>
+        <w:rPr>
+          <w:lang w:val="tr-TR"/>
+        </w:rPr>
+      </w:pPr>
+      <w:r>
+        <w:rPr>
+          <w:lang w:val="tr-TR"/>
+        </w:rPr>
+        <w:t xml:space="preserve">Yukarıdaki görselde görüleceği üzere tablo üzerinde </w:t>
+      </w:r>
+      <w:proofErr w:type="spellStart"/>
+      <w:r>
+        <w:rPr>
+          <w:lang w:val="tr-TR"/>
+        </w:rPr>
+        <w:t>Seq</w:t>
+      </w:r>
+      <w:proofErr w:type="spellEnd"/>
+      <w:r>
+        <w:rPr>
+          <w:lang w:val="tr-TR"/>
+        </w:rPr>
+        <w:t xml:space="preserve"> </w:t>
+      </w:r>
+      <w:proofErr w:type="spellStart"/>
+      <w:r>
+        <w:rPr>
+          <w:lang w:val="tr-TR"/>
+        </w:rPr>
+        <w:t>Scan</w:t>
+      </w:r>
+      <w:proofErr w:type="spellEnd"/>
+      <w:r>
+        <w:rPr>
+          <w:lang w:val="tr-TR"/>
+        </w:rPr>
+        <w:t xml:space="preserve"> işlemi gerçekleştirilmiş ve </w:t>
+      </w:r>
+      <w:proofErr w:type="spellStart"/>
+      <w:r>
+        <w:rPr>
+          <w:lang w:val="tr-TR"/>
+        </w:rPr>
+        <w:t>indexten</w:t>
+      </w:r>
+      <w:proofErr w:type="spellEnd"/>
+      <w:r>
+        <w:rPr>
+          <w:lang w:val="tr-TR"/>
+        </w:rPr>
+        <w:t xml:space="preserve"> faydalanılamadığı için sorgu 250ms sürmüştür.</w:t>
+      </w:r>
+      <w:r>
+        <w:rPr>
+          <w:lang w:val="tr-TR"/>
+        </w:rPr>
+        <w:t xml:space="preserve"> </w:t>
+      </w:r>
+      <w:proofErr w:type="spellStart"/>
+      <w:r>
+        <w:rPr>
+          <w:lang w:val="tr-TR"/>
+        </w:rPr>
+        <w:t>Indexten</w:t>
+      </w:r>
+      <w:proofErr w:type="spellEnd"/>
+      <w:r>
+        <w:rPr>
+          <w:lang w:val="tr-TR"/>
+        </w:rPr>
+        <w:t xml:space="preserve"> faydalanabilmek için sorgumuzda </w:t>
+      </w:r>
+      <w:proofErr w:type="spellStart"/>
+      <w:r>
+        <w:rPr>
+          <w:lang w:val="tr-TR"/>
+        </w:rPr>
+        <w:t>index</w:t>
+      </w:r>
+      <w:proofErr w:type="spellEnd"/>
+      <w:r>
+        <w:rPr>
+          <w:lang w:val="tr-TR"/>
+        </w:rPr>
+        <w:t xml:space="preserve"> bulunan sütun üzerinde fonksiyon kullanmamak gerekmektedir. Bu doğrultuda sorgumuz aşağıdaki gibi olmalıdır. </w:t>
       </w:r>
       <w:r>
         <w:rPr>
@@ -1344,7 +1736,7 @@
                     <pic:cNvPicPr/>
                   </pic:nvPicPr>
                   <pic:blipFill>
-                    <a:blip r:embed="rId19"/>
+                    <a:blip r:embed="rId20"/>
                     <a:stretch>
                       <a:fillRect/>
                     </a:stretch>
@@ -1380,6 +1772,7 @@
     </w:p>
     <w:p>
       <w:pPr>
+        <w:spacing w:before="240" w:after="240"/>
         <w:rPr>
           <w:lang w:val="tr-TR"/>
         </w:rPr>
@@ -1405,7 +1798,7 @@
                     <pic:cNvPicPr/>
                   </pic:nvPicPr>
                   <pic:blipFill>
-                    <a:blip r:embed="rId20"/>
+                    <a:blip r:embed="rId21"/>
                     <a:stretch>
                       <a:fillRect/>
                     </a:stretch>
@@ -1441,6 +1834,155 @@
     </w:p>
     <w:p>
       <w:pPr>
+        <w:pStyle w:val="Titre3"/>
+      </w:pPr>
+      <w:r>
+        <w:t xml:space="preserve">Veri </w:t>
+      </w:r>
+      <w:proofErr w:type="spellStart"/>
+      <w:r>
+        <w:t>Yöneticisi</w:t>
+      </w:r>
+      <w:proofErr w:type="spellEnd"/>
+      <w:r>
+        <w:t xml:space="preserve"> Rolleri</w:t>
+      </w:r>
+    </w:p>
+    <w:p>
+      <w:pPr>
+        <w:rPr>
+          <w:lang w:val="en-US"/>
+        </w:rPr>
+      </w:pPr>
+      <w:proofErr w:type="spellStart"/>
+      <w:r>
+        <w:rPr>
+          <w:lang w:val="en-US"/>
+        </w:rPr>
+        <w:t>Projenin</w:t>
+      </w:r>
+      <w:proofErr w:type="spellEnd"/>
+      <w:r>
+        <w:rPr>
+          <w:lang w:val="en-US"/>
+        </w:rPr>
+        <w:t xml:space="preserve"> </w:t>
+      </w:r>
+      <w:proofErr w:type="spellStart"/>
+      <w:r>
+        <w:rPr>
+          <w:lang w:val="en-US"/>
+        </w:rPr>
+        <w:t>bu</w:t>
+      </w:r>
+      <w:proofErr w:type="spellEnd"/>
+      <w:r>
+        <w:rPr>
+          <w:lang w:val="en-US"/>
+        </w:rPr>
+        <w:t xml:space="preserve"> </w:t>
+      </w:r>
+      <w:proofErr w:type="spellStart"/>
+      <w:r>
+        <w:rPr>
+          <w:lang w:val="en-US"/>
+        </w:rPr>
+        <w:t>adımı</w:t>
+      </w:r>
+      <w:proofErr w:type="spellEnd"/>
+      <w:r>
+        <w:rPr>
+          <w:lang w:val="en-US"/>
+        </w:rPr>
+        <w:t xml:space="preserve"> </w:t>
+      </w:r>
+      <w:proofErr w:type="spellStart"/>
+      <w:r>
+        <w:rPr>
+          <w:lang w:val="en-US"/>
+        </w:rPr>
+        <w:t>vize</w:t>
+      </w:r>
+      <w:proofErr w:type="spellEnd"/>
+      <w:r>
+        <w:rPr>
+          <w:lang w:val="en-US"/>
+        </w:rPr>
+        <w:t xml:space="preserve"> </w:t>
+      </w:r>
+      <w:proofErr w:type="spellStart"/>
+      <w:r>
+        <w:rPr>
+          <w:lang w:val="en-US"/>
+        </w:rPr>
+        <w:t>için</w:t>
+      </w:r>
+      <w:proofErr w:type="spellEnd"/>
+      <w:r>
+        <w:rPr>
+          <w:lang w:val="en-US"/>
+        </w:rPr>
+        <w:t xml:space="preserve"> </w:t>
+      </w:r>
+      <w:proofErr w:type="spellStart"/>
+      <w:r>
+        <w:rPr>
+          <w:lang w:val="en-US"/>
+        </w:rPr>
+        <w:t>yapılan</w:t>
+      </w:r>
+      <w:proofErr w:type="spellEnd"/>
+      <w:r>
+        <w:rPr>
+          <w:lang w:val="en-US"/>
+        </w:rPr>
+        <w:t xml:space="preserve"> 3. </w:t>
+      </w:r>
+      <w:proofErr w:type="spellStart"/>
+      <w:r>
+        <w:rPr>
+          <w:lang w:val="en-US"/>
+        </w:rPr>
+        <w:t>proje</w:t>
+      </w:r>
+      <w:proofErr w:type="spellEnd"/>
+      <w:r>
+        <w:rPr>
+          <w:lang w:val="en-US"/>
+        </w:rPr>
+        <w:t xml:space="preserve"> </w:t>
+      </w:r>
+      <w:proofErr w:type="spellStart"/>
+      <w:r>
+        <w:rPr>
+          <w:lang w:val="en-US"/>
+        </w:rPr>
+        <w:t>kapsamında</w:t>
+      </w:r>
+      <w:proofErr w:type="spellEnd"/>
+      <w:r>
+        <w:rPr>
+          <w:lang w:val="en-US"/>
+        </w:rPr>
+        <w:t xml:space="preserve"> </w:t>
+      </w:r>
+      <w:proofErr w:type="spellStart"/>
+      <w:r>
+        <w:rPr>
+          <w:lang w:val="en-US"/>
+        </w:rPr>
+        <w:t>gerçekleştirilmiştir</w:t>
+      </w:r>
+      <w:proofErr w:type="spellEnd"/>
+      <w:r>
+        <w:rPr>
+          <w:lang w:val="en-US"/>
+        </w:rPr>
+        <w:t>.</w:t>
+      </w:r>
+    </w:p>
+    <w:p>
+      <w:pPr>
         <w:rPr>
           <w:lang w:val="tr-TR"/>
         </w:rPr>
@@ -1453,24 +1995,69 @@
           <w:lang w:val="en-US"/>
         </w:rPr>
       </w:pPr>
+      <w:proofErr w:type="spellStart"/>
       <w:r>
         <w:rPr>
           <w:lang w:val="en-US"/>
         </w:rPr>
         <w:t>Çıktılar</w:t>
       </w:r>
-    </w:p>
-    <w:p>
-      <w:pPr>
-        <w:rPr>
-          <w:lang w:val="tr-TR"/>
-        </w:rPr>
-      </w:pPr>
-      <w:r>
-        <w:rPr>
-          <w:lang w:val="en-US"/>
-        </w:rPr>
-        <w:t>Proje kapsamında yapılan işlemler</w:t>
+      <w:proofErr w:type="spellEnd"/>
+    </w:p>
+    <w:p>
+      <w:pPr>
+        <w:rPr>
+          <w:lang w:val="tr-TR"/>
+        </w:rPr>
+      </w:pPr>
+      <w:proofErr w:type="spellStart"/>
+      <w:r>
+        <w:rPr>
+          <w:lang w:val="en-US"/>
+        </w:rPr>
+        <w:t>Proje</w:t>
+      </w:r>
+      <w:proofErr w:type="spellEnd"/>
+      <w:r>
+        <w:rPr>
+          <w:lang w:val="en-US"/>
+        </w:rPr>
+        <w:t xml:space="preserve"> </w:t>
+      </w:r>
+      <w:proofErr w:type="spellStart"/>
+      <w:r>
+        <w:rPr>
+          <w:lang w:val="en-US"/>
+        </w:rPr>
+        <w:t>kapsamında</w:t>
+      </w:r>
+      <w:proofErr w:type="spellEnd"/>
+      <w:r>
+        <w:rPr>
+          <w:lang w:val="en-US"/>
+        </w:rPr>
+        <w:t xml:space="preserve"> </w:t>
+      </w:r>
+      <w:proofErr w:type="spellStart"/>
+      <w:r>
+        <w:rPr>
+          <w:lang w:val="en-US"/>
+        </w:rPr>
+        <w:t>yapılan</w:t>
+      </w:r>
+      <w:proofErr w:type="spellEnd"/>
+      <w:r>
+        <w:rPr>
+          <w:lang w:val="en-US"/>
+        </w:rPr>
+        <w:t xml:space="preserve"> </w:t>
+      </w:r>
+      <w:proofErr w:type="spellStart"/>
+      <w:r>
+        <w:rPr>
+          <w:lang w:val="en-US"/>
+        </w:rPr>
+        <w:t>işlemler</w:t>
       </w:r>
       <w:r>
         <w:rPr>
@@ -1478,6 +2065,7 @@
         </w:rPr>
         <w:t>de</w:t>
       </w:r>
+      <w:proofErr w:type="spellEnd"/>
       <w:r>
         <w:rPr>
           <w:lang w:val="en-US"/>
@@ -1489,6 +2077,3040 @@
           <w:lang w:val="tr-TR"/>
         </w:rPr>
         <w:t>görüleceği üzere veri tabanı performans optimizasyonlarında sadece indeks kullanımı yeterli değildir. Veri tabanları üzerinde gerçekleştirilen sorgular uygun araçlar yardımıyla analiz edilmeli, doğru yerde doğru indeksler kullanılmalı ve sorgular bu indekslere uygun olarak hazırlanmalıdır.</w:t>
+      </w:r>
+    </w:p>
+    <w:p>
+      <w:pPr>
+        <w:rPr>
+          <w:lang w:val="tr-TR"/>
+        </w:rPr>
+      </w:pPr>
+    </w:p>
+    <w:p>
+      <w:pPr>
+        <w:pStyle w:val="Titre1"/>
+        <w:rPr>
+          <w:lang w:val="tr-TR"/>
+        </w:rPr>
+      </w:pPr>
+      <w:r>
+        <w:rPr>
+          <w:lang w:val="tr-TR"/>
+        </w:rPr>
+        <w:t>Veri Temizleme ve ETL Süreçlerinin Tasarımı</w:t>
+      </w:r>
+    </w:p>
+    <w:p>
+      <w:r>
+        <w:t xml:space="preserve">Raporun </w:t>
+      </w:r>
+      <w:r>
+        <w:rPr>
+          <w:lang w:val="tr-TR"/>
+        </w:rPr>
+        <w:t>ikinci</w:t>
+      </w:r>
+      <w:r>
+        <w:t xml:space="preserve"> bölümünde </w:t>
+      </w:r>
+      <w:r>
+        <w:t>veri temizleme</w:t>
+      </w:r>
+      <w:r>
+        <w:t xml:space="preserve"> ve </w:t>
+      </w:r>
+      <w:r>
+        <w:t>süreçleri tasarımı</w:t>
+      </w:r>
+      <w:r>
+        <w:t xml:space="preserve"> ele alınmaktadır.</w:t>
+      </w:r>
+    </w:p>
+    <w:p>
+      <w:pPr>
+        <w:rPr>
+          <w:lang w:val="en-US"/>
+        </w:rPr>
+      </w:pPr>
+    </w:p>
+    <w:p>
+      <w:pPr>
+        <w:pStyle w:val="Titre2"/>
+        <w:rPr>
+          <w:lang w:val="en-US"/>
+        </w:rPr>
+      </w:pPr>
+      <w:r>
+        <w:rPr>
+          <w:lang w:val="en-US"/>
+        </w:rPr>
+        <w:t xml:space="preserve"> </w:t>
+      </w:r>
+      <w:proofErr w:type="spellStart"/>
+      <w:r>
+        <w:rPr>
+          <w:lang w:val="en-US"/>
+        </w:rPr>
+        <w:t>Projenin</w:t>
+      </w:r>
+      <w:proofErr w:type="spellEnd"/>
+      <w:r>
+        <w:rPr>
+          <w:lang w:val="en-US"/>
+        </w:rPr>
+        <w:t xml:space="preserve"> </w:t>
+      </w:r>
+      <w:proofErr w:type="spellStart"/>
+      <w:r>
+        <w:rPr>
+          <w:lang w:val="en-US"/>
+        </w:rPr>
+        <w:t>Amacı</w:t>
+      </w:r>
+      <w:proofErr w:type="spellEnd"/>
+    </w:p>
+    <w:p>
+      <w:pPr>
+        <w:rPr>
+          <w:lang w:val="tr-TR"/>
+        </w:rPr>
+      </w:pPr>
+      <w:r>
+        <w:rPr>
+          <w:lang w:val="tr-TR"/>
+        </w:rPr>
+        <w:t>Projenin amacı büyük veri kümelerinin temizlenmesi ve işlenmesi için ETL süreçlerinin tasarlanmasıdır.</w:t>
+      </w:r>
+    </w:p>
+    <w:p>
+      <w:pPr>
+        <w:rPr>
+          <w:lang w:val="tr-TR"/>
+        </w:rPr>
+      </w:pPr>
+    </w:p>
+    <w:p>
+      <w:pPr>
+        <w:pStyle w:val="Titre2"/>
+        <w:rPr>
+          <w:lang w:val="tr-TR"/>
+        </w:rPr>
+      </w:pPr>
+      <w:r>
+        <w:rPr>
+          <w:lang w:val="tr-TR"/>
+        </w:rPr>
+        <w:t>Projenin Kapsamı</w:t>
+      </w:r>
+    </w:p>
+    <w:p>
+      <w:pPr>
+        <w:rPr>
+          <w:lang w:val="tr-TR"/>
+        </w:rPr>
+      </w:pPr>
+    </w:p>
+    <w:p>
+      <w:pPr>
+        <w:rPr>
+          <w:lang w:val="tr-TR"/>
+        </w:rPr>
+      </w:pPr>
+      <w:r>
+        <w:rPr>
+          <w:lang w:val="tr-TR"/>
+        </w:rPr>
+        <w:t>Projenin kapsamı şu şekildedir:</w:t>
+      </w:r>
+    </w:p>
+    <w:p>
+      <w:pPr>
+        <w:pStyle w:val="Paragraphedeliste"/>
+        <w:numPr>
+          <w:ilvl w:val="0"/>
+          <w:numId w:val="10"/>
+        </w:numPr>
+        <w:rPr>
+          <w:lang w:val="tr-TR"/>
+        </w:rPr>
+      </w:pPr>
+      <w:r>
+        <w:rPr>
+          <w:lang w:val="tr-TR"/>
+        </w:rPr>
+        <w:t>SQL kullanarak hatalı verilerin (örneğin, eksik,</w:t>
+      </w:r>
+      <w:r>
+        <w:rPr>
+          <w:lang w:val="tr-TR"/>
+        </w:rPr>
+        <w:t xml:space="preserve"> </w:t>
+      </w:r>
+      <w:r>
+        <w:rPr>
+          <w:lang w:val="tr-TR"/>
+        </w:rPr>
+        <w:t>tutarsız, ya da yanlış formatta verilerin) temizlenmesi.</w:t>
+      </w:r>
+    </w:p>
+    <w:p>
+      <w:pPr>
+        <w:pStyle w:val="Paragraphedeliste"/>
+        <w:numPr>
+          <w:ilvl w:val="0"/>
+          <w:numId w:val="10"/>
+        </w:numPr>
+        <w:rPr>
+          <w:lang w:val="tr-TR"/>
+        </w:rPr>
+      </w:pPr>
+      <w:r>
+        <w:rPr>
+          <w:lang w:val="tr-TR"/>
+        </w:rPr>
+        <w:t>Farklı kaynaklardan gelen verilerin standartlaştırılması ve dönüştürülmesi.</w:t>
+      </w:r>
+    </w:p>
+    <w:p>
+      <w:pPr>
+        <w:pStyle w:val="Paragraphedeliste"/>
+        <w:numPr>
+          <w:ilvl w:val="0"/>
+          <w:numId w:val="10"/>
+        </w:numPr>
+        <w:rPr>
+          <w:lang w:val="tr-TR"/>
+        </w:rPr>
+      </w:pPr>
+      <w:r>
+        <w:rPr>
+          <w:lang w:val="tr-TR"/>
+        </w:rPr>
+        <w:t>Verilerin doğru hedef veri tabanlarına yüklenmesi</w:t>
+      </w:r>
+    </w:p>
+    <w:p>
+      <w:pPr>
+        <w:pStyle w:val="Paragraphedeliste"/>
+        <w:numPr>
+          <w:ilvl w:val="0"/>
+          <w:numId w:val="10"/>
+        </w:numPr>
+        <w:rPr>
+          <w:lang w:val="tr-TR"/>
+        </w:rPr>
+      </w:pPr>
+      <w:r>
+        <w:rPr>
+          <w:lang w:val="tr-TR"/>
+        </w:rPr>
+        <w:t>Veri temizleme ve dönüştürme sürecine dair raporların oluşturulması.</w:t>
+      </w:r>
+    </w:p>
+    <w:p>
+      <w:pPr>
+        <w:rPr>
+          <w:lang w:val="tr-TR"/>
+        </w:rPr>
+      </w:pPr>
+    </w:p>
+    <w:p>
+      <w:pPr>
+        <w:pStyle w:val="Titre2"/>
+        <w:rPr>
+          <w:lang w:val="tr-TR"/>
+        </w:rPr>
+      </w:pPr>
+      <w:r>
+        <w:rPr>
+          <w:lang w:val="tr-TR"/>
+        </w:rPr>
+        <w:t xml:space="preserve"> Gerçekleştirim ve Yöntem</w:t>
+      </w:r>
+    </w:p>
+    <w:p>
+      <w:r>
+        <w:t>Bahsedilen</w:t>
+      </w:r>
+      <w:r>
+        <w:t xml:space="preserve"> aşamaların nasıl gerçekleştirildiği detaylarıyla birlikte bu bölümde açıklanmaktadır.</w:t>
+      </w:r>
+    </w:p>
+    <w:p>
+      <w:pPr>
+        <w:pStyle w:val="Titre3"/>
+      </w:pPr>
+      <w:r>
+        <w:t xml:space="preserve">Veri </w:t>
+      </w:r>
+      <w:proofErr w:type="spellStart"/>
+      <w:r>
+        <w:t>Temizleme</w:t>
+      </w:r>
+      <w:proofErr w:type="spellEnd"/>
+      <w:r>
+        <w:t xml:space="preserve"> </w:t>
+      </w:r>
+      <w:proofErr w:type="spellStart"/>
+      <w:r>
+        <w:t>ve</w:t>
+      </w:r>
+      <w:proofErr w:type="spellEnd"/>
+      <w:r>
+        <w:t xml:space="preserve"> </w:t>
+      </w:r>
+      <w:proofErr w:type="spellStart"/>
+      <w:r>
+        <w:t>Dönüştürme</w:t>
+      </w:r>
+      <w:proofErr w:type="spellEnd"/>
+    </w:p>
+    <w:p>
+      <w:pPr>
+        <w:rPr>
+          <w:lang w:val="tr-TR"/>
+        </w:rPr>
+      </w:pPr>
+      <w:r>
+        <w:rPr>
+          <w:lang w:val="tr-TR"/>
+        </w:rPr>
+        <w:t xml:space="preserve">Veri temizleme ve dönüştürme senaryosu kapsamında </w:t>
+      </w:r>
+      <w:proofErr w:type="spellStart"/>
+      <w:r>
+        <w:rPr>
+          <w:lang w:val="tr-TR"/>
+        </w:rPr>
+        <w:t>ornek_veritabani</w:t>
+      </w:r>
+      <w:proofErr w:type="spellEnd"/>
+      <w:r>
+        <w:rPr>
+          <w:lang w:val="tr-TR"/>
+        </w:rPr>
+        <w:t xml:space="preserve"> adında bir veri tabanı oluşturulmuştur.</w:t>
+      </w:r>
+      <w:r>
+        <w:rPr>
+          <w:lang w:val="tr-TR"/>
+        </w:rPr>
+        <w:t xml:space="preserve"> Ardından aşağıdaki SQL </w:t>
+      </w:r>
+      <w:proofErr w:type="spellStart"/>
+      <w:r>
+        <w:rPr>
+          <w:lang w:val="tr-TR"/>
+        </w:rPr>
+        <w:t>scripti</w:t>
+      </w:r>
+      <w:proofErr w:type="spellEnd"/>
+      <w:r>
+        <w:rPr>
+          <w:lang w:val="tr-TR"/>
+        </w:rPr>
+        <w:t xml:space="preserve"> aracılığıyla kaynağı simüle edecek bir </w:t>
+      </w:r>
+      <w:proofErr w:type="spellStart"/>
+      <w:r>
+        <w:rPr>
+          <w:lang w:val="tr-TR"/>
+        </w:rPr>
+        <w:t>source_</w:t>
+      </w:r>
+      <w:proofErr w:type="gramStart"/>
+      <w:r>
+        <w:rPr>
+          <w:lang w:val="tr-TR"/>
+        </w:rPr>
+        <w:t>data</w:t>
+      </w:r>
+      <w:proofErr w:type="spellEnd"/>
+      <w:proofErr w:type="gramEnd"/>
+      <w:r>
+        <w:rPr>
+          <w:lang w:val="tr-TR"/>
+        </w:rPr>
+        <w:t xml:space="preserve"> şeması ve hedef veri tabanını simüle edecek bir </w:t>
+      </w:r>
+      <w:proofErr w:type="spellStart"/>
+      <w:r>
+        <w:rPr>
+          <w:lang w:val="tr-TR"/>
+        </w:rPr>
+        <w:t>dest_db</w:t>
+      </w:r>
+      <w:proofErr w:type="spellEnd"/>
+      <w:r>
+        <w:rPr>
+          <w:lang w:val="tr-TR"/>
+        </w:rPr>
+        <w:t xml:space="preserve"> şeması oluşturulmuştur. Sonrasında kirli kaynak </w:t>
+      </w:r>
+      <w:r>
+        <w:rPr>
+          <w:lang w:val="tr-TR"/>
+        </w:rPr>
+        <w:lastRenderedPageBreak/>
+        <w:t xml:space="preserve">senaryosuna uygun şekilde veri tipleri uygun olmayan, içerisinde boşluklar ve hatalı veriler barındıran içerikler </w:t>
+      </w:r>
+      <w:proofErr w:type="spellStart"/>
+      <w:r>
+        <w:rPr>
+          <w:lang w:val="tr-TR"/>
+        </w:rPr>
+        <w:t>source_</w:t>
+      </w:r>
+      <w:proofErr w:type="gramStart"/>
+      <w:r>
+        <w:rPr>
+          <w:lang w:val="tr-TR"/>
+        </w:rPr>
+        <w:t>data</w:t>
+      </w:r>
+      <w:proofErr w:type="spellEnd"/>
+      <w:proofErr w:type="gramEnd"/>
+      <w:r>
+        <w:rPr>
+          <w:lang w:val="tr-TR"/>
+        </w:rPr>
+        <w:t xml:space="preserve"> şemasına yazılmıştır.</w:t>
+      </w:r>
+    </w:p>
+    <w:p>
+      <w:pPr>
+        <w:rPr>
+          <w:lang w:val="tr-TR"/>
+        </w:rPr>
+      </w:pPr>
+      <w:r>
+        <w:rPr>
+          <w:lang w:val="tr-TR"/>
+        </w:rPr>
+        <w:drawing>
+          <wp:inline distT="0" distB="0" distL="0" distR="0" wp14:anchorId="7B76B306" wp14:editId="0CCA42D1">
+            <wp:extent cx="5971540" cy="2515235"/>
+            <wp:effectExtent l="0" t="0" r="0" b="0"/>
+            <wp:docPr id="1387065316" name="Image 1" descr="Une image contenant texte, capture d’écran, Police&#10;&#10;Le contenu généré par l’IA peut être incorrect."/>
+            <wp:cNvGraphicFramePr>
+              <a:graphicFrameLocks xmlns:a="http://schemas.openxmlformats.org/drawingml/2006/main" noChangeAspect="1"/>
+            </wp:cNvGraphicFramePr>
+            <a:graphic xmlns:a="http://schemas.openxmlformats.org/drawingml/2006/main">
+              <a:graphicData uri="http://schemas.openxmlformats.org/drawingml/2006/picture">
+                <pic:pic xmlns:pic="http://schemas.openxmlformats.org/drawingml/2006/picture">
+                  <pic:nvPicPr>
+                    <pic:cNvPr id="1387065316" name="Image 1" descr="Une image contenant texte, capture d’écran, Police&#10;&#10;Le contenu généré par l’IA peut être incorrect."/>
+                    <pic:cNvPicPr/>
+                  </pic:nvPicPr>
+                  <pic:blipFill>
+                    <a:blip r:embed="rId22"/>
+                    <a:stretch>
+                      <a:fillRect/>
+                    </a:stretch>
+                  </pic:blipFill>
+                  <pic:spPr>
+                    <a:xfrm>
+                      <a:off x="0" y="0"/>
+                      <a:ext cx="5971540" cy="2515235"/>
+                    </a:xfrm>
+                    <a:prstGeom prst="rect">
+                      <a:avLst/>
+                    </a:prstGeom>
+                  </pic:spPr>
+                </pic:pic>
+              </a:graphicData>
+            </a:graphic>
+          </wp:inline>
+        </w:drawing>
+      </w:r>
+    </w:p>
+    <w:p>
+      <w:pPr>
+        <w:rPr>
+          <w:lang w:val="en-US"/>
+        </w:rPr>
+      </w:pPr>
+      <w:r>
+        <w:rPr>
+          <w:lang w:val="en-US"/>
+        </w:rPr>
+        <w:drawing>
+          <wp:inline distT="0" distB="0" distL="0" distR="0" wp14:anchorId="2210E710" wp14:editId="4789125C">
+            <wp:extent cx="5971540" cy="1415415"/>
+            <wp:effectExtent l="0" t="0" r="0" b="0"/>
+            <wp:docPr id="1908376837" name="Image 1" descr="Une image contenant texte, capture d’écran, Police&#10;&#10;Le contenu généré par l’IA peut être incorrect."/>
+            <wp:cNvGraphicFramePr>
+              <a:graphicFrameLocks xmlns:a="http://schemas.openxmlformats.org/drawingml/2006/main" noChangeAspect="1"/>
+            </wp:cNvGraphicFramePr>
+            <a:graphic xmlns:a="http://schemas.openxmlformats.org/drawingml/2006/main">
+              <a:graphicData uri="http://schemas.openxmlformats.org/drawingml/2006/picture">
+                <pic:pic xmlns:pic="http://schemas.openxmlformats.org/drawingml/2006/picture">
+                  <pic:nvPicPr>
+                    <pic:cNvPr id="1908376837" name="Image 1" descr="Une image contenant texte, capture d’écran, Police&#10;&#10;Le contenu généré par l’IA peut être incorrect."/>
+                    <pic:cNvPicPr/>
+                  </pic:nvPicPr>
+                  <pic:blipFill>
+                    <a:blip r:embed="rId23"/>
+                    <a:stretch>
+                      <a:fillRect/>
+                    </a:stretch>
+                  </pic:blipFill>
+                  <pic:spPr>
+                    <a:xfrm>
+                      <a:off x="0" y="0"/>
+                      <a:ext cx="5971540" cy="1415415"/>
+                    </a:xfrm>
+                    <a:prstGeom prst="rect">
+                      <a:avLst/>
+                    </a:prstGeom>
+                  </pic:spPr>
+                </pic:pic>
+              </a:graphicData>
+            </a:graphic>
+          </wp:inline>
+        </w:drawing>
+      </w:r>
+    </w:p>
+    <w:p>
+      <w:pPr>
+        <w:rPr>
+          <w:lang w:val="en-US"/>
+        </w:rPr>
+      </w:pPr>
+      <w:r>
+        <w:rPr>
+          <w:lang w:val="en-US"/>
+        </w:rPr>
+        <w:t xml:space="preserve">Bu </w:t>
+      </w:r>
+      <w:proofErr w:type="spellStart"/>
+      <w:r>
+        <w:rPr>
+          <w:lang w:val="en-US"/>
+        </w:rPr>
+        <w:t>işlem</w:t>
+      </w:r>
+      <w:proofErr w:type="spellEnd"/>
+      <w:r>
+        <w:rPr>
+          <w:lang w:val="en-US"/>
+        </w:rPr>
+        <w:t xml:space="preserve"> </w:t>
+      </w:r>
+      <w:proofErr w:type="spellStart"/>
+      <w:r>
+        <w:rPr>
+          <w:lang w:val="en-US"/>
+        </w:rPr>
+        <w:t>sonrasında</w:t>
+      </w:r>
+      <w:proofErr w:type="spellEnd"/>
+      <w:r>
+        <w:rPr>
+          <w:lang w:val="en-US"/>
+        </w:rPr>
+        <w:t xml:space="preserve"> </w:t>
+      </w:r>
+      <w:proofErr w:type="spellStart"/>
+      <w:r>
+        <w:rPr>
+          <w:lang w:val="en-US"/>
+        </w:rPr>
+        <w:t>şemadaki</w:t>
+      </w:r>
+      <w:proofErr w:type="spellEnd"/>
+      <w:r>
+        <w:rPr>
+          <w:lang w:val="en-US"/>
+        </w:rPr>
+        <w:t xml:space="preserve"> customer </w:t>
+      </w:r>
+      <w:proofErr w:type="spellStart"/>
+      <w:r>
+        <w:rPr>
+          <w:lang w:val="en-US"/>
+        </w:rPr>
+        <w:t>tablosu</w:t>
+      </w:r>
+      <w:proofErr w:type="spellEnd"/>
+      <w:r>
+        <w:rPr>
+          <w:lang w:val="en-US"/>
+        </w:rPr>
+        <w:t xml:space="preserve"> </w:t>
+      </w:r>
+      <w:proofErr w:type="spellStart"/>
+      <w:r>
+        <w:rPr>
+          <w:lang w:val="en-US"/>
+        </w:rPr>
+        <w:t>yukarıda</w:t>
+      </w:r>
+      <w:proofErr w:type="spellEnd"/>
+      <w:r>
+        <w:rPr>
+          <w:lang w:val="en-US"/>
+        </w:rPr>
+        <w:t xml:space="preserve"> </w:t>
+      </w:r>
+      <w:proofErr w:type="spellStart"/>
+      <w:r>
+        <w:rPr>
+          <w:lang w:val="en-US"/>
+        </w:rPr>
+        <w:t>görüldüğü</w:t>
+      </w:r>
+      <w:proofErr w:type="spellEnd"/>
+      <w:r>
+        <w:rPr>
+          <w:lang w:val="en-US"/>
+        </w:rPr>
+        <w:t xml:space="preserve"> hale </w:t>
+      </w:r>
+      <w:proofErr w:type="spellStart"/>
+      <w:r>
+        <w:rPr>
+          <w:lang w:val="en-US"/>
+        </w:rPr>
+        <w:t>gelmiştir</w:t>
+      </w:r>
+      <w:proofErr w:type="spellEnd"/>
+      <w:r>
+        <w:rPr>
+          <w:lang w:val="en-US"/>
+        </w:rPr>
+        <w:t>.</w:t>
+      </w:r>
+      <w:r>
+        <w:rPr>
+          <w:lang w:val="en-US"/>
+        </w:rPr>
+        <w:t xml:space="preserve"> </w:t>
+      </w:r>
+      <w:r>
+        <w:rPr>
+          <w:lang w:val="en-US"/>
+        </w:rPr>
+        <w:t>Ard</w:t>
+      </w:r>
+      <w:proofErr w:type="spellStart"/>
+      <w:r>
+        <w:rPr>
+          <w:lang w:val="tr-TR"/>
+        </w:rPr>
+        <w:t>ından</w:t>
+      </w:r>
+      <w:proofErr w:type="spellEnd"/>
+      <w:r>
+        <w:rPr>
+          <w:lang w:val="tr-TR"/>
+        </w:rPr>
+        <w:t xml:space="preserve"> aşağıdaki </w:t>
+      </w:r>
+      <w:proofErr w:type="spellStart"/>
+      <w:r>
+        <w:rPr>
+          <w:lang w:val="tr-TR"/>
+        </w:rPr>
+        <w:t>transform.sql</w:t>
+      </w:r>
+      <w:proofErr w:type="spellEnd"/>
+      <w:r>
+        <w:rPr>
+          <w:lang w:val="tr-TR"/>
+        </w:rPr>
+        <w:t xml:space="preserve"> </w:t>
+      </w:r>
+      <w:proofErr w:type="spellStart"/>
+      <w:r>
+        <w:rPr>
+          <w:lang w:val="tr-TR"/>
+        </w:rPr>
+        <w:t>scripti</w:t>
+      </w:r>
+      <w:proofErr w:type="spellEnd"/>
+      <w:r>
+        <w:rPr>
+          <w:lang w:val="tr-TR"/>
+        </w:rPr>
+        <w:t xml:space="preserve"> çalıştırılmış ve veriler temizlenmiştir.</w:t>
+      </w:r>
+    </w:p>
+    <w:p>
+      <w:pPr>
+        <w:rPr>
+          <w:lang w:val="tr-TR"/>
+        </w:rPr>
+      </w:pPr>
+      <w:r>
+        <w:rPr>
+          <w:lang w:val="tr-TR"/>
+        </w:rPr>
+        <w:lastRenderedPageBreak/>
+        <w:drawing>
+          <wp:inline distT="0" distB="0" distL="0" distR="0" wp14:anchorId="42ACA0A9" wp14:editId="587EE253">
+            <wp:extent cx="5971540" cy="5755005"/>
+            <wp:effectExtent l="0" t="0" r="0" b="0"/>
+            <wp:docPr id="1641183368" name="Image 1" descr="Une image contenant texte, capture d’écran&#10;&#10;Le contenu généré par l’IA peut être incorrect."/>
+            <wp:cNvGraphicFramePr>
+              <a:graphicFrameLocks xmlns:a="http://schemas.openxmlformats.org/drawingml/2006/main" noChangeAspect="1"/>
+            </wp:cNvGraphicFramePr>
+            <a:graphic xmlns:a="http://schemas.openxmlformats.org/drawingml/2006/main">
+              <a:graphicData uri="http://schemas.openxmlformats.org/drawingml/2006/picture">
+                <pic:pic xmlns:pic="http://schemas.openxmlformats.org/drawingml/2006/picture">
+                  <pic:nvPicPr>
+                    <pic:cNvPr id="1641183368" name="Image 1" descr="Une image contenant texte, capture d’écran&#10;&#10;Le contenu généré par l’IA peut être incorrect."/>
+                    <pic:cNvPicPr/>
+                  </pic:nvPicPr>
+                  <pic:blipFill>
+                    <a:blip r:embed="rId24"/>
+                    <a:stretch>
+                      <a:fillRect/>
+                    </a:stretch>
+                  </pic:blipFill>
+                  <pic:spPr>
+                    <a:xfrm>
+                      <a:off x="0" y="0"/>
+                      <a:ext cx="5971540" cy="5755005"/>
+                    </a:xfrm>
+                    <a:prstGeom prst="rect">
+                      <a:avLst/>
+                    </a:prstGeom>
+                  </pic:spPr>
+                </pic:pic>
+              </a:graphicData>
+            </a:graphic>
+          </wp:inline>
+        </w:drawing>
+      </w:r>
+    </w:p>
+    <w:p>
+      <w:pPr>
+        <w:rPr>
+          <w:lang w:val="en-US"/>
+        </w:rPr>
+      </w:pPr>
+      <w:proofErr w:type="spellStart"/>
+      <w:r>
+        <w:rPr>
+          <w:lang w:val="en-US"/>
+        </w:rPr>
+        <w:t>Yukarıdaki</w:t>
+      </w:r>
+      <w:proofErr w:type="spellEnd"/>
+      <w:r>
+        <w:rPr>
+          <w:lang w:val="en-US"/>
+        </w:rPr>
+        <w:t xml:space="preserve"> </w:t>
+      </w:r>
+      <w:proofErr w:type="spellStart"/>
+      <w:r>
+        <w:rPr>
+          <w:lang w:val="en-US"/>
+        </w:rPr>
+        <w:t>bu</w:t>
+      </w:r>
+      <w:proofErr w:type="spellEnd"/>
+      <w:r>
+        <w:rPr>
+          <w:lang w:val="en-US"/>
+        </w:rPr>
+        <w:t xml:space="preserve"> </w:t>
+      </w:r>
+      <w:proofErr w:type="spellStart"/>
+      <w:r>
+        <w:rPr>
+          <w:lang w:val="en-US"/>
+        </w:rPr>
+        <w:t>scriptin</w:t>
+      </w:r>
+      <w:proofErr w:type="spellEnd"/>
+      <w:r>
+        <w:rPr>
+          <w:lang w:val="en-US"/>
+        </w:rPr>
+        <w:t xml:space="preserve"> </w:t>
+      </w:r>
+      <w:proofErr w:type="spellStart"/>
+      <w:r>
+        <w:rPr>
+          <w:lang w:val="en-US"/>
+        </w:rPr>
+        <w:t>işlevleri</w:t>
+      </w:r>
+      <w:proofErr w:type="spellEnd"/>
+      <w:r>
+        <w:rPr>
+          <w:lang w:val="en-US"/>
+        </w:rPr>
+        <w:t xml:space="preserve"> </w:t>
+      </w:r>
+      <w:proofErr w:type="spellStart"/>
+      <w:r>
+        <w:rPr>
+          <w:lang w:val="en-US"/>
+        </w:rPr>
+        <w:t>adımlar</w:t>
+      </w:r>
+      <w:proofErr w:type="spellEnd"/>
+      <w:r>
+        <w:rPr>
+          <w:lang w:val="en-US"/>
+        </w:rPr>
+        <w:t xml:space="preserve"> </w:t>
+      </w:r>
+      <w:proofErr w:type="spellStart"/>
+      <w:r>
+        <w:rPr>
+          <w:lang w:val="en-US"/>
+        </w:rPr>
+        <w:t>halinde</w:t>
+      </w:r>
+      <w:proofErr w:type="spellEnd"/>
+      <w:r>
+        <w:rPr>
+          <w:lang w:val="en-US"/>
+        </w:rPr>
+        <w:t xml:space="preserve"> </w:t>
+      </w:r>
+      <w:proofErr w:type="spellStart"/>
+      <w:r>
+        <w:rPr>
+          <w:lang w:val="en-US"/>
+        </w:rPr>
+        <w:t>aşağıda</w:t>
+      </w:r>
+      <w:proofErr w:type="spellEnd"/>
+      <w:r>
+        <w:rPr>
+          <w:lang w:val="en-US"/>
+        </w:rPr>
+        <w:t xml:space="preserve"> </w:t>
+      </w:r>
+      <w:proofErr w:type="spellStart"/>
+      <w:r>
+        <w:rPr>
+          <w:lang w:val="en-US"/>
+        </w:rPr>
+        <w:t>açıklanmıştır</w:t>
+      </w:r>
+      <w:proofErr w:type="spellEnd"/>
+      <w:r>
+        <w:rPr>
+          <w:lang w:val="en-US"/>
+        </w:rPr>
+        <w:t>:</w:t>
+      </w:r>
+    </w:p>
+    <w:p>
+      <w:pPr>
+        <w:rPr>
+          <w:lang w:val="en-US"/>
+        </w:rPr>
+      </w:pPr>
+      <w:proofErr w:type="spellStart"/>
+      <w:r>
+        <w:rPr>
+          <w:lang w:val="en-US"/>
+        </w:rPr>
+        <w:t>Adım</w:t>
+      </w:r>
+      <w:proofErr w:type="spellEnd"/>
+      <w:r>
+        <w:rPr>
+          <w:lang w:val="en-US"/>
+        </w:rPr>
+        <w:t xml:space="preserve"> 1: Bu </w:t>
+      </w:r>
+      <w:proofErr w:type="spellStart"/>
+      <w:r>
+        <w:rPr>
+          <w:lang w:val="en-US"/>
+        </w:rPr>
+        <w:t>adımda</w:t>
+      </w:r>
+      <w:proofErr w:type="spellEnd"/>
+      <w:r>
+        <w:rPr>
+          <w:lang w:val="en-US"/>
+        </w:rPr>
+        <w:t xml:space="preserve"> </w:t>
+      </w:r>
+      <w:proofErr w:type="spellStart"/>
+      <w:r>
+        <w:rPr>
+          <w:lang w:val="en-US"/>
+        </w:rPr>
+        <w:t>kaynak</w:t>
+      </w:r>
+      <w:proofErr w:type="spellEnd"/>
+      <w:r>
+        <w:rPr>
+          <w:lang w:val="en-US"/>
+        </w:rPr>
+        <w:t xml:space="preserve"> </w:t>
+      </w:r>
+      <w:proofErr w:type="spellStart"/>
+      <w:r>
+        <w:rPr>
+          <w:lang w:val="en-US"/>
+        </w:rPr>
+        <w:t>veri</w:t>
+      </w:r>
+      <w:proofErr w:type="spellEnd"/>
+      <w:r>
+        <w:rPr>
+          <w:lang w:val="en-US"/>
+        </w:rPr>
+        <w:t xml:space="preserve"> </w:t>
+      </w:r>
+      <w:proofErr w:type="spellStart"/>
+      <w:r>
+        <w:rPr>
+          <w:lang w:val="en-US"/>
+        </w:rPr>
+        <w:t>içerisinde</w:t>
+      </w:r>
+      <w:proofErr w:type="spellEnd"/>
+      <w:r>
+        <w:rPr>
+          <w:lang w:val="en-US"/>
+        </w:rPr>
+        <w:t xml:space="preserve"> </w:t>
+      </w:r>
+      <w:proofErr w:type="spellStart"/>
+      <w:r>
+        <w:rPr>
+          <w:lang w:val="en-US"/>
+        </w:rPr>
+        <w:t>tekrar</w:t>
+      </w:r>
+      <w:proofErr w:type="spellEnd"/>
+      <w:r>
+        <w:rPr>
+          <w:lang w:val="en-US"/>
+        </w:rPr>
+        <w:t xml:space="preserve"> </w:t>
+      </w:r>
+      <w:proofErr w:type="spellStart"/>
+      <w:r>
+        <w:rPr>
+          <w:lang w:val="en-US"/>
+        </w:rPr>
+        <w:t>eden</w:t>
+      </w:r>
+      <w:proofErr w:type="spellEnd"/>
+      <w:r>
+        <w:rPr>
+          <w:lang w:val="en-US"/>
+        </w:rPr>
+        <w:t xml:space="preserve"> </w:t>
+      </w:r>
+      <w:proofErr w:type="spellStart"/>
+      <w:r>
+        <w:rPr>
+          <w:lang w:val="en-US"/>
+        </w:rPr>
+        <w:t>satırlar</w:t>
+      </w:r>
+      <w:proofErr w:type="spellEnd"/>
+      <w:r>
+        <w:rPr>
+          <w:lang w:val="en-US"/>
+        </w:rPr>
+        <w:t xml:space="preserve"> </w:t>
+      </w:r>
+      <w:proofErr w:type="spellStart"/>
+      <w:r>
+        <w:rPr>
+          <w:lang w:val="en-US"/>
+        </w:rPr>
+        <w:t>işlemin</w:t>
+      </w:r>
+      <w:proofErr w:type="spellEnd"/>
+      <w:r>
+        <w:rPr>
+          <w:lang w:val="en-US"/>
+        </w:rPr>
+        <w:t xml:space="preserve"> </w:t>
+      </w:r>
+      <w:proofErr w:type="spellStart"/>
+      <w:r>
+        <w:rPr>
+          <w:lang w:val="en-US"/>
+        </w:rPr>
+        <w:t>dışında</w:t>
+      </w:r>
+      <w:proofErr w:type="spellEnd"/>
+      <w:r>
+        <w:rPr>
+          <w:lang w:val="en-US"/>
+        </w:rPr>
+        <w:t xml:space="preserve"> </w:t>
+      </w:r>
+      <w:proofErr w:type="spellStart"/>
+      <w:r>
+        <w:rPr>
+          <w:lang w:val="en-US"/>
+        </w:rPr>
+        <w:t>tutulur</w:t>
+      </w:r>
+      <w:proofErr w:type="spellEnd"/>
+      <w:r>
+        <w:rPr>
+          <w:lang w:val="en-US"/>
+        </w:rPr>
+        <w:t xml:space="preserve"> </w:t>
+      </w:r>
+      <w:proofErr w:type="spellStart"/>
+      <w:r>
+        <w:rPr>
+          <w:lang w:val="en-US"/>
+        </w:rPr>
+        <w:t>ve</w:t>
+      </w:r>
+      <w:proofErr w:type="spellEnd"/>
+      <w:r>
+        <w:rPr>
+          <w:lang w:val="en-US"/>
+        </w:rPr>
+        <w:t xml:space="preserve"> </w:t>
+      </w:r>
+      <w:proofErr w:type="spellStart"/>
+      <w:r>
+        <w:rPr>
+          <w:lang w:val="en-US"/>
+        </w:rPr>
+        <w:t>veri</w:t>
+      </w:r>
+      <w:proofErr w:type="spellEnd"/>
+      <w:r>
+        <w:rPr>
+          <w:lang w:val="en-US"/>
+        </w:rPr>
+        <w:t xml:space="preserve"> </w:t>
+      </w:r>
+      <w:proofErr w:type="spellStart"/>
+      <w:r>
+        <w:rPr>
+          <w:lang w:val="en-US"/>
+        </w:rPr>
+        <w:t>tabanında</w:t>
+      </w:r>
+      <w:proofErr w:type="spellEnd"/>
+      <w:r>
+        <w:rPr>
+          <w:lang w:val="en-US"/>
+        </w:rPr>
+        <w:t xml:space="preserve"> </w:t>
+      </w:r>
+      <w:proofErr w:type="spellStart"/>
+      <w:r>
+        <w:rPr>
+          <w:lang w:val="en-US"/>
+        </w:rPr>
+        <w:t>gereksiz</w:t>
+      </w:r>
+      <w:proofErr w:type="spellEnd"/>
+      <w:r>
+        <w:rPr>
+          <w:lang w:val="en-US"/>
+        </w:rPr>
+        <w:t xml:space="preserve"> </w:t>
+      </w:r>
+      <w:proofErr w:type="spellStart"/>
+      <w:r>
+        <w:rPr>
+          <w:lang w:val="en-US"/>
+        </w:rPr>
+        <w:t>yer</w:t>
+      </w:r>
+      <w:proofErr w:type="spellEnd"/>
+      <w:r>
+        <w:rPr>
+          <w:lang w:val="en-US"/>
+        </w:rPr>
+        <w:t xml:space="preserve"> </w:t>
+      </w:r>
+      <w:proofErr w:type="spellStart"/>
+      <w:r>
+        <w:rPr>
+          <w:lang w:val="en-US"/>
+        </w:rPr>
+        <w:t>tutması</w:t>
+      </w:r>
+      <w:proofErr w:type="spellEnd"/>
+      <w:r>
+        <w:rPr>
+          <w:lang w:val="en-US"/>
+        </w:rPr>
+        <w:t xml:space="preserve"> </w:t>
+      </w:r>
+      <w:proofErr w:type="spellStart"/>
+      <w:r>
+        <w:rPr>
+          <w:lang w:val="en-US"/>
+        </w:rPr>
+        <w:t>engellenir</w:t>
+      </w:r>
+      <w:proofErr w:type="spellEnd"/>
+      <w:r>
+        <w:rPr>
+          <w:lang w:val="en-US"/>
+        </w:rPr>
+        <w:t>.</w:t>
+      </w:r>
+    </w:p>
+    <w:p>
+      <w:pPr>
+        <w:rPr>
+          <w:lang w:val="en-US"/>
+        </w:rPr>
+      </w:pPr>
+      <w:proofErr w:type="spellStart"/>
+      <w:r>
+        <w:rPr>
+          <w:lang w:val="en-US"/>
+        </w:rPr>
+        <w:t>Adım</w:t>
+      </w:r>
+      <w:proofErr w:type="spellEnd"/>
+      <w:r>
+        <w:rPr>
+          <w:lang w:val="en-US"/>
+        </w:rPr>
+        <w:t xml:space="preserve"> 2: Bu </w:t>
+      </w:r>
+      <w:proofErr w:type="spellStart"/>
+      <w:r>
+        <w:rPr>
+          <w:lang w:val="en-US"/>
+        </w:rPr>
+        <w:t>adımda</w:t>
+      </w:r>
+      <w:proofErr w:type="spellEnd"/>
+      <w:r>
+        <w:rPr>
+          <w:lang w:val="en-US"/>
+        </w:rPr>
+        <w:t xml:space="preserve"> </w:t>
+      </w:r>
+      <w:proofErr w:type="spellStart"/>
+      <w:r>
+        <w:rPr>
+          <w:lang w:val="en-US"/>
+        </w:rPr>
+        <w:t>isimler</w:t>
+      </w:r>
+      <w:proofErr w:type="spellEnd"/>
+      <w:r>
+        <w:rPr>
+          <w:lang w:val="en-US"/>
+        </w:rPr>
+        <w:t xml:space="preserve"> </w:t>
+      </w:r>
+      <w:proofErr w:type="spellStart"/>
+      <w:r>
+        <w:rPr>
+          <w:lang w:val="en-US"/>
+        </w:rPr>
+        <w:t>içindeki</w:t>
+      </w:r>
+      <w:proofErr w:type="spellEnd"/>
+      <w:r>
+        <w:rPr>
+          <w:lang w:val="en-US"/>
+        </w:rPr>
+        <w:t xml:space="preserve"> </w:t>
+      </w:r>
+      <w:proofErr w:type="spellStart"/>
+      <w:r>
+        <w:rPr>
+          <w:lang w:val="en-US"/>
+        </w:rPr>
+        <w:t>gereksiz</w:t>
+      </w:r>
+      <w:proofErr w:type="spellEnd"/>
+      <w:r>
+        <w:rPr>
+          <w:lang w:val="en-US"/>
+        </w:rPr>
+        <w:t xml:space="preserve"> </w:t>
+      </w:r>
+      <w:proofErr w:type="spellStart"/>
+      <w:r>
+        <w:rPr>
+          <w:lang w:val="en-US"/>
+        </w:rPr>
+        <w:t>boşluklar</w:t>
+      </w:r>
+      <w:proofErr w:type="spellEnd"/>
+      <w:r>
+        <w:rPr>
+          <w:lang w:val="en-US"/>
+        </w:rPr>
+        <w:t xml:space="preserve"> </w:t>
+      </w:r>
+      <w:proofErr w:type="spellStart"/>
+      <w:r>
+        <w:rPr>
+          <w:lang w:val="en-US"/>
+        </w:rPr>
+        <w:t>silinir</w:t>
+      </w:r>
+      <w:proofErr w:type="spellEnd"/>
+      <w:r>
+        <w:rPr>
+          <w:lang w:val="en-US"/>
+        </w:rPr>
+        <w:t xml:space="preserve"> </w:t>
+      </w:r>
+      <w:proofErr w:type="spellStart"/>
+      <w:r>
+        <w:rPr>
+          <w:lang w:val="en-US"/>
+        </w:rPr>
+        <w:t>ve</w:t>
+      </w:r>
+      <w:proofErr w:type="spellEnd"/>
+      <w:r>
+        <w:rPr>
+          <w:lang w:val="en-US"/>
+        </w:rPr>
+        <w:t xml:space="preserve"> </w:t>
+      </w:r>
+      <w:proofErr w:type="spellStart"/>
+      <w:r>
+        <w:rPr>
+          <w:lang w:val="en-US"/>
+        </w:rPr>
+        <w:t>sadece</w:t>
+      </w:r>
+      <w:proofErr w:type="spellEnd"/>
+      <w:r>
+        <w:rPr>
+          <w:lang w:val="en-US"/>
+        </w:rPr>
+        <w:t xml:space="preserve"> </w:t>
+      </w:r>
+      <w:proofErr w:type="spellStart"/>
+      <w:r>
+        <w:rPr>
+          <w:lang w:val="en-US"/>
+        </w:rPr>
+        <w:t>baş</w:t>
+      </w:r>
+      <w:proofErr w:type="spellEnd"/>
+      <w:r>
+        <w:rPr>
+          <w:lang w:val="en-US"/>
+        </w:rPr>
+        <w:t xml:space="preserve"> </w:t>
+      </w:r>
+      <w:proofErr w:type="spellStart"/>
+      <w:r>
+        <w:rPr>
+          <w:lang w:val="en-US"/>
+        </w:rPr>
+        <w:t>harfleri</w:t>
+      </w:r>
+      <w:proofErr w:type="spellEnd"/>
+      <w:r>
+        <w:rPr>
+          <w:lang w:val="en-US"/>
+        </w:rPr>
+        <w:t xml:space="preserve"> </w:t>
+      </w:r>
+      <w:proofErr w:type="spellStart"/>
+      <w:r>
+        <w:rPr>
+          <w:lang w:val="en-US"/>
+        </w:rPr>
+        <w:t>büyük</w:t>
+      </w:r>
+      <w:proofErr w:type="spellEnd"/>
+      <w:r>
+        <w:rPr>
+          <w:lang w:val="en-US"/>
+        </w:rPr>
+        <w:t xml:space="preserve"> hale </w:t>
+      </w:r>
+      <w:proofErr w:type="spellStart"/>
+      <w:r>
+        <w:rPr>
+          <w:lang w:val="en-US"/>
+        </w:rPr>
+        <w:t>getirilir</w:t>
+      </w:r>
+      <w:proofErr w:type="spellEnd"/>
+      <w:r>
+        <w:rPr>
+          <w:lang w:val="en-US"/>
+        </w:rPr>
+        <w:t>; e-</w:t>
+      </w:r>
+      <w:proofErr w:type="spellStart"/>
+      <w:r>
+        <w:rPr>
+          <w:lang w:val="en-US"/>
+        </w:rPr>
+        <w:t>postalar</w:t>
+      </w:r>
+      <w:proofErr w:type="spellEnd"/>
+      <w:r>
+        <w:rPr>
+          <w:lang w:val="en-US"/>
+        </w:rPr>
+        <w:t xml:space="preserve"> </w:t>
+      </w:r>
+      <w:proofErr w:type="spellStart"/>
+      <w:r>
+        <w:rPr>
+          <w:lang w:val="en-US"/>
+        </w:rPr>
+        <w:t>içindeki</w:t>
+      </w:r>
+      <w:proofErr w:type="spellEnd"/>
+      <w:r>
+        <w:rPr>
+          <w:lang w:val="en-US"/>
+        </w:rPr>
+        <w:t xml:space="preserve"> </w:t>
+      </w:r>
+      <w:proofErr w:type="spellStart"/>
+      <w:r>
+        <w:rPr>
+          <w:lang w:val="en-US"/>
+        </w:rPr>
+        <w:t>boşluklar</w:t>
+      </w:r>
+      <w:proofErr w:type="spellEnd"/>
+      <w:r>
+        <w:rPr>
+          <w:lang w:val="en-US"/>
+        </w:rPr>
+        <w:t xml:space="preserve"> </w:t>
+      </w:r>
+      <w:proofErr w:type="spellStart"/>
+      <w:r>
+        <w:rPr>
+          <w:lang w:val="en-US"/>
+        </w:rPr>
+        <w:t>silinir</w:t>
+      </w:r>
+      <w:proofErr w:type="spellEnd"/>
+      <w:r>
+        <w:rPr>
+          <w:lang w:val="en-US"/>
+        </w:rPr>
+        <w:t xml:space="preserve">, </w:t>
+      </w:r>
+      <w:proofErr w:type="spellStart"/>
+      <w:r>
+        <w:rPr>
+          <w:lang w:val="en-US"/>
+        </w:rPr>
+        <w:t>tüm</w:t>
+      </w:r>
+      <w:proofErr w:type="spellEnd"/>
+      <w:r>
+        <w:rPr>
+          <w:lang w:val="en-US"/>
+        </w:rPr>
+        <w:t xml:space="preserve"> </w:t>
+      </w:r>
+      <w:proofErr w:type="spellStart"/>
+      <w:r>
+        <w:rPr>
+          <w:lang w:val="en-US"/>
+        </w:rPr>
+        <w:t>karakterler</w:t>
+      </w:r>
+      <w:proofErr w:type="spellEnd"/>
+      <w:r>
+        <w:rPr>
+          <w:lang w:val="en-US"/>
+        </w:rPr>
+        <w:t xml:space="preserve"> </w:t>
+      </w:r>
+      <w:proofErr w:type="spellStart"/>
+      <w:r>
+        <w:rPr>
+          <w:lang w:val="en-US"/>
+        </w:rPr>
+        <w:t>küçük</w:t>
+      </w:r>
+      <w:proofErr w:type="spellEnd"/>
+      <w:r>
+        <w:rPr>
+          <w:lang w:val="en-US"/>
+        </w:rPr>
+        <w:t xml:space="preserve"> hale </w:t>
+      </w:r>
+      <w:proofErr w:type="spellStart"/>
+      <w:r>
+        <w:rPr>
+          <w:lang w:val="en-US"/>
+        </w:rPr>
+        <w:t>getirilir</w:t>
+      </w:r>
+      <w:proofErr w:type="spellEnd"/>
+      <w:r>
+        <w:rPr>
+          <w:lang w:val="en-US"/>
+        </w:rPr>
+        <w:t xml:space="preserve"> </w:t>
+      </w:r>
+      <w:proofErr w:type="spellStart"/>
+      <w:r>
+        <w:rPr>
+          <w:lang w:val="en-US"/>
+        </w:rPr>
+        <w:t>ve</w:t>
+      </w:r>
+      <w:proofErr w:type="spellEnd"/>
+      <w:r>
+        <w:rPr>
+          <w:lang w:val="en-US"/>
+        </w:rPr>
+        <w:t xml:space="preserve"> </w:t>
+      </w:r>
+      <w:proofErr w:type="spellStart"/>
+      <w:r>
+        <w:rPr>
+          <w:lang w:val="en-US"/>
+        </w:rPr>
+        <w:t>boş</w:t>
+      </w:r>
+      <w:proofErr w:type="spellEnd"/>
+      <w:r>
+        <w:rPr>
+          <w:lang w:val="en-US"/>
+        </w:rPr>
+        <w:t xml:space="preserve"> </w:t>
+      </w:r>
+      <w:proofErr w:type="spellStart"/>
+      <w:r>
+        <w:rPr>
+          <w:lang w:val="en-US"/>
+        </w:rPr>
+        <w:t>bırakılan</w:t>
+      </w:r>
+      <w:proofErr w:type="spellEnd"/>
+      <w:r>
+        <w:rPr>
+          <w:lang w:val="en-US"/>
+        </w:rPr>
+        <w:t xml:space="preserve"> e-</w:t>
+      </w:r>
+      <w:proofErr w:type="spellStart"/>
+      <w:r>
+        <w:rPr>
+          <w:lang w:val="en-US"/>
+        </w:rPr>
+        <w:t>postalar</w:t>
+      </w:r>
+      <w:proofErr w:type="spellEnd"/>
+      <w:r>
+        <w:rPr>
+          <w:lang w:val="en-US"/>
+        </w:rPr>
+        <w:t xml:space="preserve"> </w:t>
+      </w:r>
+      <w:proofErr w:type="spellStart"/>
+      <w:r>
+        <w:rPr>
+          <w:lang w:val="en-US"/>
+        </w:rPr>
+        <w:t>yerine</w:t>
+      </w:r>
+      <w:proofErr w:type="spellEnd"/>
+      <w:r>
+        <w:rPr>
+          <w:lang w:val="en-US"/>
+        </w:rPr>
+        <w:t xml:space="preserve"> </w:t>
+      </w:r>
+      <w:hyperlink r:id="rId25" w:history="1">
+        <w:r>
+          <w:rPr>
+            <w:rStyle w:val="Lienhypertexte"/>
+            <w:lang w:val="en-US"/>
+          </w:rPr>
+          <w:t>unknown@domain.com</w:t>
+        </w:r>
+      </w:hyperlink>
+      <w:r>
+        <w:rPr>
+          <w:lang w:val="en-US"/>
+        </w:rPr>
+        <w:t xml:space="preserve"> </w:t>
+      </w:r>
+      <w:proofErr w:type="spellStart"/>
+      <w:r>
+        <w:rPr>
+          <w:lang w:val="en-US"/>
+        </w:rPr>
+        <w:t>stringi</w:t>
+      </w:r>
+      <w:proofErr w:type="spellEnd"/>
+      <w:r>
+        <w:rPr>
+          <w:lang w:val="en-US"/>
+        </w:rPr>
+        <w:t xml:space="preserve"> </w:t>
+      </w:r>
+      <w:proofErr w:type="spellStart"/>
+      <w:r>
+        <w:rPr>
+          <w:lang w:val="en-US"/>
+        </w:rPr>
+        <w:t>yazılır</w:t>
+      </w:r>
+      <w:proofErr w:type="spellEnd"/>
+      <w:r>
+        <w:rPr>
+          <w:lang w:val="en-US"/>
+        </w:rPr>
+        <w:t xml:space="preserve">; </w:t>
+      </w:r>
+      <w:proofErr w:type="spellStart"/>
+      <w:r>
+        <w:rPr>
+          <w:lang w:val="en-US"/>
+        </w:rPr>
+        <w:t>telefon</w:t>
+      </w:r>
+      <w:proofErr w:type="spellEnd"/>
+      <w:r>
+        <w:rPr>
+          <w:lang w:val="en-US"/>
+        </w:rPr>
+        <w:t xml:space="preserve"> </w:t>
+      </w:r>
+      <w:proofErr w:type="spellStart"/>
+      <w:r>
+        <w:rPr>
+          <w:lang w:val="en-US"/>
+        </w:rPr>
+        <w:t>numaralarındaki</w:t>
+      </w:r>
+      <w:proofErr w:type="spellEnd"/>
+      <w:r>
+        <w:rPr>
+          <w:lang w:val="en-US"/>
+        </w:rPr>
+        <w:t xml:space="preserve"> </w:t>
+      </w:r>
+      <w:proofErr w:type="spellStart"/>
+      <w:r>
+        <w:rPr>
+          <w:lang w:val="en-US"/>
+        </w:rPr>
+        <w:t>rakamlar</w:t>
+      </w:r>
+      <w:proofErr w:type="spellEnd"/>
+      <w:r>
+        <w:rPr>
+          <w:lang w:val="en-US"/>
+        </w:rPr>
+        <w:t xml:space="preserve"> </w:t>
+      </w:r>
+      <w:proofErr w:type="spellStart"/>
+      <w:r>
+        <w:rPr>
+          <w:lang w:val="en-US"/>
+        </w:rPr>
+        <w:t>dışındaki</w:t>
+      </w:r>
+      <w:proofErr w:type="spellEnd"/>
+      <w:r>
+        <w:rPr>
+          <w:lang w:val="en-US"/>
+        </w:rPr>
+        <w:t xml:space="preserve"> </w:t>
+      </w:r>
+      <w:proofErr w:type="spellStart"/>
+      <w:r>
+        <w:rPr>
+          <w:lang w:val="en-US"/>
+        </w:rPr>
+        <w:t>karakterler</w:t>
+      </w:r>
+      <w:proofErr w:type="spellEnd"/>
+      <w:r>
+        <w:rPr>
+          <w:lang w:val="en-US"/>
+        </w:rPr>
+        <w:t xml:space="preserve"> </w:t>
+      </w:r>
+      <w:proofErr w:type="spellStart"/>
+      <w:r>
+        <w:rPr>
+          <w:lang w:val="en-US"/>
+        </w:rPr>
+        <w:t>silinir</w:t>
+      </w:r>
+      <w:proofErr w:type="spellEnd"/>
+      <w:r>
+        <w:rPr>
+          <w:lang w:val="en-US"/>
+        </w:rPr>
+        <w:t>;</w:t>
+      </w:r>
+      <w:r>
+        <w:rPr>
+          <w:lang w:val="en-US"/>
+        </w:rPr>
+        <w:t xml:space="preserve"> status </w:t>
+      </w:r>
+      <w:proofErr w:type="spellStart"/>
+      <w:r>
+        <w:rPr>
+          <w:lang w:val="en-US"/>
+        </w:rPr>
+        <w:t>değerleri</w:t>
+      </w:r>
+      <w:proofErr w:type="spellEnd"/>
+      <w:r>
+        <w:rPr>
+          <w:lang w:val="en-US"/>
+        </w:rPr>
+        <w:t xml:space="preserve"> ACTIVE, INACTIVE </w:t>
+      </w:r>
+      <w:proofErr w:type="spellStart"/>
+      <w:r>
+        <w:rPr>
+          <w:lang w:val="en-US"/>
+        </w:rPr>
+        <w:t>veya</w:t>
+      </w:r>
+      <w:proofErr w:type="spellEnd"/>
+      <w:r>
+        <w:rPr>
+          <w:lang w:val="en-US"/>
+        </w:rPr>
+        <w:t xml:space="preserve"> PENDING </w:t>
+      </w:r>
+      <w:proofErr w:type="spellStart"/>
+      <w:r>
+        <w:rPr>
+          <w:lang w:val="en-US"/>
+        </w:rPr>
+        <w:t>olacak</w:t>
+      </w:r>
+      <w:proofErr w:type="spellEnd"/>
+      <w:r>
+        <w:rPr>
+          <w:lang w:val="en-US"/>
+        </w:rPr>
+        <w:t xml:space="preserve"> ş</w:t>
+      </w:r>
+      <w:proofErr w:type="spellStart"/>
+      <w:r>
+        <w:rPr>
+          <w:lang w:val="en-US"/>
+        </w:rPr>
+        <w:t>ekilde</w:t>
+      </w:r>
+      <w:proofErr w:type="spellEnd"/>
+      <w:r>
+        <w:rPr>
+          <w:lang w:val="en-US"/>
+        </w:rPr>
+        <w:t xml:space="preserve"> </w:t>
+      </w:r>
+      <w:proofErr w:type="spellStart"/>
+      <w:r>
+        <w:rPr>
+          <w:lang w:val="en-US"/>
+        </w:rPr>
+        <w:t>standartlaştırılır</w:t>
+      </w:r>
+      <w:proofErr w:type="spellEnd"/>
+      <w:r>
+        <w:rPr>
+          <w:lang w:val="en-US"/>
+        </w:rPr>
+        <w:t xml:space="preserve">. </w:t>
+      </w:r>
+    </w:p>
+    <w:p>
+      <w:pPr>
+        <w:rPr>
+          <w:lang w:val="en-US"/>
+        </w:rPr>
+      </w:pPr>
+      <w:proofErr w:type="spellStart"/>
+      <w:r>
+        <w:rPr>
+          <w:lang w:val="en-US"/>
+        </w:rPr>
+        <w:t>Adım</w:t>
+      </w:r>
+      <w:proofErr w:type="spellEnd"/>
+      <w:r>
+        <w:rPr>
+          <w:lang w:val="en-US"/>
+        </w:rPr>
+        <w:t xml:space="preserve"> 3: </w:t>
+      </w:r>
+      <w:proofErr w:type="spellStart"/>
+      <w:r>
+        <w:rPr>
+          <w:lang w:val="en-US"/>
+        </w:rPr>
+        <w:t>Geçici</w:t>
+      </w:r>
+      <w:proofErr w:type="spellEnd"/>
+      <w:r>
+        <w:rPr>
+          <w:lang w:val="en-US"/>
+        </w:rPr>
+        <w:t xml:space="preserve"> </w:t>
+      </w:r>
+      <w:proofErr w:type="spellStart"/>
+      <w:r>
+        <w:rPr>
+          <w:lang w:val="en-US"/>
+        </w:rPr>
+        <w:t>isimler</w:t>
+      </w:r>
+      <w:proofErr w:type="spellEnd"/>
+      <w:r>
+        <w:rPr>
+          <w:lang w:val="en-US"/>
+        </w:rPr>
+        <w:t xml:space="preserve"> </w:t>
+      </w:r>
+      <w:proofErr w:type="spellStart"/>
+      <w:r>
+        <w:rPr>
+          <w:lang w:val="en-US"/>
+        </w:rPr>
+        <w:t>yerine</w:t>
+      </w:r>
+      <w:proofErr w:type="spellEnd"/>
+      <w:r>
+        <w:rPr>
+          <w:lang w:val="en-US"/>
+        </w:rPr>
+        <w:t xml:space="preserve"> </w:t>
+      </w:r>
+      <w:proofErr w:type="spellStart"/>
+      <w:r>
+        <w:rPr>
+          <w:lang w:val="en-US"/>
+        </w:rPr>
+        <w:t>olması</w:t>
+      </w:r>
+      <w:proofErr w:type="spellEnd"/>
+      <w:r>
+        <w:rPr>
+          <w:lang w:val="en-US"/>
+        </w:rPr>
+        <w:t xml:space="preserve"> </w:t>
+      </w:r>
+      <w:proofErr w:type="spellStart"/>
+      <w:r>
+        <w:rPr>
+          <w:lang w:val="en-US"/>
+        </w:rPr>
+        <w:t>gereken</w:t>
+      </w:r>
+      <w:proofErr w:type="spellEnd"/>
+      <w:r>
+        <w:rPr>
+          <w:lang w:val="en-US"/>
+        </w:rPr>
+        <w:t xml:space="preserve"> </w:t>
+      </w:r>
+      <w:proofErr w:type="spellStart"/>
+      <w:r>
+        <w:rPr>
+          <w:lang w:val="en-US"/>
+        </w:rPr>
+        <w:t>sütun</w:t>
+      </w:r>
+      <w:proofErr w:type="spellEnd"/>
+      <w:r>
+        <w:rPr>
+          <w:lang w:val="en-US"/>
+        </w:rPr>
+        <w:t xml:space="preserve"> </w:t>
+      </w:r>
+      <w:proofErr w:type="spellStart"/>
+      <w:r>
+        <w:rPr>
+          <w:lang w:val="en-US"/>
+        </w:rPr>
+        <w:t>adları</w:t>
+      </w:r>
+      <w:proofErr w:type="spellEnd"/>
+      <w:r>
+        <w:rPr>
+          <w:lang w:val="en-US"/>
+        </w:rPr>
+        <w:t xml:space="preserve"> </w:t>
+      </w:r>
+      <w:proofErr w:type="spellStart"/>
+      <w:r>
+        <w:rPr>
+          <w:lang w:val="en-US"/>
+        </w:rPr>
+        <w:t>yazılır</w:t>
+      </w:r>
+      <w:proofErr w:type="spellEnd"/>
+      <w:r>
+        <w:rPr>
+          <w:lang w:val="en-US"/>
+        </w:rPr>
+        <w:t xml:space="preserve">, </w:t>
+      </w:r>
+      <w:proofErr w:type="spellStart"/>
+      <w:r>
+        <w:rPr>
+          <w:lang w:val="en-US"/>
+        </w:rPr>
+        <w:t>telefon</w:t>
+      </w:r>
+      <w:proofErr w:type="spellEnd"/>
+      <w:r>
+        <w:rPr>
+          <w:lang w:val="en-US"/>
+        </w:rPr>
+        <w:t xml:space="preserve"> </w:t>
+      </w:r>
+      <w:proofErr w:type="spellStart"/>
+      <w:r>
+        <w:rPr>
+          <w:lang w:val="en-US"/>
+        </w:rPr>
+        <w:t>numaraları</w:t>
+      </w:r>
+      <w:proofErr w:type="spellEnd"/>
+      <w:r>
+        <w:rPr>
+          <w:lang w:val="en-US"/>
+        </w:rPr>
+        <w:t xml:space="preserve"> </w:t>
+      </w:r>
+      <w:proofErr w:type="spellStart"/>
+      <w:r>
+        <w:rPr>
+          <w:lang w:val="en-US"/>
+        </w:rPr>
+        <w:t>uzunluk</w:t>
+      </w:r>
+      <w:proofErr w:type="spellEnd"/>
+      <w:r>
+        <w:rPr>
+          <w:lang w:val="en-US"/>
+        </w:rPr>
+        <w:t xml:space="preserve"> </w:t>
+      </w:r>
+      <w:proofErr w:type="spellStart"/>
+      <w:r>
+        <w:rPr>
+          <w:lang w:val="en-US"/>
+        </w:rPr>
+        <w:t>şartını</w:t>
+      </w:r>
+      <w:proofErr w:type="spellEnd"/>
+      <w:r>
+        <w:rPr>
+          <w:lang w:val="en-US"/>
+        </w:rPr>
+        <w:t xml:space="preserve"> </w:t>
+      </w:r>
+      <w:proofErr w:type="spellStart"/>
+      <w:r>
+        <w:rPr>
+          <w:lang w:val="en-US"/>
+        </w:rPr>
+        <w:t>karşılıyorsa</w:t>
+      </w:r>
+      <w:proofErr w:type="spellEnd"/>
+      <w:r>
+        <w:rPr>
+          <w:lang w:val="en-US"/>
+        </w:rPr>
+        <w:t xml:space="preserve"> </w:t>
+      </w:r>
+      <w:proofErr w:type="spellStart"/>
+      <w:r>
+        <w:rPr>
+          <w:lang w:val="en-US"/>
+        </w:rPr>
+        <w:t>ülke</w:t>
+      </w:r>
+      <w:proofErr w:type="spellEnd"/>
+      <w:r>
+        <w:rPr>
+          <w:lang w:val="en-US"/>
+        </w:rPr>
+        <w:t xml:space="preserve"> </w:t>
+      </w:r>
+      <w:proofErr w:type="spellStart"/>
+      <w:r>
+        <w:rPr>
+          <w:lang w:val="en-US"/>
+        </w:rPr>
+        <w:t>kodu</w:t>
+      </w:r>
+      <w:proofErr w:type="spellEnd"/>
+      <w:r>
+        <w:rPr>
+          <w:lang w:val="en-US"/>
+        </w:rPr>
+        <w:t xml:space="preserve"> </w:t>
+      </w:r>
+      <w:proofErr w:type="spellStart"/>
+      <w:r>
+        <w:rPr>
+          <w:lang w:val="en-US"/>
+        </w:rPr>
+        <w:t>eklenir</w:t>
+      </w:r>
+      <w:proofErr w:type="spellEnd"/>
+      <w:r>
+        <w:rPr>
+          <w:lang w:val="en-US"/>
+        </w:rPr>
+        <w:t xml:space="preserve">, </w:t>
+      </w:r>
+      <w:proofErr w:type="spellStart"/>
+      <w:r>
+        <w:rPr>
+          <w:lang w:val="en-US"/>
+        </w:rPr>
+        <w:t>değilse</w:t>
+      </w:r>
+      <w:proofErr w:type="spellEnd"/>
+      <w:r>
+        <w:rPr>
+          <w:lang w:val="en-US"/>
+        </w:rPr>
+        <w:t xml:space="preserve"> INVALID_PHONE </w:t>
+      </w:r>
+      <w:proofErr w:type="spellStart"/>
+      <w:r>
+        <w:rPr>
+          <w:lang w:val="en-US"/>
+        </w:rPr>
+        <w:t>değeri</w:t>
+      </w:r>
+      <w:proofErr w:type="spellEnd"/>
+      <w:r>
+        <w:rPr>
+          <w:lang w:val="en-US"/>
+        </w:rPr>
+        <w:t xml:space="preserve"> </w:t>
+      </w:r>
+      <w:proofErr w:type="spellStart"/>
+      <w:r>
+        <w:rPr>
+          <w:lang w:val="en-US"/>
+        </w:rPr>
+        <w:t>yazılır</w:t>
+      </w:r>
+      <w:proofErr w:type="spellEnd"/>
+      <w:r>
+        <w:rPr>
+          <w:lang w:val="en-US"/>
+        </w:rPr>
+        <w:t xml:space="preserve">; </w:t>
+      </w:r>
+      <w:proofErr w:type="spellStart"/>
+      <w:r>
+        <w:rPr>
+          <w:lang w:val="en-US"/>
+        </w:rPr>
+        <w:t>tarihler</w:t>
+      </w:r>
+      <w:proofErr w:type="spellEnd"/>
+      <w:r>
+        <w:rPr>
+          <w:lang w:val="en-US"/>
+        </w:rPr>
+        <w:t xml:space="preserve"> PostgreSQL DATE </w:t>
+      </w:r>
+      <w:proofErr w:type="spellStart"/>
+      <w:r>
+        <w:rPr>
+          <w:lang w:val="en-US"/>
+        </w:rPr>
+        <w:t>tipine</w:t>
+      </w:r>
+      <w:proofErr w:type="spellEnd"/>
+      <w:r>
+        <w:rPr>
+          <w:lang w:val="en-US"/>
+        </w:rPr>
+        <w:t xml:space="preserve"> </w:t>
+      </w:r>
+      <w:proofErr w:type="spellStart"/>
+      <w:r>
+        <w:rPr>
+          <w:lang w:val="en-US"/>
+        </w:rPr>
+        <w:t>dönüştürülür</w:t>
+      </w:r>
+      <w:proofErr w:type="spellEnd"/>
+      <w:r>
+        <w:rPr>
+          <w:lang w:val="en-US"/>
+        </w:rPr>
+        <w:t>.</w:t>
+      </w:r>
+    </w:p>
+    <w:p>
+      <w:pPr>
+        <w:rPr>
+          <w:lang w:val="en-US"/>
+        </w:rPr>
+      </w:pPr>
+      <w:proofErr w:type="spellStart"/>
+      <w:r>
+        <w:rPr>
+          <w:lang w:val="en-US"/>
+        </w:rPr>
+        <w:lastRenderedPageBreak/>
+        <w:t>Adım</w:t>
+      </w:r>
+      <w:proofErr w:type="spellEnd"/>
+      <w:r>
+        <w:rPr>
+          <w:lang w:val="en-US"/>
+        </w:rPr>
+        <w:t xml:space="preserve"> 4: </w:t>
+      </w:r>
+      <w:proofErr w:type="spellStart"/>
+      <w:r>
+        <w:rPr>
+          <w:lang w:val="en-US"/>
+        </w:rPr>
+        <w:t>Temizlenmiş</w:t>
+      </w:r>
+      <w:proofErr w:type="spellEnd"/>
+      <w:r>
+        <w:rPr>
+          <w:lang w:val="en-US"/>
+        </w:rPr>
+        <w:t xml:space="preserve"> </w:t>
+      </w:r>
+      <w:proofErr w:type="spellStart"/>
+      <w:r>
+        <w:rPr>
+          <w:lang w:val="en-US"/>
+        </w:rPr>
+        <w:t>ve</w:t>
+      </w:r>
+      <w:proofErr w:type="spellEnd"/>
+      <w:r>
+        <w:rPr>
+          <w:lang w:val="en-US"/>
+        </w:rPr>
+        <w:t xml:space="preserve"> </w:t>
+      </w:r>
+      <w:proofErr w:type="spellStart"/>
+      <w:r>
+        <w:rPr>
+          <w:lang w:val="en-US"/>
+        </w:rPr>
+        <w:t>dönüştürülmüş</w:t>
+      </w:r>
+      <w:proofErr w:type="spellEnd"/>
+      <w:r>
+        <w:rPr>
+          <w:lang w:val="en-US"/>
+        </w:rPr>
+        <w:t xml:space="preserve"> </w:t>
+      </w:r>
+      <w:proofErr w:type="spellStart"/>
+      <w:r>
+        <w:rPr>
+          <w:lang w:val="en-US"/>
+        </w:rPr>
+        <w:t>veri</w:t>
+      </w:r>
+      <w:proofErr w:type="spellEnd"/>
+      <w:r>
+        <w:rPr>
+          <w:lang w:val="en-US"/>
+        </w:rPr>
+        <w:t xml:space="preserve"> </w:t>
+      </w:r>
+      <w:proofErr w:type="spellStart"/>
+      <w:r>
+        <w:rPr>
+          <w:lang w:val="en-US"/>
+        </w:rPr>
+        <w:t>ekrana</w:t>
+      </w:r>
+      <w:proofErr w:type="spellEnd"/>
+      <w:r>
+        <w:rPr>
+          <w:lang w:val="en-US"/>
+        </w:rPr>
+        <w:t xml:space="preserve"> </w:t>
+      </w:r>
+      <w:proofErr w:type="spellStart"/>
+      <w:r>
+        <w:rPr>
+          <w:lang w:val="en-US"/>
+        </w:rPr>
+        <w:t>basılır</w:t>
+      </w:r>
+      <w:proofErr w:type="spellEnd"/>
+      <w:r>
+        <w:rPr>
+          <w:lang w:val="en-US"/>
+        </w:rPr>
+        <w:t>.</w:t>
+      </w:r>
+    </w:p>
+    <w:p>
+      <w:pPr>
+        <w:spacing w:line="240" w:lineRule="auto"/>
+        <w:rPr>
+          <w:lang w:val="en-US"/>
+        </w:rPr>
+      </w:pPr>
+      <w:r>
+        <w:rPr>
+          <w:lang w:val="en-US"/>
+        </w:rPr>
+        <w:t xml:space="preserve"> </w:t>
+      </w:r>
+      <w:r>
+        <w:rPr>
+          <w:lang w:val="en-US"/>
+        </w:rPr>
+        <w:drawing>
+          <wp:inline distT="0" distB="0" distL="0" distR="0" wp14:anchorId="4413AE2D" wp14:editId="410551CE">
+            <wp:extent cx="5971540" cy="1364615"/>
+            <wp:effectExtent l="0" t="0" r="0" b="0"/>
+            <wp:docPr id="251160126" name="Image 1" descr="Une image contenant texte, capture d’écran, Police&#10;&#10;Le contenu généré par l’IA peut être incorrect."/>
+            <wp:cNvGraphicFramePr>
+              <a:graphicFrameLocks xmlns:a="http://schemas.openxmlformats.org/drawingml/2006/main" noChangeAspect="1"/>
+            </wp:cNvGraphicFramePr>
+            <a:graphic xmlns:a="http://schemas.openxmlformats.org/drawingml/2006/main">
+              <a:graphicData uri="http://schemas.openxmlformats.org/drawingml/2006/picture">
+                <pic:pic xmlns:pic="http://schemas.openxmlformats.org/drawingml/2006/picture">
+                  <pic:nvPicPr>
+                    <pic:cNvPr id="251160126" name="Image 1" descr="Une image contenant texte, capture d’écran, Police&#10;&#10;Le contenu généré par l’IA peut être incorrect."/>
+                    <pic:cNvPicPr/>
+                  </pic:nvPicPr>
+                  <pic:blipFill>
+                    <a:blip r:embed="rId26"/>
+                    <a:stretch>
+                      <a:fillRect/>
+                    </a:stretch>
+                  </pic:blipFill>
+                  <pic:spPr>
+                    <a:xfrm>
+                      <a:off x="0" y="0"/>
+                      <a:ext cx="5971540" cy="1364615"/>
+                    </a:xfrm>
+                    <a:prstGeom prst="rect">
+                      <a:avLst/>
+                    </a:prstGeom>
+                  </pic:spPr>
+                </pic:pic>
+              </a:graphicData>
+            </a:graphic>
+          </wp:inline>
+        </w:drawing>
+      </w:r>
+    </w:p>
+    <w:p>
+      <w:pPr>
+        <w:spacing w:line="240" w:lineRule="auto"/>
+        <w:rPr>
+          <w:lang w:val="tr-TR"/>
+        </w:rPr>
+      </w:pPr>
+      <w:r>
+        <w:rPr>
+          <w:lang w:val="tr-TR"/>
+        </w:rPr>
+        <w:t>Yukarıda görüleceği üzere veriler düzgün şekilde temizlenmiş ve dönüştürülmüştür.</w:t>
+      </w:r>
+    </w:p>
+    <w:p>
+      <w:pPr>
+        <w:spacing w:line="240" w:lineRule="auto"/>
+        <w:rPr>
+          <w:lang w:val="tr-TR"/>
+        </w:rPr>
+      </w:pPr>
+    </w:p>
+    <w:p>
+      <w:pPr>
+        <w:pStyle w:val="Titre3"/>
+      </w:pPr>
+      <w:r>
+        <w:t xml:space="preserve">Veri </w:t>
+      </w:r>
+      <w:proofErr w:type="spellStart"/>
+      <w:r>
+        <w:t>Yükleme</w:t>
+      </w:r>
+      <w:proofErr w:type="spellEnd"/>
+    </w:p>
+    <w:p>
+      <w:pPr>
+        <w:rPr>
+          <w:lang w:val="tr-TR"/>
+        </w:rPr>
+      </w:pPr>
+      <w:r>
+        <w:rPr>
+          <w:lang w:val="en-US"/>
+        </w:rPr>
+        <w:t>Yukar</w:t>
+      </w:r>
+      <w:proofErr w:type="spellStart"/>
+      <w:r>
+        <w:rPr>
+          <w:lang w:val="tr-TR"/>
+        </w:rPr>
+        <w:t>ıda</w:t>
+      </w:r>
+      <w:proofErr w:type="spellEnd"/>
+      <w:r>
+        <w:rPr>
+          <w:lang w:val="tr-TR"/>
+        </w:rPr>
+        <w:t xml:space="preserve"> hazırlanan </w:t>
+      </w:r>
+      <w:proofErr w:type="spellStart"/>
+      <w:r>
+        <w:rPr>
+          <w:lang w:val="tr-TR"/>
+        </w:rPr>
+        <w:t>transform.sql</w:t>
+      </w:r>
+      <w:proofErr w:type="spellEnd"/>
+      <w:r>
+        <w:rPr>
+          <w:lang w:val="tr-TR"/>
+        </w:rPr>
+        <w:t xml:space="preserve"> </w:t>
+      </w:r>
+      <w:proofErr w:type="spellStart"/>
+      <w:r>
+        <w:rPr>
+          <w:lang w:val="tr-TR"/>
+        </w:rPr>
+        <w:t>scripti</w:t>
+      </w:r>
+      <w:proofErr w:type="spellEnd"/>
+      <w:r>
+        <w:rPr>
+          <w:lang w:val="tr-TR"/>
+        </w:rPr>
+        <w:t xml:space="preserve"> farklı bir dosyaya taşınmış ve başına aşağıdaki kısımlar eklenmiştir.</w:t>
+      </w:r>
+    </w:p>
+    <w:p>
+      <w:pPr>
+        <w:rPr>
+          <w:lang w:val="tr-TR"/>
+        </w:rPr>
+      </w:pPr>
+      <w:r>
+        <w:rPr>
+          <w:lang w:val="tr-TR"/>
+        </w:rPr>
+        <w:drawing>
+          <wp:inline distT="0" distB="0" distL="0" distR="0" wp14:anchorId="5E621E52" wp14:editId="55265143">
+            <wp:extent cx="5971540" cy="1574800"/>
+            <wp:effectExtent l="0" t="0" r="0" b="0"/>
+            <wp:docPr id="2003865746" name="Image 1" descr="Une image contenant texte, capture d’écran, logiciel, Police&#10;&#10;Le contenu généré par l’IA peut être incorrect."/>
+            <wp:cNvGraphicFramePr>
+              <a:graphicFrameLocks xmlns:a="http://schemas.openxmlformats.org/drawingml/2006/main" noChangeAspect="1"/>
+            </wp:cNvGraphicFramePr>
+            <a:graphic xmlns:a="http://schemas.openxmlformats.org/drawingml/2006/main">
+              <a:graphicData uri="http://schemas.openxmlformats.org/drawingml/2006/picture">
+                <pic:pic xmlns:pic="http://schemas.openxmlformats.org/drawingml/2006/picture">
+                  <pic:nvPicPr>
+                    <pic:cNvPr id="2003865746" name="Image 1" descr="Une image contenant texte, capture d’écran, logiciel, Police&#10;&#10;Le contenu généré par l’IA peut être incorrect."/>
+                    <pic:cNvPicPr/>
+                  </pic:nvPicPr>
+                  <pic:blipFill>
+                    <a:blip r:embed="rId27"/>
+                    <a:stretch>
+                      <a:fillRect/>
+                    </a:stretch>
+                  </pic:blipFill>
+                  <pic:spPr>
+                    <a:xfrm>
+                      <a:off x="0" y="0"/>
+                      <a:ext cx="5971540" cy="1574800"/>
+                    </a:xfrm>
+                    <a:prstGeom prst="rect">
+                      <a:avLst/>
+                    </a:prstGeom>
+                  </pic:spPr>
+                </pic:pic>
+              </a:graphicData>
+            </a:graphic>
+          </wp:inline>
+        </w:drawing>
+      </w:r>
+    </w:p>
+    <w:p>
+      <w:pPr>
+        <w:rPr>
+          <w:lang w:val="tr-TR"/>
+        </w:rPr>
+      </w:pPr>
+      <w:r>
+        <w:rPr>
+          <w:lang w:val="tr-TR"/>
+        </w:rPr>
+        <w:t>Böylelikle temizlenen veri hedef veri tabanına yüklenmiştir.</w:t>
+      </w:r>
+    </w:p>
+    <w:p>
+      <w:pPr>
+        <w:rPr>
+          <w:lang w:val="tr-TR"/>
+        </w:rPr>
+      </w:pPr>
+      <w:r>
+        <w:rPr>
+          <w:lang w:val="tr-TR"/>
+        </w:rPr>
+        <w:t>Bu işlemler sonucunda hedef veri tabanımızda veriler aşağıdaki gibi gözükmektedir.</w:t>
+      </w:r>
+    </w:p>
+    <w:p>
+      <w:pPr>
+        <w:rPr>
+          <w:lang w:val="tr-TR"/>
+        </w:rPr>
+      </w:pPr>
+      <w:r>
+        <w:rPr>
+          <w:lang w:val="tr-TR"/>
+        </w:rPr>
+        <w:drawing>
+          <wp:inline distT="0" distB="0" distL="0" distR="0" wp14:anchorId="5D9E7F5F" wp14:editId="72C51EED">
+            <wp:extent cx="5971540" cy="1278255"/>
+            <wp:effectExtent l="0" t="0" r="0" b="4445"/>
+            <wp:docPr id="166015926" name="Image 1" descr="Une image contenant texte, capture d’écran, Police&#10;&#10;Le contenu généré par l’IA peut être incorrect."/>
+            <wp:cNvGraphicFramePr>
+              <a:graphicFrameLocks xmlns:a="http://schemas.openxmlformats.org/drawingml/2006/main" noChangeAspect="1"/>
+            </wp:cNvGraphicFramePr>
+            <a:graphic xmlns:a="http://schemas.openxmlformats.org/drawingml/2006/main">
+              <a:graphicData uri="http://schemas.openxmlformats.org/drawingml/2006/picture">
+                <pic:pic xmlns:pic="http://schemas.openxmlformats.org/drawingml/2006/picture">
+                  <pic:nvPicPr>
+                    <pic:cNvPr id="166015926" name="Image 1" descr="Une image contenant texte, capture d’écran, Police&#10;&#10;Le contenu généré par l’IA peut être incorrect."/>
+                    <pic:cNvPicPr/>
+                  </pic:nvPicPr>
+                  <pic:blipFill>
+                    <a:blip r:embed="rId28"/>
+                    <a:stretch>
+                      <a:fillRect/>
+                    </a:stretch>
+                  </pic:blipFill>
+                  <pic:spPr>
+                    <a:xfrm>
+                      <a:off x="0" y="0"/>
+                      <a:ext cx="5971540" cy="1278255"/>
+                    </a:xfrm>
+                    <a:prstGeom prst="rect">
+                      <a:avLst/>
+                    </a:prstGeom>
+                  </pic:spPr>
+                </pic:pic>
+              </a:graphicData>
+            </a:graphic>
+          </wp:inline>
+        </w:drawing>
+      </w:r>
+    </w:p>
+    <w:p>
+      <w:pPr>
+        <w:rPr>
+          <w:lang w:val="tr-TR"/>
+        </w:rPr>
+      </w:pPr>
+      <w:r>
+        <w:rPr>
+          <w:lang w:val="tr-TR"/>
+        </w:rPr>
+        <w:t>Veriler temizlenmiş ve dönüştürülmüş olarak başarılı şekilde hedef veri tabanına yüklenmiştir.</w:t>
+      </w:r>
+    </w:p>
+    <w:p>
+      <w:pPr>
+        <w:rPr>
+          <w:lang w:val="tr-TR"/>
+        </w:rPr>
+      </w:pPr>
+    </w:p>
+    <w:p>
+      <w:pPr>
+        <w:pStyle w:val="Titre3"/>
+      </w:pPr>
+      <w:proofErr w:type="spellStart"/>
+      <w:r>
+        <w:t>Raporların</w:t>
+      </w:r>
+      <w:proofErr w:type="spellEnd"/>
+      <w:r>
+        <w:t xml:space="preserve"> </w:t>
+      </w:r>
+      <w:proofErr w:type="spellStart"/>
+      <w:r>
+        <w:t>Oluşturulması</w:t>
+      </w:r>
+      <w:proofErr w:type="spellEnd"/>
+    </w:p>
+    <w:p>
+      <w:pPr>
+        <w:rPr>
+          <w:lang w:val="tr-TR"/>
+        </w:rPr>
+      </w:pPr>
+      <w:r>
+        <w:rPr>
+          <w:lang w:val="en-US"/>
+        </w:rPr>
+        <w:t>Veri</w:t>
+      </w:r>
+      <w:proofErr w:type="spellStart"/>
+      <w:r>
+        <w:rPr>
+          <w:lang w:val="tr-TR"/>
+        </w:rPr>
+        <w:t>ler</w:t>
+      </w:r>
+      <w:proofErr w:type="spellEnd"/>
+      <w:r>
+        <w:rPr>
+          <w:lang w:val="tr-TR"/>
+        </w:rPr>
+        <w:t xml:space="preserve"> yüklendikten sonra aşağıdaki </w:t>
+      </w:r>
+      <w:proofErr w:type="spellStart"/>
+      <w:r>
+        <w:rPr>
+          <w:lang w:val="tr-TR"/>
+        </w:rPr>
+        <w:t>report.sql</w:t>
+      </w:r>
+      <w:proofErr w:type="spellEnd"/>
+      <w:r>
+        <w:rPr>
+          <w:lang w:val="tr-TR"/>
+        </w:rPr>
+        <w:t xml:space="preserve"> </w:t>
+      </w:r>
+      <w:proofErr w:type="spellStart"/>
+      <w:r>
+        <w:rPr>
+          <w:lang w:val="tr-TR"/>
+        </w:rPr>
+        <w:t>scripti</w:t>
+      </w:r>
+      <w:proofErr w:type="spellEnd"/>
+      <w:r>
+        <w:rPr>
+          <w:lang w:val="tr-TR"/>
+        </w:rPr>
+        <w:t xml:space="preserve"> hazırlanmıştır.</w:t>
+      </w:r>
+    </w:p>
+    <w:p>
+      <w:pPr>
+        <w:rPr>
+          <w:lang w:val="tr-TR"/>
+        </w:rPr>
+      </w:pPr>
+      <w:r>
+        <w:rPr>
+          <w:lang w:val="tr-TR"/>
+        </w:rPr>
+        <w:lastRenderedPageBreak/>
+        <w:drawing>
+          <wp:inline distT="0" distB="0" distL="0" distR="0" wp14:anchorId="102FC329" wp14:editId="21C59C92">
+            <wp:extent cx="5971540" cy="1443355"/>
+            <wp:effectExtent l="0" t="0" r="0" b="4445"/>
+            <wp:docPr id="303847030" name="Image 1"/>
+            <wp:cNvGraphicFramePr>
+              <a:graphicFrameLocks xmlns:a="http://schemas.openxmlformats.org/drawingml/2006/main" noChangeAspect="1"/>
+            </wp:cNvGraphicFramePr>
+            <a:graphic xmlns:a="http://schemas.openxmlformats.org/drawingml/2006/main">
+              <a:graphicData uri="http://schemas.openxmlformats.org/drawingml/2006/picture">
+                <pic:pic xmlns:pic="http://schemas.openxmlformats.org/drawingml/2006/picture">
+                  <pic:nvPicPr>
+                    <pic:cNvPr id="303847030" name=""/>
+                    <pic:cNvPicPr/>
+                  </pic:nvPicPr>
+                  <pic:blipFill>
+                    <a:blip r:embed="rId29"/>
+                    <a:stretch>
+                      <a:fillRect/>
+                    </a:stretch>
+                  </pic:blipFill>
+                  <pic:spPr>
+                    <a:xfrm>
+                      <a:off x="0" y="0"/>
+                      <a:ext cx="5971540" cy="1443355"/>
+                    </a:xfrm>
+                    <a:prstGeom prst="rect">
+                      <a:avLst/>
+                    </a:prstGeom>
+                  </pic:spPr>
+                </pic:pic>
+              </a:graphicData>
+            </a:graphic>
+          </wp:inline>
+        </w:drawing>
+      </w:r>
+    </w:p>
+    <w:p>
+      <w:pPr>
+        <w:rPr>
+          <w:lang w:val="tr-TR"/>
+        </w:rPr>
+      </w:pPr>
+      <w:r>
+        <w:rPr>
+          <w:lang w:val="tr-TR"/>
+        </w:rPr>
+        <w:t xml:space="preserve">Bu </w:t>
+      </w:r>
+      <w:proofErr w:type="spellStart"/>
+      <w:r>
+        <w:rPr>
+          <w:lang w:val="tr-TR"/>
+        </w:rPr>
+        <w:t>script</w:t>
+      </w:r>
+      <w:proofErr w:type="spellEnd"/>
+      <w:r>
+        <w:rPr>
+          <w:lang w:val="tr-TR"/>
+        </w:rPr>
+        <w:t xml:space="preserve"> kaynak veri ve hedef veri tabanındaki veri arasındaki kullanılamaz veri sayılarını kıyaslamaktadır. </w:t>
+      </w:r>
+      <w:proofErr w:type="spellStart"/>
+      <w:r>
+        <w:rPr>
+          <w:lang w:val="tr-TR"/>
+        </w:rPr>
+        <w:t>Script</w:t>
+      </w:r>
+      <w:proofErr w:type="spellEnd"/>
+      <w:r>
+        <w:rPr>
+          <w:lang w:val="tr-TR"/>
+        </w:rPr>
+        <w:t xml:space="preserve"> çalıştırıldığına alınan sonuç aşağıdadır.</w:t>
+      </w:r>
+    </w:p>
+    <w:p>
+      <w:pPr>
+        <w:rPr>
+          <w:lang w:val="en-US"/>
+        </w:rPr>
+      </w:pPr>
+      <w:r>
+        <w:rPr>
+          <w:lang w:val="en-US"/>
+        </w:rPr>
+        <w:drawing>
+          <wp:inline distT="0" distB="0" distL="0" distR="0" wp14:anchorId="7D2BC8B5" wp14:editId="21DA302D">
+            <wp:extent cx="5971540" cy="875665"/>
+            <wp:effectExtent l="0" t="0" r="0" b="635"/>
+            <wp:docPr id="1100706708" name="Image 1" descr="Une image contenant texte, capture d’écran, Police, ligne&#10;&#10;Le contenu généré par l’IA peut être incorrect."/>
+            <wp:cNvGraphicFramePr>
+              <a:graphicFrameLocks xmlns:a="http://schemas.openxmlformats.org/drawingml/2006/main" noChangeAspect="1"/>
+            </wp:cNvGraphicFramePr>
+            <a:graphic xmlns:a="http://schemas.openxmlformats.org/drawingml/2006/main">
+              <a:graphicData uri="http://schemas.openxmlformats.org/drawingml/2006/picture">
+                <pic:pic xmlns:pic="http://schemas.openxmlformats.org/drawingml/2006/picture">
+                  <pic:nvPicPr>
+                    <pic:cNvPr id="1100706708" name="Image 1" descr="Une image contenant texte, capture d’écran, Police, ligne&#10;&#10;Le contenu généré par l’IA peut être incorrect."/>
+                    <pic:cNvPicPr/>
+                  </pic:nvPicPr>
+                  <pic:blipFill>
+                    <a:blip r:embed="rId30"/>
+                    <a:stretch>
+                      <a:fillRect/>
+                    </a:stretch>
+                  </pic:blipFill>
+                  <pic:spPr>
+                    <a:xfrm>
+                      <a:off x="0" y="0"/>
+                      <a:ext cx="5971540" cy="875665"/>
+                    </a:xfrm>
+                    <a:prstGeom prst="rect">
+                      <a:avLst/>
+                    </a:prstGeom>
+                  </pic:spPr>
+                </pic:pic>
+              </a:graphicData>
+            </a:graphic>
+          </wp:inline>
+        </w:drawing>
+      </w:r>
+    </w:p>
+    <w:p>
+      <w:pPr>
+        <w:rPr>
+          <w:lang w:val="en-US"/>
+        </w:rPr>
+      </w:pPr>
+      <w:proofErr w:type="spellStart"/>
+      <w:r>
+        <w:rPr>
+          <w:lang w:val="en-US"/>
+        </w:rPr>
+        <w:t>Görüleceği</w:t>
+      </w:r>
+      <w:proofErr w:type="spellEnd"/>
+      <w:r>
+        <w:rPr>
+          <w:lang w:val="en-US"/>
+        </w:rPr>
+        <w:t xml:space="preserve"> </w:t>
+      </w:r>
+      <w:proofErr w:type="spellStart"/>
+      <w:r>
+        <w:rPr>
+          <w:lang w:val="en-US"/>
+        </w:rPr>
+        <w:t>üzere</w:t>
+      </w:r>
+      <w:proofErr w:type="spellEnd"/>
+      <w:r>
+        <w:rPr>
+          <w:lang w:val="en-US"/>
+        </w:rPr>
+        <w:t xml:space="preserve"> </w:t>
+      </w:r>
+      <w:proofErr w:type="spellStart"/>
+      <w:r>
+        <w:rPr>
+          <w:lang w:val="en-US"/>
+        </w:rPr>
+        <w:t>transform.sql</w:t>
+      </w:r>
+      <w:proofErr w:type="spellEnd"/>
+      <w:r>
+        <w:rPr>
+          <w:lang w:val="en-US"/>
+        </w:rPr>
+        <w:t xml:space="preserve"> </w:t>
+      </w:r>
+      <w:proofErr w:type="spellStart"/>
+      <w:r>
+        <w:rPr>
+          <w:lang w:val="en-US"/>
+        </w:rPr>
+        <w:t>scriptimiz</w:t>
+      </w:r>
+      <w:proofErr w:type="spellEnd"/>
+      <w:r>
+        <w:rPr>
+          <w:lang w:val="en-US"/>
+        </w:rPr>
+        <w:t xml:space="preserve"> </w:t>
+      </w:r>
+      <w:proofErr w:type="spellStart"/>
+      <w:r>
+        <w:rPr>
+          <w:lang w:val="en-US"/>
+        </w:rPr>
+        <w:t>veriyi</w:t>
+      </w:r>
+      <w:proofErr w:type="spellEnd"/>
+      <w:r>
+        <w:rPr>
+          <w:lang w:val="en-US"/>
+        </w:rPr>
+        <w:t xml:space="preserve"> </w:t>
+      </w:r>
+      <w:proofErr w:type="spellStart"/>
+      <w:r>
+        <w:rPr>
+          <w:lang w:val="en-US"/>
+        </w:rPr>
+        <w:t>temizleme</w:t>
+      </w:r>
+      <w:proofErr w:type="spellEnd"/>
+      <w:r>
+        <w:rPr>
+          <w:lang w:val="en-US"/>
+        </w:rPr>
+        <w:t xml:space="preserve"> </w:t>
+      </w:r>
+      <w:proofErr w:type="spellStart"/>
+      <w:r>
+        <w:rPr>
+          <w:lang w:val="en-US"/>
+        </w:rPr>
+        <w:t>ve</w:t>
+      </w:r>
+      <w:proofErr w:type="spellEnd"/>
+      <w:r>
+        <w:rPr>
+          <w:lang w:val="en-US"/>
+        </w:rPr>
+        <w:t xml:space="preserve"> </w:t>
+      </w:r>
+      <w:proofErr w:type="spellStart"/>
+      <w:r>
+        <w:rPr>
+          <w:lang w:val="en-US"/>
+        </w:rPr>
+        <w:t>dönüştürme</w:t>
+      </w:r>
+      <w:proofErr w:type="spellEnd"/>
+      <w:r>
+        <w:rPr>
+          <w:lang w:val="en-US"/>
+        </w:rPr>
+        <w:t xml:space="preserve"> </w:t>
+      </w:r>
+      <w:proofErr w:type="spellStart"/>
+      <w:r>
+        <w:rPr>
+          <w:lang w:val="en-US"/>
+        </w:rPr>
+        <w:t>işlemlerinde</w:t>
+      </w:r>
+      <w:proofErr w:type="spellEnd"/>
+      <w:r>
+        <w:rPr>
+          <w:lang w:val="en-US"/>
+        </w:rPr>
+        <w:t xml:space="preserve"> </w:t>
+      </w:r>
+      <w:proofErr w:type="spellStart"/>
+      <w:r>
+        <w:rPr>
+          <w:lang w:val="en-US"/>
+        </w:rPr>
+        <w:t>başarılı</w:t>
+      </w:r>
+      <w:proofErr w:type="spellEnd"/>
+      <w:r>
+        <w:rPr>
+          <w:lang w:val="en-US"/>
+        </w:rPr>
+        <w:t xml:space="preserve"> </w:t>
+      </w:r>
+      <w:proofErr w:type="spellStart"/>
+      <w:r>
+        <w:rPr>
+          <w:lang w:val="en-US"/>
+        </w:rPr>
+        <w:t>olmuştur</w:t>
+      </w:r>
+      <w:proofErr w:type="spellEnd"/>
+      <w:r>
+        <w:rPr>
+          <w:lang w:val="en-US"/>
+        </w:rPr>
+        <w:t>.</w:t>
+      </w:r>
+    </w:p>
+    <w:p>
+      <w:pPr>
+        <w:rPr>
+          <w:lang w:val="en-US"/>
+        </w:rPr>
+      </w:pPr>
+    </w:p>
+    <w:p>
+      <w:pPr>
+        <w:pStyle w:val="Titre2"/>
+        <w:rPr>
+          <w:lang w:val="en-US"/>
+        </w:rPr>
+      </w:pPr>
+      <w:proofErr w:type="spellStart"/>
+      <w:r>
+        <w:rPr>
+          <w:lang w:val="en-US"/>
+        </w:rPr>
+        <w:t>Çıktılar</w:t>
+      </w:r>
+      <w:proofErr w:type="spellEnd"/>
+    </w:p>
+    <w:p>
+      <w:pPr>
+        <w:rPr>
+          <w:lang w:val="en-US"/>
+        </w:rPr>
+      </w:pPr>
+      <w:r>
+        <w:rPr>
+          <w:lang w:val="en-US"/>
+        </w:rPr>
+        <w:t xml:space="preserve">Bu </w:t>
+      </w:r>
+      <w:proofErr w:type="spellStart"/>
+      <w:r>
+        <w:rPr>
+          <w:lang w:val="en-US"/>
+        </w:rPr>
+        <w:t>projede</w:t>
+      </w:r>
+      <w:proofErr w:type="spellEnd"/>
+      <w:r>
+        <w:rPr>
+          <w:lang w:val="en-US"/>
+        </w:rPr>
+        <w:t xml:space="preserve"> </w:t>
+      </w:r>
+      <w:proofErr w:type="spellStart"/>
+      <w:r>
+        <w:rPr>
+          <w:lang w:val="en-US"/>
+        </w:rPr>
+        <w:t>gerçekleştirilen</w:t>
+      </w:r>
+      <w:proofErr w:type="spellEnd"/>
+      <w:r>
+        <w:rPr>
+          <w:lang w:val="en-US"/>
+        </w:rPr>
+        <w:t xml:space="preserve"> </w:t>
+      </w:r>
+      <w:proofErr w:type="spellStart"/>
+      <w:r>
+        <w:rPr>
+          <w:lang w:val="en-US"/>
+        </w:rPr>
+        <w:t>senaryo</w:t>
+      </w:r>
+      <w:proofErr w:type="spellEnd"/>
+      <w:r>
+        <w:rPr>
+          <w:lang w:val="en-US"/>
+        </w:rPr>
+        <w:t xml:space="preserve"> </w:t>
+      </w:r>
+      <w:proofErr w:type="spellStart"/>
+      <w:r>
+        <w:rPr>
+          <w:lang w:val="en-US"/>
+        </w:rPr>
+        <w:t>sonucunda</w:t>
+      </w:r>
+      <w:proofErr w:type="spellEnd"/>
+      <w:r>
+        <w:rPr>
+          <w:lang w:val="en-US"/>
+        </w:rPr>
+        <w:t xml:space="preserve"> </w:t>
+      </w:r>
+      <w:proofErr w:type="spellStart"/>
+      <w:r>
+        <w:rPr>
+          <w:lang w:val="en-US"/>
+        </w:rPr>
+        <w:t>büyük</w:t>
+      </w:r>
+      <w:proofErr w:type="spellEnd"/>
+      <w:r>
+        <w:rPr>
+          <w:lang w:val="en-US"/>
+        </w:rPr>
+        <w:t xml:space="preserve"> </w:t>
+      </w:r>
+      <w:proofErr w:type="spellStart"/>
+      <w:r>
+        <w:rPr>
+          <w:lang w:val="en-US"/>
+        </w:rPr>
+        <w:t>verilerde</w:t>
+      </w:r>
+      <w:proofErr w:type="spellEnd"/>
+      <w:r>
+        <w:rPr>
+          <w:lang w:val="en-US"/>
+        </w:rPr>
+        <w:t xml:space="preserve"> </w:t>
+      </w:r>
+      <w:proofErr w:type="spellStart"/>
+      <w:r>
+        <w:rPr>
+          <w:lang w:val="en-US"/>
+        </w:rPr>
+        <w:t>veri</w:t>
+      </w:r>
+      <w:proofErr w:type="spellEnd"/>
+      <w:r>
+        <w:rPr>
+          <w:lang w:val="en-US"/>
+        </w:rPr>
+        <w:t xml:space="preserve"> </w:t>
+      </w:r>
+      <w:proofErr w:type="spellStart"/>
+      <w:r>
+        <w:rPr>
+          <w:lang w:val="en-US"/>
+        </w:rPr>
+        <w:t>temizleme</w:t>
+      </w:r>
+      <w:proofErr w:type="spellEnd"/>
+      <w:r>
+        <w:rPr>
+          <w:lang w:val="en-US"/>
+        </w:rPr>
+        <w:t xml:space="preserve"> </w:t>
+      </w:r>
+      <w:proofErr w:type="spellStart"/>
+      <w:r>
+        <w:rPr>
+          <w:lang w:val="en-US"/>
+        </w:rPr>
+        <w:t>ve</w:t>
+      </w:r>
+      <w:proofErr w:type="spellEnd"/>
+      <w:r>
+        <w:rPr>
+          <w:lang w:val="en-US"/>
+        </w:rPr>
+        <w:t xml:space="preserve"> </w:t>
+      </w:r>
+      <w:proofErr w:type="spellStart"/>
+      <w:r>
+        <w:rPr>
+          <w:lang w:val="en-US"/>
+        </w:rPr>
+        <w:t>dönüştürme</w:t>
+      </w:r>
+      <w:proofErr w:type="spellEnd"/>
+      <w:r>
+        <w:rPr>
+          <w:lang w:val="en-US"/>
+        </w:rPr>
+        <w:t xml:space="preserve"> </w:t>
+      </w:r>
+      <w:proofErr w:type="spellStart"/>
+      <w:r>
+        <w:rPr>
+          <w:lang w:val="en-US"/>
+        </w:rPr>
+        <w:t>işlemlerinin</w:t>
+      </w:r>
+      <w:proofErr w:type="spellEnd"/>
+      <w:r>
+        <w:rPr>
+          <w:lang w:val="en-US"/>
+        </w:rPr>
+        <w:t xml:space="preserve"> </w:t>
+      </w:r>
+      <w:proofErr w:type="spellStart"/>
+      <w:r>
+        <w:rPr>
+          <w:lang w:val="en-US"/>
+        </w:rPr>
+        <w:t>nasıl</w:t>
+      </w:r>
+      <w:proofErr w:type="spellEnd"/>
+      <w:r>
+        <w:rPr>
+          <w:lang w:val="en-US"/>
+        </w:rPr>
+        <w:t xml:space="preserve"> </w:t>
+      </w:r>
+      <w:proofErr w:type="spellStart"/>
+      <w:r>
+        <w:rPr>
+          <w:lang w:val="en-US"/>
+        </w:rPr>
+        <w:t>yönetileceği</w:t>
+      </w:r>
+      <w:proofErr w:type="spellEnd"/>
+      <w:r>
+        <w:rPr>
+          <w:lang w:val="en-US"/>
+        </w:rPr>
+        <w:t xml:space="preserve">, Window Functions, CTE </w:t>
+      </w:r>
+      <w:proofErr w:type="spellStart"/>
+      <w:r>
+        <w:rPr>
+          <w:lang w:val="en-US"/>
+        </w:rPr>
+        <w:t>ve</w:t>
+      </w:r>
+      <w:proofErr w:type="spellEnd"/>
+      <w:r>
+        <w:rPr>
+          <w:lang w:val="en-US"/>
+        </w:rPr>
+        <w:t xml:space="preserve"> </w:t>
+      </w:r>
+      <w:proofErr w:type="spellStart"/>
+      <w:r>
+        <w:rPr>
+          <w:lang w:val="en-US"/>
+        </w:rPr>
+        <w:t>Regex’in</w:t>
+      </w:r>
+      <w:proofErr w:type="spellEnd"/>
+      <w:r>
+        <w:rPr>
+          <w:lang w:val="en-US"/>
+        </w:rPr>
+        <w:t xml:space="preserve"> </w:t>
+      </w:r>
+      <w:proofErr w:type="spellStart"/>
+      <w:r>
+        <w:rPr>
+          <w:lang w:val="en-US"/>
+        </w:rPr>
+        <w:t>nasıl</w:t>
+      </w:r>
+      <w:proofErr w:type="spellEnd"/>
+      <w:r>
+        <w:rPr>
+          <w:lang w:val="en-US"/>
+        </w:rPr>
+        <w:t xml:space="preserve"> </w:t>
+      </w:r>
+      <w:proofErr w:type="spellStart"/>
+      <w:r>
+        <w:rPr>
+          <w:lang w:val="en-US"/>
+        </w:rPr>
+        <w:t>kullanılacağı</w:t>
+      </w:r>
+      <w:proofErr w:type="spellEnd"/>
+      <w:r>
+        <w:rPr>
+          <w:lang w:val="en-US"/>
+        </w:rPr>
+        <w:t xml:space="preserve"> </w:t>
+      </w:r>
+      <w:proofErr w:type="spellStart"/>
+      <w:r>
+        <w:rPr>
+          <w:lang w:val="en-US"/>
+        </w:rPr>
+        <w:t>öğrenilmiştir</w:t>
+      </w:r>
+      <w:proofErr w:type="spellEnd"/>
+      <w:r>
+        <w:rPr>
+          <w:lang w:val="en-US"/>
+        </w:rPr>
+        <w:t>.</w:t>
       </w:r>
     </w:p>
     <w:sectPr>
@@ -2895,6 +6517,95 @@
     </w:lvl>
   </w:abstractNum>
   <w:abstractNum w:abstractNumId="13" w15:restartNumberingAfterBreak="0">
+    <w:nsid w:val="6F3628AB"/>
+    <w:multiLevelType w:val="hybridMultilevel"/>
+    <w:tmpl w:val="00A07836"/>
+    <w:lvl w:ilvl="0" w:tplc="3402A9FE">
+      <w:start w:val="1"/>
+      <w:numFmt w:val="decimal"/>
+      <w:lvlText w:val="%1-"/>
+      <w:lvlJc w:val="left"/>
+      <w:pPr>
+        <w:ind w:left="420" w:hanging="360"/>
+      </w:pPr>
+      <w:rPr>
+        <w:rFonts w:hint="default"/>
+      </w:rPr>
+    </w:lvl>
+    <w:lvl w:ilvl="1" w:tplc="040C0019" w:tentative="1">
+      <w:start w:val="1"/>
+      <w:numFmt w:val="lowerLetter"/>
+      <w:lvlText w:val="%2."/>
+      <w:lvlJc w:val="left"/>
+      <w:pPr>
+        <w:ind w:left="1140" w:hanging="360"/>
+      </w:pPr>
+    </w:lvl>
+    <w:lvl w:ilvl="2" w:tplc="040C001B" w:tentative="1">
+      <w:start w:val="1"/>
+      <w:numFmt w:val="lowerRoman"/>
+      <w:lvlText w:val="%3."/>
+      <w:lvlJc w:val="right"/>
+      <w:pPr>
+        <w:ind w:left="1860" w:hanging="180"/>
+      </w:pPr>
+    </w:lvl>
+    <w:lvl w:ilvl="3" w:tplc="040C000F" w:tentative="1">
+      <w:start w:val="1"/>
+      <w:numFmt w:val="decimal"/>
+      <w:lvlText w:val="%4."/>
+      <w:lvlJc w:val="left"/>
+      <w:pPr>
+        <w:ind w:left="2580" w:hanging="360"/>
+      </w:pPr>
+    </w:lvl>
+    <w:lvl w:ilvl="4" w:tplc="040C0019" w:tentative="1">
+      <w:start w:val="1"/>
+      <w:numFmt w:val="lowerLetter"/>
+      <w:lvlText w:val="%5."/>
+      <w:lvlJc w:val="left"/>
+      <w:pPr>
+        <w:ind w:left="3300" w:hanging="360"/>
+      </w:pPr>
+    </w:lvl>
+    <w:lvl w:ilvl="5" w:tplc="040C001B" w:tentative="1">
+      <w:start w:val="1"/>
+      <w:numFmt w:val="lowerRoman"/>
+      <w:lvlText w:val="%6."/>
+      <w:lvlJc w:val="right"/>
+      <w:pPr>
+        <w:ind w:left="4020" w:hanging="180"/>
+      </w:pPr>
+    </w:lvl>
+    <w:lvl w:ilvl="6" w:tplc="040C000F" w:tentative="1">
+      <w:start w:val="1"/>
+      <w:numFmt w:val="decimal"/>
+      <w:lvlText w:val="%7."/>
+      <w:lvlJc w:val="left"/>
+      <w:pPr>
+        <w:ind w:left="4740" w:hanging="360"/>
+      </w:pPr>
+    </w:lvl>
+    <w:lvl w:ilvl="7" w:tplc="040C0019" w:tentative="1">
+      <w:start w:val="1"/>
+      <w:numFmt w:val="lowerLetter"/>
+      <w:lvlText w:val="%8."/>
+      <w:lvlJc w:val="left"/>
+      <w:pPr>
+        <w:ind w:left="5460" w:hanging="360"/>
+      </w:pPr>
+    </w:lvl>
+    <w:lvl w:ilvl="8" w:tplc="040C001B" w:tentative="1">
+      <w:start w:val="1"/>
+      <w:numFmt w:val="lowerRoman"/>
+      <w:lvlText w:val="%9."/>
+      <w:lvlJc w:val="right"/>
+      <w:pPr>
+        <w:ind w:left="6180" w:hanging="180"/>
+      </w:pPr>
+    </w:lvl>
+  </w:abstractNum>
+  <w:abstractNum w:abstractNumId="14" w15:restartNumberingAfterBreak="0">
     <w:nsid w:val="74552130"/>
     <w:multiLevelType w:val="hybridMultilevel"/>
     <w:tmpl w:val="7F209472"/>
@@ -2987,7 +6698,7 @@
     <w:abstractNumId w:val="1"/>
   </w:num>
   <w:num w:numId="2" w16cid:durableId="1816607646">
-    <w:abstractNumId w:val="13"/>
+    <w:abstractNumId w:val="14"/>
   </w:num>
   <w:num w:numId="3" w16cid:durableId="457068896">
     <w:abstractNumId w:val="4"/>
@@ -3027,6 +6738,9 @@
   </w:num>
   <w:num w:numId="15" w16cid:durableId="742290634">
     <w:abstractNumId w:val="8"/>
+  </w:num>
+  <w:num w:numId="16" w16cid:durableId="978607163">
+    <w:abstractNumId w:val="13"/>
   </w:num>
 </w:numbering>
 </file>

--- a/RAPOR.docx
+++ b/RAPOR.docx
@@ -20,7 +20,7 @@
           <w:noProof/>
         </w:rPr>
         <w:drawing>
-          <wp:inline distT="0" distB="0" distL="0" distR="0" wp14:anchorId="537ECBD4" wp14:editId="5C90B094">
+          <wp:inline distT="0" distB="0" distL="0" distR="0" wp14:anchorId="537ECBD4" wp14:editId="7E98DA36">
             <wp:extent cx="2268071" cy="2268071"/>
             <wp:effectExtent l="0" t="0" r="5715" b="5715"/>
             <wp:docPr id="756522366" name="Picture 1"/>
@@ -326,15 +326,7 @@
           <w:b/>
           <w:bCs/>
         </w:rPr>
-        <w:t>https://github.com/ismailbsrn/DatabaseScenarios-</w:t>
-      </w:r>
-      <w:r>
-        <w:rPr>
-          <w:rStyle w:val="Lienhypertexte"/>
-          <w:b/>
-          <w:bCs/>
-        </w:rPr>
-        <w:t>5</w:t>
+        <w:t>https://github.com/ismailbsrn/DatabaseScenarios-5</w:t>
       </w:r>
       <w:r>
         <w:rPr>
@@ -1226,6 +1218,7 @@
     <w:p>
       <w:pPr>
         <w:pStyle w:val="Titre3"/>
+        <w:spacing w:after="240"/>
       </w:pPr>
       <w:proofErr w:type="spellStart"/>
       <w:r>
@@ -1261,7 +1254,6 @@
           <w:ilvl w:val="0"/>
           <w:numId w:val="10"/>
         </w:numPr>
-        <w:spacing w:before="240"/>
         <w:rPr>
           <w:lang w:val="tr-TR"/>
         </w:rPr>
@@ -2111,19 +2103,7 @@
         <w:t>ikinci</w:t>
       </w:r>
       <w:r>
-        <w:t xml:space="preserve"> bölümünde </w:t>
-      </w:r>
-      <w:r>
-        <w:t>veri temizleme</w:t>
-      </w:r>
-      <w:r>
-        <w:t xml:space="preserve"> ve </w:t>
-      </w:r>
-      <w:r>
-        <w:t>süreçleri tasarımı</w:t>
-      </w:r>
-      <w:r>
-        <w:t xml:space="preserve"> ele alınmaktadır.</w:t>
+        <w:t xml:space="preserve"> bölümünde veri temizleme ve süreçleri tasarımı ele alınmaktadır.</w:t>
       </w:r>
     </w:p>
     <w:p>
@@ -2202,13 +2182,6 @@
         </w:rPr>
         <w:t>Projenin Kapsamı</w:t>
       </w:r>
-    </w:p>
-    <w:p>
-      <w:pPr>
-        <w:rPr>
-          <w:lang w:val="tr-TR"/>
-        </w:rPr>
-      </w:pPr>
     </w:p>
     <w:p>
       <w:pPr>
@@ -2485,6 +2458,7 @@
       </w:pPr>
       <w:r>
         <w:rPr>
+          <w:noProof/>
           <w:lang w:val="tr-TR"/>
         </w:rPr>
         <w:drawing>
@@ -2532,6 +2506,7 @@
       </w:pPr>
       <w:r>
         <w:rPr>
+          <w:noProof/>
           <w:lang w:val="en-US"/>
         </w:rPr>
         <w:drawing>
@@ -2574,7 +2549,7 @@
     <w:p>
       <w:pPr>
         <w:rPr>
-          <w:lang w:val="en-US"/>
+          <w:lang w:val="tr-TR"/>
         </w:rPr>
       </w:pPr>
       <w:r>
@@ -2739,18 +2714,76 @@
     <w:p>
       <w:pPr>
         <w:rPr>
-          <w:lang w:val="tr-TR"/>
-        </w:rPr>
-      </w:pPr>
-      <w:r>
-        <w:rPr>
+          <w:lang w:val="en-US"/>
+        </w:rPr>
+      </w:pPr>
+      <w:r>
+        <w:rPr>
+          <w:noProof/>
+          <w:lang w:val="tr-TR"/>
+        </w:rPr>
+        <w:drawing>
+          <wp:inline distT="0" distB="0" distL="0" distR="0" wp14:anchorId="3100EEDD" wp14:editId="79818BEE">
+            <wp:extent cx="5971540" cy="2817628"/>
+            <wp:effectExtent l="0" t="0" r="0" b="1905"/>
+            <wp:docPr id="1943152750" name="Image 1" descr="Une image contenant texte, capture d’écran&#10;&#10;Le contenu généré par l’IA peut être incorrect."/>
+            <wp:cNvGraphicFramePr>
+              <a:graphicFrameLocks xmlns:a="http://schemas.openxmlformats.org/drawingml/2006/main" noChangeAspect="1"/>
+            </wp:cNvGraphicFramePr>
+            <a:graphic xmlns:a="http://schemas.openxmlformats.org/drawingml/2006/main">
+              <a:graphicData uri="http://schemas.openxmlformats.org/drawingml/2006/picture">
+                <pic:pic xmlns:pic="http://schemas.openxmlformats.org/drawingml/2006/picture">
+                  <pic:nvPicPr>
+                    <pic:cNvPr id="1641183368" name="Image 1" descr="Une image contenant texte, capture d’écran&#10;&#10;Le contenu généré par l’IA peut être incorrect."/>
+                    <pic:cNvPicPr/>
+                  </pic:nvPicPr>
+                  <pic:blipFill rotWithShape="1">
+                    <a:blip r:embed="rId24"/>
+                    <a:srcRect b="51040"/>
+                    <a:stretch>
+                      <a:fillRect/>
+                    </a:stretch>
+                  </pic:blipFill>
+                  <pic:spPr bwMode="auto">
+                    <a:xfrm>
+                      <a:off x="0" y="0"/>
+                      <a:ext cx="5971540" cy="2817628"/>
+                    </a:xfrm>
+                    <a:prstGeom prst="rect">
+                      <a:avLst/>
+                    </a:prstGeom>
+                    <a:ln>
+                      <a:noFill/>
+                    </a:ln>
+                    <a:extLst>
+                      <a:ext uri="{53640926-AAD7-44D8-BBD7-CCE9431645EC}">
+                        <a14:shadowObscured xmlns:a14="http://schemas.microsoft.com/office/drawing/2010/main"/>
+                      </a:ext>
+                    </a:extLst>
+                  </pic:spPr>
+                </pic:pic>
+              </a:graphicData>
+            </a:graphic>
+          </wp:inline>
+        </w:drawing>
+      </w:r>
+    </w:p>
+    <w:p>
+      <w:pPr>
+        <w:rPr>
+          <w:lang w:val="tr-TR"/>
+        </w:rPr>
+      </w:pPr>
+      <w:r>
+        <w:rPr>
+          <w:noProof/>
           <w:lang w:val="tr-TR"/>
         </w:rPr>
         <w:lastRenderedPageBreak/>
         <w:drawing>
-          <wp:inline distT="0" distB="0" distL="0" distR="0" wp14:anchorId="42ACA0A9" wp14:editId="587EE253">
-            <wp:extent cx="5971540" cy="5755005"/>
-            <wp:effectExtent l="0" t="0" r="0" b="0"/>
+          <wp:inline distT="0" distB="0" distL="0" distR="0" wp14:anchorId="42ACA0A9" wp14:editId="74AA37E4">
+            <wp:extent cx="5971540" cy="2958642"/>
+            <wp:effectExtent l="0" t="0" r="0" b="635"/>
             <wp:docPr id="1641183368" name="Image 1" descr="Une image contenant texte, capture d’écran&#10;&#10;Le contenu généré par l’IA peut être incorrect."/>
             <wp:cNvGraphicFramePr>
               <a:graphicFrameLocks xmlns:a="http://schemas.openxmlformats.org/drawingml/2006/main" noChangeAspect="1"/>
@@ -2762,20 +2795,29 @@
                     <pic:cNvPr id="1641183368" name="Image 1" descr="Une image contenant texte, capture d’écran&#10;&#10;Le contenu généré par l’IA peut être incorrect."/>
                     <pic:cNvPicPr/>
                   </pic:nvPicPr>
-                  <pic:blipFill>
+                  <pic:blipFill rotWithShape="1">
                     <a:blip r:embed="rId24"/>
+                    <a:srcRect t="48590"/>
                     <a:stretch>
                       <a:fillRect/>
                     </a:stretch>
                   </pic:blipFill>
-                  <pic:spPr>
+                  <pic:spPr bwMode="auto">
                     <a:xfrm>
                       <a:off x="0" y="0"/>
-                      <a:ext cx="5971540" cy="5755005"/>
+                      <a:ext cx="5971540" cy="2958642"/>
                     </a:xfrm>
                     <a:prstGeom prst="rect">
                       <a:avLst/>
                     </a:prstGeom>
+                    <a:ln>
+                      <a:noFill/>
+                    </a:ln>
+                    <a:extLst>
+                      <a:ext uri="{53640926-AAD7-44D8-BBD7-CCE9431645EC}">
+                        <a14:shadowObscured xmlns:a14="http://schemas.microsoft.com/office/drawing/2010/main"/>
+                      </a:ext>
+                    </a:extLst>
                   </pic:spPr>
                 </pic:pic>
               </a:graphicData>
@@ -3705,14 +3747,14 @@
         <w:rPr>
           <w:lang w:val="en-US"/>
         </w:rPr>
-        <w:t xml:space="preserve"> ş</w:t>
-      </w:r>
-      <w:proofErr w:type="spellStart"/>
-      <w:r>
-        <w:rPr>
-          <w:lang w:val="en-US"/>
-        </w:rPr>
-        <w:t>ekilde</w:t>
+        <w:t xml:space="preserve"> </w:t>
+      </w:r>
+      <w:proofErr w:type="spellStart"/>
+      <w:r>
+        <w:rPr>
+          <w:lang w:val="en-US"/>
+        </w:rPr>
+        <w:t>şekilde</w:t>
       </w:r>
       <w:proofErr w:type="spellEnd"/>
       <w:r>
@@ -4076,7 +4118,6 @@
         <w:rPr>
           <w:lang w:val="en-US"/>
         </w:rPr>
-        <w:lastRenderedPageBreak/>
         <w:t>Adım</w:t>
       </w:r>
       <w:proofErr w:type="spellEnd"/>
@@ -4186,6 +4227,7 @@
       </w:r>
       <w:r>
         <w:rPr>
+          <w:noProof/>
           <w:lang w:val="en-US"/>
         </w:rPr>
         <w:drawing>
@@ -4227,31 +4269,32 @@
     </w:p>
     <w:p>
       <w:pPr>
+        <w:spacing w:before="240" w:line="240" w:lineRule="auto"/>
+        <w:rPr>
+          <w:lang w:val="tr-TR"/>
+        </w:rPr>
+      </w:pPr>
+      <w:r>
+        <w:rPr>
+          <w:lang w:val="tr-TR"/>
+        </w:rPr>
+        <w:t>Yukarıda görüleceği üzere veriler düzgün şekilde temizlenmiş ve dönüştürülmüştür.</w:t>
+      </w:r>
+    </w:p>
+    <w:p>
+      <w:pPr>
         <w:spacing w:line="240" w:lineRule="auto"/>
         <w:rPr>
           <w:lang w:val="tr-TR"/>
         </w:rPr>
       </w:pPr>
-      <w:r>
-        <w:rPr>
-          <w:lang w:val="tr-TR"/>
-        </w:rPr>
-        <w:t>Yukarıda görüleceği üzere veriler düzgün şekilde temizlenmiş ve dönüştürülmüştür.</w:t>
-      </w:r>
-    </w:p>
-    <w:p>
-      <w:pPr>
-        <w:spacing w:line="240" w:lineRule="auto"/>
-        <w:rPr>
-          <w:lang w:val="tr-TR"/>
-        </w:rPr>
-      </w:pPr>
     </w:p>
     <w:p>
       <w:pPr>
         <w:pStyle w:val="Titre3"/>
       </w:pPr>
       <w:r>
+        <w:lastRenderedPageBreak/>
         <w:t xml:space="preserve">Veri </w:t>
       </w:r>
       <w:proofErr w:type="spellStart"/>
@@ -4323,6 +4366,7 @@
       </w:pPr>
       <w:r>
         <w:rPr>
+          <w:noProof/>
           <w:lang w:val="tr-TR"/>
         </w:rPr>
         <w:drawing>
@@ -4396,6 +4440,7 @@
       </w:pPr>
       <w:r>
         <w:rPr>
+          <w:noProof/>
           <w:lang w:val="tr-TR"/>
         </w:rPr>
         <w:drawing>
@@ -4450,13 +4495,6 @@
     </w:p>
     <w:p>
       <w:pPr>
-        <w:rPr>
-          <w:lang w:val="tr-TR"/>
-        </w:rPr>
-      </w:pPr>
-    </w:p>
-    <w:p>
-      <w:pPr>
         <w:pStyle w:val="Titre3"/>
       </w:pPr>
       <w:proofErr w:type="spellStart"/>
@@ -4536,9 +4574,9 @@
       </w:pPr>
       <w:r>
         <w:rPr>
-          <w:lang w:val="tr-TR"/>
-        </w:rPr>
-        <w:lastRenderedPageBreak/>
+          <w:noProof/>
+          <w:lang w:val="tr-TR"/>
+        </w:rPr>
         <w:drawing>
           <wp:inline distT="0" distB="0" distL="0" distR="0" wp14:anchorId="102FC329" wp14:editId="21C59C92">
             <wp:extent cx="5971540" cy="1443355"/>
@@ -4625,6 +4663,7 @@
       </w:pPr>
       <w:r>
         <w:rPr>
+          <w:noProof/>
           <w:lang w:val="en-US"/>
         </w:rPr>
         <w:drawing>
@@ -4675,6 +4714,7 @@
         <w:rPr>
           <w:lang w:val="en-US"/>
         </w:rPr>
+        <w:lastRenderedPageBreak/>
         <w:t>Görüleceği</w:t>
       </w:r>
       <w:proofErr w:type="spellEnd"/>
@@ -5090,6 +5130,2146 @@
           <w:lang w:val="en-US"/>
         </w:rPr>
         <w:t>kullanılacağı</w:t>
+      </w:r>
+      <w:proofErr w:type="spellEnd"/>
+      <w:r>
+        <w:rPr>
+          <w:lang w:val="en-US"/>
+        </w:rPr>
+        <w:t xml:space="preserve"> </w:t>
+      </w:r>
+      <w:proofErr w:type="spellStart"/>
+      <w:r>
+        <w:rPr>
+          <w:lang w:val="en-US"/>
+        </w:rPr>
+        <w:t>öğrenilmiştir</w:t>
+      </w:r>
+      <w:proofErr w:type="spellEnd"/>
+      <w:r>
+        <w:rPr>
+          <w:lang w:val="en-US"/>
+        </w:rPr>
+        <w:t>.</w:t>
+      </w:r>
+    </w:p>
+    <w:p>
+      <w:pPr>
+        <w:rPr>
+          <w:lang w:val="en-US"/>
+        </w:rPr>
+      </w:pPr>
+    </w:p>
+    <w:p>
+      <w:pPr>
+        <w:pStyle w:val="Titre1"/>
+        <w:rPr>
+          <w:lang w:val="tr-TR"/>
+        </w:rPr>
+      </w:pPr>
+      <w:proofErr w:type="spellStart"/>
+      <w:r>
+        <w:rPr>
+          <w:lang w:val="tr-TR"/>
+        </w:rPr>
+        <w:t>Veritabanı</w:t>
+      </w:r>
+      <w:proofErr w:type="spellEnd"/>
+      <w:r>
+        <w:rPr>
+          <w:lang w:val="tr-TR"/>
+        </w:rPr>
+        <w:t xml:space="preserve"> Yedekleme ve Otomasyon Çalışması</w:t>
+      </w:r>
+    </w:p>
+    <w:p>
+      <w:pPr>
+        <w:rPr>
+          <w:lang w:val="tr-TR"/>
+        </w:rPr>
+      </w:pPr>
+      <w:r>
+        <w:rPr>
+          <w:lang w:val="tr-TR"/>
+        </w:rPr>
+        <w:t>Raporun bu bölümünde veri tabanı</w:t>
+      </w:r>
+      <w:r>
+        <w:rPr>
+          <w:lang w:val="tr-TR"/>
+        </w:rPr>
+        <w:t xml:space="preserve"> yedekleme </w:t>
+      </w:r>
+      <w:r>
+        <w:rPr>
+          <w:lang w:val="tr-TR"/>
+        </w:rPr>
+        <w:t xml:space="preserve">senaryosu işlenmektedir. Senaryo </w:t>
+      </w:r>
+      <w:proofErr w:type="spellStart"/>
+      <w:r>
+        <w:rPr>
+          <w:lang w:val="tr-TR"/>
+        </w:rPr>
+        <w:t>macOS</w:t>
+      </w:r>
+      <w:proofErr w:type="spellEnd"/>
+      <w:r>
+        <w:rPr>
+          <w:lang w:val="tr-TR"/>
+        </w:rPr>
+        <w:t xml:space="preserve"> ortamında </w:t>
+      </w:r>
+      <w:proofErr w:type="spellStart"/>
+      <w:r>
+        <w:rPr>
+          <w:lang w:val="tr-TR"/>
+        </w:rPr>
+        <w:t>PostgreSQL</w:t>
+      </w:r>
+      <w:proofErr w:type="spellEnd"/>
+      <w:r>
+        <w:rPr>
+          <w:lang w:val="tr-TR"/>
+        </w:rPr>
+        <w:t xml:space="preserve"> ve </w:t>
+      </w:r>
+      <w:proofErr w:type="spellStart"/>
+      <w:r>
+        <w:rPr>
+          <w:lang w:val="tr-TR"/>
+        </w:rPr>
+        <w:t>pgBackRest</w:t>
+      </w:r>
+      <w:proofErr w:type="spellEnd"/>
+      <w:r>
+        <w:rPr>
+          <w:lang w:val="tr-TR"/>
+        </w:rPr>
+        <w:t xml:space="preserve"> kullanılarak gerçekleştirilmiştir.</w:t>
+      </w:r>
+    </w:p>
+    <w:p>
+      <w:pPr>
+        <w:pStyle w:val="Titre2"/>
+        <w:spacing w:before="240"/>
+        <w:rPr>
+          <w:lang w:val="tr-TR"/>
+        </w:rPr>
+      </w:pPr>
+      <w:r>
+        <w:rPr>
+          <w:lang w:val="tr-TR"/>
+        </w:rPr>
+        <w:t>Projenin Amacı</w:t>
+      </w:r>
+    </w:p>
+    <w:p>
+      <w:pPr>
+        <w:rPr>
+          <w:lang w:val="tr-TR"/>
+        </w:rPr>
+      </w:pPr>
+      <w:r>
+        <w:rPr>
+          <w:lang w:val="tr-TR"/>
+        </w:rPr>
+        <w:t xml:space="preserve">Projenin amacı veri tabanı yedekleme </w:t>
+      </w:r>
+      <w:r>
+        <w:rPr>
+          <w:lang w:val="tr-TR"/>
+        </w:rPr>
+        <w:t>işlemlerini otomatikleştirerek, veri</w:t>
+      </w:r>
+      <w:r>
+        <w:rPr>
+          <w:lang w:val="tr-TR"/>
+        </w:rPr>
+        <w:t xml:space="preserve"> </w:t>
+      </w:r>
+      <w:r>
+        <w:rPr>
+          <w:lang w:val="tr-TR"/>
+        </w:rPr>
+        <w:t>tabanı yönetim</w:t>
+      </w:r>
+      <w:r>
+        <w:rPr>
+          <w:lang w:val="tr-TR"/>
+        </w:rPr>
+        <w:t xml:space="preserve"> </w:t>
+      </w:r>
+      <w:r>
+        <w:rPr>
+          <w:lang w:val="tr-TR"/>
+        </w:rPr>
+        <w:t>süreçleri optimize edilir. Ayrıca yedeklerin düzenli olarak alındığını doğrulamak</w:t>
+      </w:r>
+      <w:r>
+        <w:rPr>
+          <w:lang w:val="tr-TR"/>
+        </w:rPr>
+        <w:t xml:space="preserve"> </w:t>
+      </w:r>
+      <w:r>
+        <w:rPr>
+          <w:lang w:val="tr-TR"/>
+        </w:rPr>
+        <w:t xml:space="preserve">için </w:t>
+      </w:r>
+      <w:r>
+        <w:rPr>
+          <w:lang w:val="tr-TR"/>
+        </w:rPr>
+        <w:t>yedek alınamaması durumunda yöneticilere bildirim gönderilir</w:t>
+      </w:r>
+      <w:r>
+        <w:rPr>
+          <w:lang w:val="tr-TR"/>
+        </w:rPr>
+        <w:t>.</w:t>
+      </w:r>
+    </w:p>
+    <w:p>
+      <w:pPr>
+        <w:pStyle w:val="Titre2"/>
+        <w:spacing w:before="240"/>
+        <w:rPr>
+          <w:lang w:val="tr-TR"/>
+        </w:rPr>
+      </w:pPr>
+      <w:r>
+        <w:rPr>
+          <w:lang w:val="tr-TR"/>
+        </w:rPr>
+        <w:t xml:space="preserve">Projenin Kapsamı </w:t>
+      </w:r>
+    </w:p>
+    <w:p>
+      <w:pPr>
+        <w:rPr>
+          <w:lang w:val="tr-TR"/>
+        </w:rPr>
+      </w:pPr>
+      <w:r>
+        <w:rPr>
+          <w:lang w:val="tr-TR"/>
+        </w:rPr>
+        <w:t xml:space="preserve">Projenin kapsamı şu şekildedir: </w:t>
+      </w:r>
+    </w:p>
+    <w:p>
+      <w:pPr>
+        <w:pStyle w:val="Paragraphedeliste"/>
+        <w:numPr>
+          <w:ilvl w:val="0"/>
+          <w:numId w:val="10"/>
+        </w:numPr>
+        <w:rPr>
+          <w:lang w:val="tr-TR"/>
+        </w:rPr>
+      </w:pPr>
+      <w:proofErr w:type="spellStart"/>
+      <w:proofErr w:type="gramStart"/>
+      <w:r>
+        <w:rPr>
+          <w:lang w:val="tr-TR"/>
+        </w:rPr>
+        <w:t>crontab</w:t>
+      </w:r>
+      <w:proofErr w:type="spellEnd"/>
+      <w:proofErr w:type="gramEnd"/>
+      <w:r>
+        <w:rPr>
+          <w:lang w:val="tr-TR"/>
+        </w:rPr>
+        <w:t xml:space="preserve"> ve </w:t>
+      </w:r>
+      <w:proofErr w:type="spellStart"/>
+      <w:r>
+        <w:rPr>
+          <w:lang w:val="tr-TR"/>
+        </w:rPr>
+        <w:t>bash</w:t>
+      </w:r>
+      <w:proofErr w:type="spellEnd"/>
+      <w:r>
+        <w:rPr>
+          <w:lang w:val="tr-TR"/>
+        </w:rPr>
+        <w:t xml:space="preserve"> </w:t>
+      </w:r>
+      <w:proofErr w:type="spellStart"/>
+      <w:r>
+        <w:rPr>
+          <w:lang w:val="tr-TR"/>
+        </w:rPr>
+        <w:t>scripting</w:t>
+      </w:r>
+      <w:proofErr w:type="spellEnd"/>
+      <w:r>
+        <w:rPr>
+          <w:lang w:val="tr-TR"/>
+        </w:rPr>
+        <w:t xml:space="preserve"> kullanarak yedekleme süreçlerini otomatikleştirmek.</w:t>
+      </w:r>
+    </w:p>
+    <w:p>
+      <w:pPr>
+        <w:pStyle w:val="Paragraphedeliste"/>
+        <w:numPr>
+          <w:ilvl w:val="0"/>
+          <w:numId w:val="10"/>
+        </w:numPr>
+        <w:rPr>
+          <w:lang w:val="tr-TR"/>
+        </w:rPr>
+      </w:pPr>
+      <w:r>
+        <w:rPr>
+          <w:lang w:val="tr-TR"/>
+        </w:rPr>
+        <w:t>Yedekleme işlemi başarısız olduğunda yöneticileri bilgilendirecek servisleri kurmak.</w:t>
+      </w:r>
+    </w:p>
+    <w:p>
+      <w:pPr>
+        <w:pStyle w:val="Titre2"/>
+        <w:spacing w:before="240"/>
+        <w:rPr>
+          <w:lang w:val="tr-TR"/>
+        </w:rPr>
+      </w:pPr>
+      <w:r>
+        <w:rPr>
+          <w:lang w:val="tr-TR"/>
+        </w:rPr>
+        <w:t xml:space="preserve"> Gerçekleştirim ve Yöntem</w:t>
+      </w:r>
+    </w:p>
+    <w:p>
+      <w:pPr>
+        <w:rPr>
+          <w:lang w:val="tr-TR"/>
+        </w:rPr>
+      </w:pPr>
+      <w:r>
+        <w:rPr>
+          <w:lang w:val="tr-TR"/>
+        </w:rPr>
+        <w:t>Raporun bu bölümünde senaryonun nasıl gerçekleştirildiği anlatılmaktadır.</w:t>
+      </w:r>
+    </w:p>
+    <w:p>
+      <w:pPr>
+        <w:pStyle w:val="Titre3"/>
+      </w:pPr>
+      <w:proofErr w:type="spellStart"/>
+      <w:r>
+        <w:t>Otomatik</w:t>
+      </w:r>
+      <w:proofErr w:type="spellEnd"/>
+      <w:r>
+        <w:t xml:space="preserve"> </w:t>
+      </w:r>
+      <w:proofErr w:type="spellStart"/>
+      <w:r>
+        <w:t>Yedekleme</w:t>
+      </w:r>
+      <w:proofErr w:type="spellEnd"/>
+      <w:r>
+        <w:t xml:space="preserve"> </w:t>
+      </w:r>
+      <w:proofErr w:type="spellStart"/>
+      <w:r>
+        <w:t>ve</w:t>
+      </w:r>
+      <w:proofErr w:type="spellEnd"/>
+      <w:r>
+        <w:t xml:space="preserve"> </w:t>
+      </w:r>
+      <w:proofErr w:type="spellStart"/>
+      <w:r>
+        <w:t>Uyarı</w:t>
+      </w:r>
+      <w:proofErr w:type="spellEnd"/>
+      <w:r>
+        <w:t xml:space="preserve"> </w:t>
+      </w:r>
+      <w:proofErr w:type="spellStart"/>
+      <w:r>
+        <w:t>Sistemi</w:t>
+      </w:r>
+      <w:proofErr w:type="spellEnd"/>
+    </w:p>
+    <w:p>
+      <w:pPr>
+        <w:rPr>
+          <w:lang w:val="en-US"/>
+        </w:rPr>
+      </w:pPr>
+      <w:r>
+        <w:rPr>
+          <w:lang w:val="en-US"/>
+        </w:rPr>
+        <w:t xml:space="preserve">Bu </w:t>
+      </w:r>
+      <w:proofErr w:type="spellStart"/>
+      <w:r>
+        <w:rPr>
+          <w:lang w:val="en-US"/>
+        </w:rPr>
+        <w:t>proje</w:t>
+      </w:r>
+      <w:proofErr w:type="spellEnd"/>
+      <w:r>
+        <w:rPr>
+          <w:lang w:val="en-US"/>
+        </w:rPr>
+        <w:t xml:space="preserve"> </w:t>
+      </w:r>
+      <w:proofErr w:type="spellStart"/>
+      <w:r>
+        <w:rPr>
+          <w:lang w:val="en-US"/>
+        </w:rPr>
+        <w:t>kapsamında</w:t>
+      </w:r>
+      <w:proofErr w:type="spellEnd"/>
+      <w:r>
+        <w:rPr>
+          <w:lang w:val="en-US"/>
+        </w:rPr>
+        <w:t xml:space="preserve"> </w:t>
+      </w:r>
+      <w:proofErr w:type="spellStart"/>
+      <w:r>
+        <w:rPr>
+          <w:lang w:val="en-US"/>
+        </w:rPr>
+        <w:t>vize</w:t>
+      </w:r>
+      <w:proofErr w:type="spellEnd"/>
+      <w:r>
+        <w:rPr>
+          <w:lang w:val="en-US"/>
+        </w:rPr>
+        <w:t xml:space="preserve"> </w:t>
+      </w:r>
+      <w:proofErr w:type="spellStart"/>
+      <w:r>
+        <w:rPr>
+          <w:lang w:val="en-US"/>
+        </w:rPr>
+        <w:t>için</w:t>
+      </w:r>
+      <w:proofErr w:type="spellEnd"/>
+      <w:r>
+        <w:rPr>
+          <w:lang w:val="en-US"/>
+        </w:rPr>
+        <w:t xml:space="preserve"> </w:t>
+      </w:r>
+      <w:proofErr w:type="spellStart"/>
+      <w:r>
+        <w:rPr>
+          <w:lang w:val="en-US"/>
+        </w:rPr>
+        <w:t>kullanılan</w:t>
+      </w:r>
+      <w:proofErr w:type="spellEnd"/>
+      <w:r>
+        <w:rPr>
+          <w:lang w:val="en-US"/>
+        </w:rPr>
+        <w:t xml:space="preserve"> database </w:t>
+      </w:r>
+      <w:proofErr w:type="spellStart"/>
+      <w:r>
+        <w:rPr>
+          <w:lang w:val="en-US"/>
+        </w:rPr>
+        <w:t>ve</w:t>
+      </w:r>
+      <w:proofErr w:type="spellEnd"/>
+      <w:r>
+        <w:rPr>
+          <w:lang w:val="en-US"/>
+        </w:rPr>
+        <w:t xml:space="preserve"> </w:t>
+      </w:r>
+      <w:proofErr w:type="spellStart"/>
+      <w:r>
+        <w:rPr>
+          <w:lang w:val="en-US"/>
+        </w:rPr>
+        <w:t>konfigrasyonlar</w:t>
+      </w:r>
+      <w:proofErr w:type="spellEnd"/>
+      <w:r>
+        <w:rPr>
+          <w:lang w:val="en-US"/>
+        </w:rPr>
+        <w:t xml:space="preserve"> </w:t>
+      </w:r>
+      <w:proofErr w:type="spellStart"/>
+      <w:r>
+        <w:rPr>
+          <w:lang w:val="en-US"/>
+        </w:rPr>
+        <w:t>kullanılmıştır</w:t>
+      </w:r>
+      <w:proofErr w:type="spellEnd"/>
+      <w:r>
+        <w:rPr>
+          <w:lang w:val="en-US"/>
+        </w:rPr>
+        <w:t xml:space="preserve">. Bu </w:t>
+      </w:r>
+      <w:proofErr w:type="spellStart"/>
+      <w:r>
+        <w:rPr>
+          <w:lang w:val="en-US"/>
+        </w:rPr>
+        <w:t>kurulum</w:t>
+      </w:r>
+      <w:proofErr w:type="spellEnd"/>
+      <w:r>
+        <w:rPr>
+          <w:lang w:val="en-US"/>
+        </w:rPr>
+        <w:t xml:space="preserve"> </w:t>
+      </w:r>
+      <w:proofErr w:type="spellStart"/>
+      <w:r>
+        <w:rPr>
+          <w:lang w:val="en-US"/>
+        </w:rPr>
+        <w:t>süreci</w:t>
+      </w:r>
+      <w:proofErr w:type="spellEnd"/>
+      <w:r>
+        <w:rPr>
+          <w:lang w:val="en-US"/>
+        </w:rPr>
+        <w:t xml:space="preserve"> </w:t>
+      </w:r>
+      <w:proofErr w:type="spellStart"/>
+      <w:r>
+        <w:rPr>
+          <w:lang w:val="en-US"/>
+        </w:rPr>
+        <w:t>vize</w:t>
+      </w:r>
+      <w:proofErr w:type="spellEnd"/>
+      <w:r>
+        <w:rPr>
+          <w:lang w:val="en-US"/>
+        </w:rPr>
+        <w:t xml:space="preserve"> </w:t>
+      </w:r>
+      <w:proofErr w:type="spellStart"/>
+      <w:r>
+        <w:rPr>
+          <w:lang w:val="en-US"/>
+        </w:rPr>
+        <w:t>raporunda</w:t>
+      </w:r>
+      <w:proofErr w:type="spellEnd"/>
+      <w:r>
+        <w:rPr>
+          <w:lang w:val="en-US"/>
+        </w:rPr>
+        <w:t xml:space="preserve"> </w:t>
+      </w:r>
+      <w:proofErr w:type="spellStart"/>
+      <w:r>
+        <w:rPr>
+          <w:lang w:val="en-US"/>
+        </w:rPr>
+        <w:t>işlendiğinden</w:t>
+      </w:r>
+      <w:proofErr w:type="spellEnd"/>
+      <w:r>
+        <w:rPr>
+          <w:lang w:val="en-US"/>
+        </w:rPr>
+        <w:t xml:space="preserve"> </w:t>
+      </w:r>
+      <w:proofErr w:type="spellStart"/>
+      <w:r>
+        <w:rPr>
+          <w:lang w:val="en-US"/>
+        </w:rPr>
+        <w:t>tekrar</w:t>
+      </w:r>
+      <w:proofErr w:type="spellEnd"/>
+      <w:r>
+        <w:rPr>
+          <w:lang w:val="en-US"/>
+        </w:rPr>
+        <w:t xml:space="preserve"> </w:t>
+      </w:r>
+      <w:proofErr w:type="spellStart"/>
+      <w:r>
+        <w:rPr>
+          <w:lang w:val="en-US"/>
+        </w:rPr>
+        <w:t>işlenmeyecektir</w:t>
+      </w:r>
+      <w:proofErr w:type="spellEnd"/>
+      <w:r>
+        <w:rPr>
+          <w:lang w:val="en-US"/>
+        </w:rPr>
+        <w:t>.</w:t>
+      </w:r>
+    </w:p>
+    <w:p>
+      <w:pPr>
+        <w:rPr>
+          <w:lang w:val="en-US"/>
+        </w:rPr>
+      </w:pPr>
+    </w:p>
+    <w:p>
+      <w:pPr>
+        <w:rPr>
+          <w:lang w:val="tr-TR"/>
+        </w:rPr>
+      </w:pPr>
+      <w:proofErr w:type="spellStart"/>
+      <w:r>
+        <w:rPr>
+          <w:lang w:val="en-US"/>
+        </w:rPr>
+        <w:t>Proje</w:t>
+      </w:r>
+      <w:proofErr w:type="spellEnd"/>
+      <w:r>
+        <w:rPr>
+          <w:lang w:val="en-US"/>
+        </w:rPr>
+        <w:t xml:space="preserve"> </w:t>
+      </w:r>
+      <w:proofErr w:type="spellStart"/>
+      <w:r>
+        <w:rPr>
+          <w:lang w:val="en-US"/>
+        </w:rPr>
+        <w:t>doğrultusunda</w:t>
+      </w:r>
+      <w:proofErr w:type="spellEnd"/>
+      <w:r>
+        <w:rPr>
+          <w:lang w:val="en-US"/>
+        </w:rPr>
+        <w:t xml:space="preserve"> </w:t>
+      </w:r>
+      <w:proofErr w:type="spellStart"/>
+      <w:r>
+        <w:rPr>
+          <w:lang w:val="en-US"/>
+        </w:rPr>
+        <w:t>bir</w:t>
+      </w:r>
+      <w:proofErr w:type="spellEnd"/>
+      <w:r>
+        <w:rPr>
+          <w:lang w:val="en-US"/>
+        </w:rPr>
+        <w:t xml:space="preserve"> bash script </w:t>
+      </w:r>
+      <w:proofErr w:type="spellStart"/>
+      <w:r>
+        <w:rPr>
+          <w:lang w:val="en-US"/>
+        </w:rPr>
+        <w:t>dosyası</w:t>
+      </w:r>
+      <w:proofErr w:type="spellEnd"/>
+      <w:r>
+        <w:rPr>
+          <w:lang w:val="en-US"/>
+        </w:rPr>
+        <w:t xml:space="preserve"> </w:t>
+      </w:r>
+      <w:proofErr w:type="spellStart"/>
+      <w:r>
+        <w:rPr>
+          <w:lang w:val="en-US"/>
+        </w:rPr>
+        <w:t>oluşturulmuş</w:t>
+      </w:r>
+      <w:proofErr w:type="spellEnd"/>
+      <w:r>
+        <w:rPr>
+          <w:lang w:val="en-US"/>
+        </w:rPr>
+        <w:t xml:space="preserve"> </w:t>
+      </w:r>
+      <w:proofErr w:type="spellStart"/>
+      <w:r>
+        <w:rPr>
+          <w:lang w:val="en-US"/>
+        </w:rPr>
+        <w:t>ve</w:t>
+      </w:r>
+      <w:proofErr w:type="spellEnd"/>
+      <w:r>
+        <w:rPr>
+          <w:lang w:val="en-US"/>
+        </w:rPr>
+        <w:t xml:space="preserve"> </w:t>
+      </w:r>
+      <w:proofErr w:type="spellStart"/>
+      <w:r>
+        <w:rPr>
+          <w:lang w:val="en-US"/>
+        </w:rPr>
+        <w:t>içerisi</w:t>
+      </w:r>
+      <w:proofErr w:type="spellEnd"/>
+      <w:r>
+        <w:rPr>
+          <w:lang w:val="en-US"/>
+        </w:rPr>
+        <w:t xml:space="preserve"> </w:t>
+      </w:r>
+      <w:proofErr w:type="spellStart"/>
+      <w:r>
+        <w:rPr>
+          <w:lang w:val="en-US"/>
+        </w:rPr>
+        <w:t>aşağıdaki</w:t>
+      </w:r>
+      <w:proofErr w:type="spellEnd"/>
+      <w:r>
+        <w:rPr>
+          <w:lang w:val="en-US"/>
+        </w:rPr>
+        <w:t xml:space="preserve"> </w:t>
+      </w:r>
+      <w:proofErr w:type="spellStart"/>
+      <w:r>
+        <w:rPr>
+          <w:lang w:val="en-US"/>
+        </w:rPr>
+        <w:t>gibi</w:t>
+      </w:r>
+      <w:proofErr w:type="spellEnd"/>
+      <w:r>
+        <w:rPr>
+          <w:lang w:val="en-US"/>
+        </w:rPr>
+        <w:t xml:space="preserve"> </w:t>
+      </w:r>
+      <w:proofErr w:type="spellStart"/>
+      <w:r>
+        <w:rPr>
+          <w:lang w:val="en-US"/>
+        </w:rPr>
+        <w:t>doldurulmuştur</w:t>
+      </w:r>
+      <w:proofErr w:type="spellEnd"/>
+      <w:r>
+        <w:rPr>
+          <w:lang w:val="en-US"/>
+        </w:rPr>
+        <w:t>.</w:t>
+      </w:r>
+      <w:r>
+        <w:rPr>
+          <w:lang w:val="en-US"/>
+        </w:rPr>
+        <w:t xml:space="preserve"> </w:t>
+      </w:r>
+    </w:p>
+    <w:p>
+      <w:pPr>
+        <w:rPr>
+          <w:lang w:val="en-US"/>
+        </w:rPr>
+      </w:pPr>
+      <w:r>
+        <w:rPr>
+          <w:lang w:val="en-US"/>
+        </w:rPr>
+        <w:lastRenderedPageBreak/>
+        <w:drawing>
+          <wp:inline distT="0" distB="0" distL="0" distR="0" wp14:anchorId="40013DBA" wp14:editId="0199377E">
+            <wp:extent cx="5971540" cy="2500630"/>
+            <wp:effectExtent l="0" t="0" r="0" b="1270"/>
+            <wp:docPr id="1249701040" name="Image 1" descr="Une image contenant texte, capture d’écran&#10;&#10;Le contenu généré par l’IA peut être incorrect."/>
+            <wp:cNvGraphicFramePr>
+              <a:graphicFrameLocks xmlns:a="http://schemas.openxmlformats.org/drawingml/2006/main" noChangeAspect="1"/>
+            </wp:cNvGraphicFramePr>
+            <a:graphic xmlns:a="http://schemas.openxmlformats.org/drawingml/2006/main">
+              <a:graphicData uri="http://schemas.openxmlformats.org/drawingml/2006/picture">
+                <pic:pic xmlns:pic="http://schemas.openxmlformats.org/drawingml/2006/picture">
+                  <pic:nvPicPr>
+                    <pic:cNvPr id="1249701040" name="Image 1" descr="Une image contenant texte, capture d’écran&#10;&#10;Le contenu généré par l’IA peut être incorrect."/>
+                    <pic:cNvPicPr/>
+                  </pic:nvPicPr>
+                  <pic:blipFill>
+                    <a:blip r:embed="rId31"/>
+                    <a:stretch>
+                      <a:fillRect/>
+                    </a:stretch>
+                  </pic:blipFill>
+                  <pic:spPr>
+                    <a:xfrm>
+                      <a:off x="0" y="0"/>
+                      <a:ext cx="5971540" cy="2500630"/>
+                    </a:xfrm>
+                    <a:prstGeom prst="rect">
+                      <a:avLst/>
+                    </a:prstGeom>
+                  </pic:spPr>
+                </pic:pic>
+              </a:graphicData>
+            </a:graphic>
+          </wp:inline>
+        </w:drawing>
+      </w:r>
+    </w:p>
+    <w:p>
+      <w:pPr>
+        <w:spacing w:before="240"/>
+        <w:rPr>
+          <w:lang w:val="en-US"/>
+        </w:rPr>
+      </w:pPr>
+      <w:proofErr w:type="spellStart"/>
+      <w:r>
+        <w:rPr>
+          <w:lang w:val="en-US"/>
+        </w:rPr>
+        <w:t>Yukarıdaki</w:t>
+      </w:r>
+      <w:proofErr w:type="spellEnd"/>
+      <w:r>
+        <w:rPr>
+          <w:lang w:val="en-US"/>
+        </w:rPr>
+        <w:t xml:space="preserve"> </w:t>
+      </w:r>
+      <w:proofErr w:type="spellStart"/>
+      <w:r>
+        <w:rPr>
+          <w:lang w:val="en-US"/>
+        </w:rPr>
+        <w:t>scriptin</w:t>
+      </w:r>
+      <w:proofErr w:type="spellEnd"/>
+      <w:r>
+        <w:rPr>
+          <w:lang w:val="en-US"/>
+        </w:rPr>
+        <w:t xml:space="preserve"> </w:t>
+      </w:r>
+      <w:proofErr w:type="spellStart"/>
+      <w:r>
+        <w:rPr>
+          <w:lang w:val="en-US"/>
+        </w:rPr>
+        <w:t>işlevi</w:t>
+      </w:r>
+      <w:proofErr w:type="spellEnd"/>
+      <w:r>
+        <w:rPr>
+          <w:lang w:val="en-US"/>
+        </w:rPr>
+        <w:t xml:space="preserve"> </w:t>
+      </w:r>
+      <w:proofErr w:type="spellStart"/>
+      <w:r>
+        <w:rPr>
+          <w:lang w:val="en-US"/>
+        </w:rPr>
+        <w:t>şu</w:t>
+      </w:r>
+      <w:proofErr w:type="spellEnd"/>
+      <w:r>
+        <w:rPr>
+          <w:lang w:val="en-US"/>
+        </w:rPr>
+        <w:t xml:space="preserve"> </w:t>
+      </w:r>
+      <w:proofErr w:type="spellStart"/>
+      <w:r>
+        <w:rPr>
+          <w:lang w:val="en-US"/>
+        </w:rPr>
+        <w:t>şekildedir</w:t>
+      </w:r>
+      <w:proofErr w:type="spellEnd"/>
+      <w:r>
+        <w:rPr>
+          <w:lang w:val="en-US"/>
+        </w:rPr>
+        <w:t>:</w:t>
+      </w:r>
+    </w:p>
+    <w:p>
+      <w:pPr>
+        <w:rPr>
+          <w:lang w:val="en-US"/>
+        </w:rPr>
+      </w:pPr>
+      <w:proofErr w:type="spellStart"/>
+      <w:r>
+        <w:rPr>
+          <w:lang w:val="en-US"/>
+        </w:rPr>
+        <w:t>Adım</w:t>
+      </w:r>
+      <w:proofErr w:type="spellEnd"/>
+      <w:r>
+        <w:rPr>
+          <w:lang w:val="en-US"/>
+        </w:rPr>
+        <w:t xml:space="preserve"> 1: </w:t>
+      </w:r>
+      <w:proofErr w:type="spellStart"/>
+      <w:r>
+        <w:rPr>
+          <w:lang w:val="en-US"/>
+        </w:rPr>
+        <w:t>Yedekleme</w:t>
+      </w:r>
+      <w:proofErr w:type="spellEnd"/>
+      <w:r>
+        <w:rPr>
+          <w:lang w:val="en-US"/>
+        </w:rPr>
+        <w:t xml:space="preserve"> </w:t>
+      </w:r>
+      <w:proofErr w:type="spellStart"/>
+      <w:r>
+        <w:rPr>
+          <w:lang w:val="en-US"/>
+        </w:rPr>
+        <w:t>türünü</w:t>
+      </w:r>
+      <w:proofErr w:type="spellEnd"/>
+      <w:r>
+        <w:rPr>
+          <w:lang w:val="en-US"/>
+        </w:rPr>
+        <w:t xml:space="preserve">, </w:t>
+      </w:r>
+      <w:proofErr w:type="spellStart"/>
+      <w:r>
+        <w:rPr>
+          <w:lang w:val="en-US"/>
+        </w:rPr>
+        <w:t>tarihi</w:t>
+      </w:r>
+      <w:proofErr w:type="spellEnd"/>
+      <w:r>
+        <w:rPr>
+          <w:lang w:val="en-US"/>
+        </w:rPr>
+        <w:t xml:space="preserve"> </w:t>
+      </w:r>
+      <w:proofErr w:type="spellStart"/>
+      <w:r>
+        <w:rPr>
+          <w:lang w:val="en-US"/>
+        </w:rPr>
+        <w:t>ve</w:t>
+      </w:r>
+      <w:proofErr w:type="spellEnd"/>
+      <w:r>
+        <w:rPr>
+          <w:lang w:val="en-US"/>
+        </w:rPr>
+        <w:t xml:space="preserve"> log </w:t>
+      </w:r>
+      <w:proofErr w:type="spellStart"/>
+      <w:r>
+        <w:rPr>
+          <w:lang w:val="en-US"/>
+        </w:rPr>
+        <w:t>dosyasını</w:t>
+      </w:r>
+      <w:proofErr w:type="spellEnd"/>
+      <w:r>
+        <w:rPr>
+          <w:lang w:val="en-US"/>
+        </w:rPr>
+        <w:t xml:space="preserve"> al.</w:t>
+      </w:r>
+    </w:p>
+    <w:p>
+      <w:pPr>
+        <w:rPr>
+          <w:lang w:val="en-US"/>
+        </w:rPr>
+      </w:pPr>
+      <w:proofErr w:type="spellStart"/>
+      <w:r>
+        <w:rPr>
+          <w:lang w:val="en-US"/>
+        </w:rPr>
+        <w:t>Adım</w:t>
+      </w:r>
+      <w:proofErr w:type="spellEnd"/>
+      <w:r>
+        <w:rPr>
+          <w:lang w:val="en-US"/>
+        </w:rPr>
+        <w:t xml:space="preserve"> 2: </w:t>
+      </w:r>
+      <w:proofErr w:type="spellStart"/>
+      <w:r>
+        <w:rPr>
+          <w:lang w:val="en-US"/>
+        </w:rPr>
+        <w:t>Yedekleme</w:t>
+      </w:r>
+      <w:proofErr w:type="spellEnd"/>
+      <w:r>
+        <w:rPr>
+          <w:lang w:val="en-US"/>
+        </w:rPr>
+        <w:t xml:space="preserve"> </w:t>
+      </w:r>
+      <w:proofErr w:type="spellStart"/>
+      <w:r>
+        <w:rPr>
+          <w:lang w:val="en-US"/>
+        </w:rPr>
+        <w:t>türüne</w:t>
+      </w:r>
+      <w:proofErr w:type="spellEnd"/>
+      <w:r>
+        <w:rPr>
+          <w:lang w:val="en-US"/>
+        </w:rPr>
+        <w:t xml:space="preserve"> </w:t>
+      </w:r>
+      <w:proofErr w:type="spellStart"/>
+      <w:r>
+        <w:rPr>
+          <w:lang w:val="en-US"/>
+        </w:rPr>
+        <w:t>uygun</w:t>
+      </w:r>
+      <w:proofErr w:type="spellEnd"/>
+      <w:r>
+        <w:rPr>
+          <w:lang w:val="en-US"/>
+        </w:rPr>
+        <w:t xml:space="preserve"> </w:t>
+      </w:r>
+      <w:proofErr w:type="spellStart"/>
+      <w:r>
+        <w:rPr>
+          <w:lang w:val="en-US"/>
+        </w:rPr>
+        <w:t>pgBackRest</w:t>
+      </w:r>
+      <w:proofErr w:type="spellEnd"/>
+      <w:r>
+        <w:rPr>
+          <w:lang w:val="en-US"/>
+        </w:rPr>
+        <w:t xml:space="preserve"> </w:t>
+      </w:r>
+      <w:proofErr w:type="spellStart"/>
+      <w:r>
+        <w:rPr>
+          <w:lang w:val="en-US"/>
+        </w:rPr>
+        <w:t>komutunu</w:t>
+      </w:r>
+      <w:proofErr w:type="spellEnd"/>
+      <w:r>
+        <w:rPr>
+          <w:lang w:val="en-US"/>
+        </w:rPr>
+        <w:t xml:space="preserve"> </w:t>
+      </w:r>
+      <w:proofErr w:type="spellStart"/>
+      <w:r>
+        <w:rPr>
+          <w:lang w:val="en-US"/>
+        </w:rPr>
+        <w:t>çağır</w:t>
+      </w:r>
+      <w:proofErr w:type="spellEnd"/>
+      <w:r>
+        <w:rPr>
+          <w:lang w:val="en-US"/>
+        </w:rPr>
+        <w:t>.</w:t>
+      </w:r>
+    </w:p>
+    <w:p>
+      <w:pPr>
+        <w:rPr>
+          <w:lang w:val="en-US"/>
+        </w:rPr>
+      </w:pPr>
+      <w:proofErr w:type="spellStart"/>
+      <w:r>
+        <w:rPr>
+          <w:lang w:val="en-US"/>
+        </w:rPr>
+        <w:t>Adım</w:t>
+      </w:r>
+      <w:proofErr w:type="spellEnd"/>
+      <w:r>
+        <w:rPr>
+          <w:lang w:val="en-US"/>
+        </w:rPr>
+        <w:t xml:space="preserve"> 3: </w:t>
+      </w:r>
+      <w:proofErr w:type="spellStart"/>
+      <w:r>
+        <w:rPr>
+          <w:lang w:val="en-US"/>
+        </w:rPr>
+        <w:t>İşlem</w:t>
+      </w:r>
+      <w:proofErr w:type="spellEnd"/>
+      <w:r>
+        <w:rPr>
+          <w:lang w:val="en-US"/>
+        </w:rPr>
+        <w:t xml:space="preserve"> </w:t>
+      </w:r>
+      <w:proofErr w:type="spellStart"/>
+      <w:r>
+        <w:rPr>
+          <w:lang w:val="en-US"/>
+        </w:rPr>
+        <w:t>başarılı</w:t>
+      </w:r>
+      <w:proofErr w:type="spellEnd"/>
+      <w:r>
+        <w:rPr>
+          <w:lang w:val="en-US"/>
+        </w:rPr>
+        <w:t xml:space="preserve"> </w:t>
+      </w:r>
+      <w:proofErr w:type="spellStart"/>
+      <w:r>
+        <w:rPr>
+          <w:lang w:val="en-US"/>
+        </w:rPr>
+        <w:t>ise</w:t>
+      </w:r>
+      <w:proofErr w:type="spellEnd"/>
+      <w:r>
+        <w:rPr>
+          <w:lang w:val="en-US"/>
+        </w:rPr>
+        <w:t xml:space="preserve"> log </w:t>
+      </w:r>
+      <w:proofErr w:type="spellStart"/>
+      <w:r>
+        <w:rPr>
+          <w:lang w:val="en-US"/>
+        </w:rPr>
+        <w:t>dosyasına</w:t>
+      </w:r>
+      <w:proofErr w:type="spellEnd"/>
+      <w:r>
+        <w:rPr>
+          <w:lang w:val="en-US"/>
+        </w:rPr>
+        <w:t xml:space="preserve"> </w:t>
+      </w:r>
+      <w:proofErr w:type="spellStart"/>
+      <w:r>
+        <w:rPr>
+          <w:lang w:val="en-US"/>
+        </w:rPr>
+        <w:t>yaz</w:t>
+      </w:r>
+      <w:proofErr w:type="spellEnd"/>
+      <w:r>
+        <w:rPr>
+          <w:lang w:val="en-US"/>
+        </w:rPr>
+        <w:t xml:space="preserve">. </w:t>
+      </w:r>
+      <w:proofErr w:type="spellStart"/>
+      <w:r>
+        <w:rPr>
+          <w:lang w:val="en-US"/>
+        </w:rPr>
+        <w:t>İşlem</w:t>
+      </w:r>
+      <w:proofErr w:type="spellEnd"/>
+      <w:r>
+        <w:rPr>
+          <w:lang w:val="en-US"/>
+        </w:rPr>
+        <w:t xml:space="preserve"> </w:t>
+      </w:r>
+      <w:proofErr w:type="spellStart"/>
+      <w:r>
+        <w:rPr>
+          <w:lang w:val="en-US"/>
+        </w:rPr>
+        <w:t>başarılı</w:t>
+      </w:r>
+      <w:proofErr w:type="spellEnd"/>
+      <w:r>
+        <w:rPr>
+          <w:lang w:val="en-US"/>
+        </w:rPr>
+        <w:t xml:space="preserve"> </w:t>
+      </w:r>
+      <w:proofErr w:type="spellStart"/>
+      <w:r>
+        <w:rPr>
+          <w:lang w:val="en-US"/>
+        </w:rPr>
+        <w:t>değilse</w:t>
+      </w:r>
+      <w:proofErr w:type="spellEnd"/>
+      <w:r>
+        <w:rPr>
+          <w:lang w:val="en-US"/>
+        </w:rPr>
+        <w:t xml:space="preserve"> log </w:t>
+      </w:r>
+      <w:proofErr w:type="spellStart"/>
+      <w:r>
+        <w:rPr>
+          <w:lang w:val="en-US"/>
+        </w:rPr>
+        <w:t>dosyasına</w:t>
+      </w:r>
+      <w:proofErr w:type="spellEnd"/>
+      <w:r>
+        <w:rPr>
+          <w:lang w:val="en-US"/>
+        </w:rPr>
+        <w:t xml:space="preserve"> </w:t>
+      </w:r>
+      <w:proofErr w:type="spellStart"/>
+      <w:r>
+        <w:rPr>
+          <w:lang w:val="en-US"/>
+        </w:rPr>
+        <w:t>yaz</w:t>
+      </w:r>
+      <w:proofErr w:type="spellEnd"/>
+      <w:r>
+        <w:rPr>
+          <w:lang w:val="en-US"/>
+        </w:rPr>
+        <w:t xml:space="preserve"> </w:t>
+      </w:r>
+      <w:proofErr w:type="spellStart"/>
+      <w:r>
+        <w:rPr>
+          <w:lang w:val="en-US"/>
+        </w:rPr>
+        <w:t>ve</w:t>
+      </w:r>
+      <w:proofErr w:type="spellEnd"/>
+      <w:r>
+        <w:rPr>
+          <w:lang w:val="en-US"/>
+        </w:rPr>
+        <w:t xml:space="preserve"> </w:t>
+      </w:r>
+      <w:proofErr w:type="spellStart"/>
+      <w:r>
+        <w:rPr>
+          <w:lang w:val="en-US"/>
+        </w:rPr>
+        <w:t>yöneticiye</w:t>
+      </w:r>
+      <w:proofErr w:type="spellEnd"/>
+      <w:r>
+        <w:rPr>
+          <w:lang w:val="en-US"/>
+        </w:rPr>
+        <w:t xml:space="preserve"> </w:t>
+      </w:r>
+      <w:proofErr w:type="spellStart"/>
+      <w:r>
+        <w:rPr>
+          <w:lang w:val="en-US"/>
+        </w:rPr>
+        <w:t>uyarı</w:t>
+      </w:r>
+      <w:proofErr w:type="spellEnd"/>
+      <w:r>
+        <w:rPr>
+          <w:lang w:val="en-US"/>
+        </w:rPr>
+        <w:t xml:space="preserve"> </w:t>
+      </w:r>
+      <w:proofErr w:type="spellStart"/>
+      <w:r>
+        <w:rPr>
+          <w:lang w:val="en-US"/>
+        </w:rPr>
+        <w:t>maili</w:t>
+      </w:r>
+      <w:proofErr w:type="spellEnd"/>
+      <w:r>
+        <w:rPr>
+          <w:lang w:val="en-US"/>
+        </w:rPr>
+        <w:t xml:space="preserve"> at.</w:t>
+      </w:r>
+    </w:p>
+    <w:p>
+      <w:pPr>
+        <w:rPr>
+          <w:lang w:val="en-US"/>
+        </w:rPr>
+      </w:pPr>
+    </w:p>
+    <w:p>
+      <w:pPr>
+        <w:rPr>
+          <w:lang w:val="en-US"/>
+        </w:rPr>
+      </w:pPr>
+      <w:r>
+        <w:rPr>
+          <w:lang w:val="en-US"/>
+        </w:rPr>
+        <w:drawing>
+          <wp:inline distT="0" distB="0" distL="0" distR="0" wp14:anchorId="7875772B" wp14:editId="7E4E43CE">
+            <wp:extent cx="5971540" cy="576580"/>
+            <wp:effectExtent l="0" t="0" r="0" b="0"/>
+            <wp:docPr id="104040119" name="Image 1"/>
+            <wp:cNvGraphicFramePr>
+              <a:graphicFrameLocks xmlns:a="http://schemas.openxmlformats.org/drawingml/2006/main" noChangeAspect="1"/>
+            </wp:cNvGraphicFramePr>
+            <a:graphic xmlns:a="http://schemas.openxmlformats.org/drawingml/2006/main">
+              <a:graphicData uri="http://schemas.openxmlformats.org/drawingml/2006/picture">
+                <pic:pic xmlns:pic="http://schemas.openxmlformats.org/drawingml/2006/picture">
+                  <pic:nvPicPr>
+                    <pic:cNvPr id="104040119" name=""/>
+                    <pic:cNvPicPr/>
+                  </pic:nvPicPr>
+                  <pic:blipFill>
+                    <a:blip r:embed="rId32"/>
+                    <a:stretch>
+                      <a:fillRect/>
+                    </a:stretch>
+                  </pic:blipFill>
+                  <pic:spPr>
+                    <a:xfrm>
+                      <a:off x="0" y="0"/>
+                      <a:ext cx="5971540" cy="576580"/>
+                    </a:xfrm>
+                    <a:prstGeom prst="rect">
+                      <a:avLst/>
+                    </a:prstGeom>
+                  </pic:spPr>
+                </pic:pic>
+              </a:graphicData>
+            </a:graphic>
+          </wp:inline>
+        </w:drawing>
+      </w:r>
+    </w:p>
+    <w:p>
+      <w:pPr>
+        <w:rPr>
+          <w:lang w:val="en-US"/>
+        </w:rPr>
+      </w:pPr>
+    </w:p>
+    <w:p>
+      <w:pPr>
+        <w:rPr>
+          <w:lang w:val="en-US"/>
+        </w:rPr>
+      </w:pPr>
+      <w:proofErr w:type="spellStart"/>
+      <w:r>
+        <w:rPr>
+          <w:lang w:val="en-US"/>
+        </w:rPr>
+        <w:t>Sonrasında</w:t>
+      </w:r>
+      <w:proofErr w:type="spellEnd"/>
+      <w:r>
+        <w:rPr>
+          <w:lang w:val="en-US"/>
+        </w:rPr>
+        <w:t xml:space="preserve"> </w:t>
+      </w:r>
+      <w:proofErr w:type="spellStart"/>
+      <w:r>
+        <w:rPr>
+          <w:lang w:val="en-US"/>
+        </w:rPr>
+        <w:t>hazırlanan</w:t>
+      </w:r>
+      <w:proofErr w:type="spellEnd"/>
+      <w:r>
+        <w:rPr>
+          <w:lang w:val="en-US"/>
+        </w:rPr>
+        <w:t xml:space="preserve"> </w:t>
+      </w:r>
+      <w:proofErr w:type="spellStart"/>
+      <w:r>
+        <w:rPr>
+          <w:lang w:val="en-US"/>
+        </w:rPr>
+        <w:t>bu</w:t>
+      </w:r>
+      <w:proofErr w:type="spellEnd"/>
+      <w:r>
+        <w:rPr>
+          <w:lang w:val="en-US"/>
+        </w:rPr>
+        <w:t xml:space="preserve"> script macOS </w:t>
+      </w:r>
+      <w:proofErr w:type="spellStart"/>
+      <w:r>
+        <w:rPr>
+          <w:lang w:val="en-US"/>
+        </w:rPr>
+        <w:t>kendi</w:t>
+      </w:r>
+      <w:proofErr w:type="spellEnd"/>
+      <w:r>
+        <w:rPr>
+          <w:lang w:val="en-US"/>
+        </w:rPr>
+        <w:t xml:space="preserve"> </w:t>
+      </w:r>
+      <w:proofErr w:type="spellStart"/>
+      <w:r>
+        <w:rPr>
+          <w:lang w:val="en-US"/>
+        </w:rPr>
+        <w:t>görev</w:t>
+      </w:r>
+      <w:proofErr w:type="spellEnd"/>
+      <w:r>
+        <w:rPr>
+          <w:lang w:val="en-US"/>
+        </w:rPr>
+        <w:t xml:space="preserve"> </w:t>
+      </w:r>
+      <w:proofErr w:type="spellStart"/>
+      <w:r>
+        <w:rPr>
+          <w:lang w:val="en-US"/>
+        </w:rPr>
+        <w:t>zamanlama</w:t>
+      </w:r>
+      <w:proofErr w:type="spellEnd"/>
+      <w:r>
+        <w:rPr>
+          <w:lang w:val="en-US"/>
+        </w:rPr>
+        <w:t xml:space="preserve"> </w:t>
+      </w:r>
+      <w:proofErr w:type="spellStart"/>
+      <w:r>
+        <w:rPr>
+          <w:lang w:val="en-US"/>
+        </w:rPr>
+        <w:t>aracı</w:t>
+      </w:r>
+      <w:proofErr w:type="spellEnd"/>
+      <w:r>
+        <w:rPr>
+          <w:lang w:val="en-US"/>
+        </w:rPr>
+        <w:t xml:space="preserve"> </w:t>
+      </w:r>
+      <w:proofErr w:type="spellStart"/>
+      <w:r>
+        <w:rPr>
+          <w:lang w:val="en-US"/>
+        </w:rPr>
+        <w:t>olan</w:t>
+      </w:r>
+      <w:proofErr w:type="spellEnd"/>
+      <w:r>
+        <w:rPr>
+          <w:lang w:val="en-US"/>
+        </w:rPr>
+        <w:t xml:space="preserve"> crontab </w:t>
+      </w:r>
+      <w:proofErr w:type="spellStart"/>
+      <w:r>
+        <w:rPr>
+          <w:lang w:val="en-US"/>
+        </w:rPr>
+        <w:t>ile</w:t>
+      </w:r>
+      <w:proofErr w:type="spellEnd"/>
+      <w:r>
+        <w:rPr>
+          <w:lang w:val="en-US"/>
+        </w:rPr>
+        <w:t xml:space="preserve"> </w:t>
+      </w:r>
+      <w:r>
+        <w:rPr>
+          <w:lang w:val="en-US"/>
+        </w:rPr>
+        <w:t xml:space="preserve">her Pazar </w:t>
+      </w:r>
+      <w:proofErr w:type="spellStart"/>
+      <w:r>
+        <w:rPr>
+          <w:lang w:val="en-US"/>
+        </w:rPr>
+        <w:t>gecesi</w:t>
+      </w:r>
+      <w:proofErr w:type="spellEnd"/>
+      <w:r>
+        <w:rPr>
+          <w:lang w:val="en-US"/>
+        </w:rPr>
+        <w:t xml:space="preserve"> </w:t>
+      </w:r>
+      <w:proofErr w:type="spellStart"/>
+      <w:r>
+        <w:rPr>
+          <w:lang w:val="en-US"/>
+        </w:rPr>
+        <w:t>saat</w:t>
+      </w:r>
+      <w:proofErr w:type="spellEnd"/>
+      <w:r>
+        <w:rPr>
+          <w:lang w:val="en-US"/>
+        </w:rPr>
+        <w:t xml:space="preserve"> 02.00’da tam </w:t>
+      </w:r>
+      <w:proofErr w:type="spellStart"/>
+      <w:r>
+        <w:rPr>
+          <w:lang w:val="en-US"/>
+        </w:rPr>
+        <w:t>yedek</w:t>
+      </w:r>
+      <w:proofErr w:type="spellEnd"/>
+      <w:r>
+        <w:rPr>
+          <w:lang w:val="en-US"/>
+        </w:rPr>
+        <w:t xml:space="preserve"> ve diğe</w:t>
+      </w:r>
+      <w:proofErr w:type="spellStart"/>
+      <w:r>
+        <w:rPr>
+          <w:lang w:val="en-US"/>
+        </w:rPr>
+        <w:t>r</w:t>
+      </w:r>
+      <w:proofErr w:type="spellEnd"/>
+      <w:r>
+        <w:rPr>
+          <w:lang w:val="en-US"/>
+        </w:rPr>
+        <w:t xml:space="preserve"> </w:t>
+      </w:r>
+      <w:proofErr w:type="spellStart"/>
+      <w:r>
+        <w:rPr>
+          <w:lang w:val="en-US"/>
+        </w:rPr>
+        <w:t>günler</w:t>
+      </w:r>
+      <w:proofErr w:type="spellEnd"/>
+      <w:r>
+        <w:rPr>
+          <w:lang w:val="en-US"/>
+        </w:rPr>
+        <w:t xml:space="preserve"> </w:t>
+      </w:r>
+      <w:proofErr w:type="spellStart"/>
+      <w:r>
+        <w:rPr>
+          <w:lang w:val="en-US"/>
+        </w:rPr>
+        <w:t>gece</w:t>
+      </w:r>
+      <w:proofErr w:type="spellEnd"/>
+      <w:r>
+        <w:rPr>
+          <w:lang w:val="en-US"/>
+        </w:rPr>
+        <w:t xml:space="preserve"> 02.00’da fark </w:t>
+      </w:r>
+      <w:proofErr w:type="spellStart"/>
+      <w:r>
+        <w:rPr>
+          <w:lang w:val="en-US"/>
+        </w:rPr>
+        <w:t>yedeği</w:t>
+      </w:r>
+      <w:proofErr w:type="spellEnd"/>
+      <w:r>
+        <w:rPr>
+          <w:lang w:val="en-US"/>
+        </w:rPr>
+        <w:t xml:space="preserve"> </w:t>
+      </w:r>
+      <w:proofErr w:type="spellStart"/>
+      <w:r>
+        <w:rPr>
+          <w:lang w:val="en-US"/>
+        </w:rPr>
+        <w:t>alacak</w:t>
+      </w:r>
+      <w:proofErr w:type="spellEnd"/>
+      <w:r>
+        <w:rPr>
+          <w:lang w:val="en-US"/>
+        </w:rPr>
+        <w:t xml:space="preserve"> </w:t>
+      </w:r>
+      <w:proofErr w:type="spellStart"/>
+      <w:r>
+        <w:rPr>
+          <w:lang w:val="en-US"/>
+        </w:rPr>
+        <w:t>şekilde</w:t>
+      </w:r>
+      <w:proofErr w:type="spellEnd"/>
+      <w:r>
+        <w:rPr>
+          <w:lang w:val="en-US"/>
+        </w:rPr>
+        <w:t xml:space="preserve"> </w:t>
+      </w:r>
+      <w:proofErr w:type="spellStart"/>
+      <w:r>
+        <w:rPr>
+          <w:lang w:val="en-US"/>
+        </w:rPr>
+        <w:t>otomatize</w:t>
+      </w:r>
+      <w:proofErr w:type="spellEnd"/>
+      <w:r>
+        <w:rPr>
+          <w:lang w:val="en-US"/>
+        </w:rPr>
+        <w:t xml:space="preserve"> </w:t>
+      </w:r>
+      <w:proofErr w:type="spellStart"/>
+      <w:r>
+        <w:rPr>
+          <w:lang w:val="en-US"/>
+        </w:rPr>
+        <w:t>edilmiştir</w:t>
+      </w:r>
+      <w:proofErr w:type="spellEnd"/>
+      <w:r>
+        <w:rPr>
+          <w:lang w:val="en-US"/>
+        </w:rPr>
+        <w:t>.</w:t>
+      </w:r>
+    </w:p>
+    <w:p>
+      <w:pPr>
+        <w:rPr>
+          <w:lang w:val="en-US"/>
+        </w:rPr>
+      </w:pPr>
+    </w:p>
+    <w:p>
+      <w:pPr>
+        <w:rPr>
+          <w:lang w:val="en-US"/>
+        </w:rPr>
+      </w:pPr>
+      <w:proofErr w:type="spellStart"/>
+      <w:r>
+        <w:rPr>
+          <w:lang w:val="en-US"/>
+        </w:rPr>
+        <w:t>Yapılan</w:t>
+      </w:r>
+      <w:proofErr w:type="spellEnd"/>
+      <w:r>
+        <w:rPr>
+          <w:lang w:val="en-US"/>
+        </w:rPr>
+        <w:t xml:space="preserve"> </w:t>
+      </w:r>
+      <w:proofErr w:type="spellStart"/>
+      <w:r>
+        <w:rPr>
+          <w:lang w:val="en-US"/>
+        </w:rPr>
+        <w:t>bu</w:t>
+      </w:r>
+      <w:proofErr w:type="spellEnd"/>
+      <w:r>
+        <w:rPr>
+          <w:lang w:val="en-US"/>
+        </w:rPr>
+        <w:t xml:space="preserve"> </w:t>
+      </w:r>
+      <w:proofErr w:type="spellStart"/>
+      <w:r>
+        <w:rPr>
+          <w:lang w:val="en-US"/>
+        </w:rPr>
+        <w:t>işlemler</w:t>
+      </w:r>
+      <w:proofErr w:type="spellEnd"/>
+      <w:r>
+        <w:rPr>
+          <w:lang w:val="en-US"/>
+        </w:rPr>
+        <w:t xml:space="preserve"> </w:t>
+      </w:r>
+      <w:proofErr w:type="spellStart"/>
+      <w:r>
+        <w:rPr>
+          <w:lang w:val="en-US"/>
+        </w:rPr>
+        <w:t>sayesinde</w:t>
+      </w:r>
+      <w:proofErr w:type="spellEnd"/>
+      <w:r>
+        <w:rPr>
+          <w:lang w:val="en-US"/>
+        </w:rPr>
+        <w:t xml:space="preserve"> </w:t>
+      </w:r>
+      <w:proofErr w:type="spellStart"/>
+      <w:r>
+        <w:rPr>
+          <w:lang w:val="en-US"/>
+        </w:rPr>
+        <w:t>veri</w:t>
+      </w:r>
+      <w:proofErr w:type="spellEnd"/>
+      <w:r>
+        <w:rPr>
+          <w:lang w:val="en-US"/>
+        </w:rPr>
+        <w:t xml:space="preserve"> </w:t>
+      </w:r>
+      <w:proofErr w:type="spellStart"/>
+      <w:r>
+        <w:rPr>
+          <w:lang w:val="en-US"/>
+        </w:rPr>
+        <w:t>tabanının</w:t>
+      </w:r>
+      <w:proofErr w:type="spellEnd"/>
+      <w:r>
+        <w:rPr>
+          <w:lang w:val="en-US"/>
+        </w:rPr>
+        <w:t xml:space="preserve"> </w:t>
+      </w:r>
+      <w:proofErr w:type="spellStart"/>
+      <w:r>
+        <w:rPr>
+          <w:lang w:val="en-US"/>
+        </w:rPr>
+        <w:t>düzenli</w:t>
+      </w:r>
+      <w:proofErr w:type="spellEnd"/>
+      <w:r>
+        <w:rPr>
+          <w:lang w:val="en-US"/>
+        </w:rPr>
+        <w:t xml:space="preserve"> </w:t>
+      </w:r>
+      <w:proofErr w:type="spellStart"/>
+      <w:r>
+        <w:rPr>
+          <w:lang w:val="en-US"/>
+        </w:rPr>
+        <w:t>ve</w:t>
+      </w:r>
+      <w:proofErr w:type="spellEnd"/>
+      <w:r>
+        <w:rPr>
+          <w:lang w:val="en-US"/>
+        </w:rPr>
+        <w:t xml:space="preserve"> </w:t>
+      </w:r>
+      <w:proofErr w:type="spellStart"/>
+      <w:r>
+        <w:rPr>
+          <w:lang w:val="en-US"/>
+        </w:rPr>
+        <w:t>otomatik</w:t>
+      </w:r>
+      <w:proofErr w:type="spellEnd"/>
+      <w:r>
+        <w:rPr>
+          <w:lang w:val="en-US"/>
+        </w:rPr>
+        <w:t xml:space="preserve"> </w:t>
+      </w:r>
+      <w:proofErr w:type="spellStart"/>
+      <w:r>
+        <w:rPr>
+          <w:lang w:val="en-US"/>
+        </w:rPr>
+        <w:t>şekilde</w:t>
+      </w:r>
+      <w:proofErr w:type="spellEnd"/>
+      <w:r>
+        <w:rPr>
+          <w:lang w:val="en-US"/>
+        </w:rPr>
+        <w:t xml:space="preserve"> </w:t>
+      </w:r>
+      <w:proofErr w:type="spellStart"/>
+      <w:r>
+        <w:rPr>
+          <w:lang w:val="en-US"/>
+        </w:rPr>
+        <w:t>yedeklenmesi</w:t>
+      </w:r>
+      <w:proofErr w:type="spellEnd"/>
+      <w:r>
+        <w:rPr>
+          <w:lang w:val="en-US"/>
+        </w:rPr>
+        <w:t xml:space="preserve">, </w:t>
+      </w:r>
+      <w:proofErr w:type="spellStart"/>
+      <w:r>
+        <w:rPr>
+          <w:lang w:val="en-US"/>
+        </w:rPr>
+        <w:t>yedekleme</w:t>
+      </w:r>
+      <w:proofErr w:type="spellEnd"/>
+      <w:r>
+        <w:rPr>
+          <w:lang w:val="en-US"/>
+        </w:rPr>
+        <w:t xml:space="preserve"> </w:t>
+      </w:r>
+      <w:proofErr w:type="spellStart"/>
+      <w:r>
+        <w:rPr>
+          <w:lang w:val="en-US"/>
+        </w:rPr>
+        <w:t>yapılamayan</w:t>
+      </w:r>
+      <w:proofErr w:type="spellEnd"/>
+      <w:r>
+        <w:rPr>
+          <w:lang w:val="en-US"/>
+        </w:rPr>
+        <w:t xml:space="preserve"> </w:t>
+      </w:r>
+      <w:proofErr w:type="spellStart"/>
+      <w:r>
+        <w:rPr>
+          <w:lang w:val="en-US"/>
+        </w:rPr>
+        <w:t>durumlarda</w:t>
+      </w:r>
+      <w:proofErr w:type="spellEnd"/>
+      <w:r>
+        <w:rPr>
+          <w:lang w:val="en-US"/>
+        </w:rPr>
+        <w:t xml:space="preserve"> </w:t>
+      </w:r>
+      <w:proofErr w:type="spellStart"/>
+      <w:r>
+        <w:rPr>
+          <w:lang w:val="en-US"/>
+        </w:rPr>
+        <w:t>ise</w:t>
+      </w:r>
+      <w:proofErr w:type="spellEnd"/>
+      <w:r>
+        <w:rPr>
+          <w:lang w:val="en-US"/>
+        </w:rPr>
+        <w:t xml:space="preserve"> </w:t>
+      </w:r>
+      <w:proofErr w:type="spellStart"/>
+      <w:r>
+        <w:rPr>
+          <w:lang w:val="en-US"/>
+        </w:rPr>
+        <w:t>yöneticilerin</w:t>
+      </w:r>
+      <w:proofErr w:type="spellEnd"/>
+      <w:r>
+        <w:rPr>
+          <w:lang w:val="en-US"/>
+        </w:rPr>
+        <w:t xml:space="preserve"> </w:t>
+      </w:r>
+      <w:proofErr w:type="spellStart"/>
+      <w:r>
+        <w:rPr>
+          <w:lang w:val="en-US"/>
+        </w:rPr>
+        <w:t>bilgilendirilmesi</w:t>
+      </w:r>
+      <w:proofErr w:type="spellEnd"/>
+      <w:r>
+        <w:rPr>
+          <w:lang w:val="en-US"/>
+        </w:rPr>
+        <w:t xml:space="preserve"> </w:t>
+      </w:r>
+      <w:proofErr w:type="spellStart"/>
+      <w:r>
+        <w:rPr>
+          <w:lang w:val="en-US"/>
+        </w:rPr>
+        <w:t>sağlanmıştır</w:t>
+      </w:r>
+      <w:proofErr w:type="spellEnd"/>
+      <w:r>
+        <w:rPr>
+          <w:lang w:val="en-US"/>
+        </w:rPr>
+        <w:t>.</w:t>
+      </w:r>
+    </w:p>
+    <w:p>
+      <w:pPr>
+        <w:pStyle w:val="Titre2"/>
+        <w:spacing w:before="240" w:after="240"/>
+        <w:rPr>
+          <w:lang w:val="en-US"/>
+        </w:rPr>
+      </w:pPr>
+      <w:proofErr w:type="spellStart"/>
+      <w:r>
+        <w:rPr>
+          <w:lang w:val="en-US"/>
+        </w:rPr>
+        <w:t>Çıktılar</w:t>
+      </w:r>
+      <w:proofErr w:type="spellEnd"/>
+    </w:p>
+    <w:p>
+      <w:pPr>
+        <w:rPr>
+          <w:lang w:val="en-US"/>
+        </w:rPr>
+      </w:pPr>
+      <w:proofErr w:type="spellStart"/>
+      <w:r>
+        <w:rPr>
+          <w:lang w:val="en-US"/>
+        </w:rPr>
+        <w:t>Proje</w:t>
+      </w:r>
+      <w:proofErr w:type="spellEnd"/>
+      <w:r>
+        <w:rPr>
+          <w:lang w:val="en-US"/>
+        </w:rPr>
+        <w:t xml:space="preserve"> </w:t>
+      </w:r>
+      <w:proofErr w:type="spellStart"/>
+      <w:r>
+        <w:rPr>
+          <w:lang w:val="en-US"/>
+        </w:rPr>
+        <w:t>kapsamında</w:t>
+      </w:r>
+      <w:proofErr w:type="spellEnd"/>
+      <w:r>
+        <w:rPr>
+          <w:lang w:val="en-US"/>
+        </w:rPr>
+        <w:t xml:space="preserve"> </w:t>
+      </w:r>
+      <w:proofErr w:type="spellStart"/>
+      <w:r>
+        <w:rPr>
+          <w:lang w:val="en-US"/>
+        </w:rPr>
+        <w:t>yapılan</w:t>
+      </w:r>
+      <w:proofErr w:type="spellEnd"/>
+      <w:r>
+        <w:rPr>
+          <w:lang w:val="en-US"/>
+        </w:rPr>
+        <w:t xml:space="preserve"> </w:t>
+      </w:r>
+      <w:proofErr w:type="spellStart"/>
+      <w:r>
+        <w:rPr>
+          <w:lang w:val="en-US"/>
+        </w:rPr>
+        <w:t>araştırmalar</w:t>
+      </w:r>
+      <w:proofErr w:type="spellEnd"/>
+      <w:r>
+        <w:rPr>
+          <w:lang w:val="en-US"/>
+        </w:rPr>
+        <w:t xml:space="preserve"> </w:t>
+      </w:r>
+      <w:proofErr w:type="spellStart"/>
+      <w:r>
+        <w:rPr>
+          <w:lang w:val="en-US"/>
+        </w:rPr>
+        <w:t>ve</w:t>
+      </w:r>
+      <w:proofErr w:type="spellEnd"/>
+      <w:r>
+        <w:rPr>
+          <w:lang w:val="en-US"/>
+        </w:rPr>
+        <w:t xml:space="preserve"> </w:t>
+      </w:r>
+      <w:proofErr w:type="spellStart"/>
+      <w:r>
+        <w:rPr>
+          <w:lang w:val="en-US"/>
+        </w:rPr>
+        <w:t>geliştirmeler</w:t>
+      </w:r>
+      <w:proofErr w:type="spellEnd"/>
+      <w:r>
+        <w:rPr>
+          <w:lang w:val="en-US"/>
+        </w:rPr>
+        <w:t xml:space="preserve"> </w:t>
+      </w:r>
+      <w:proofErr w:type="spellStart"/>
+      <w:r>
+        <w:rPr>
+          <w:lang w:val="en-US"/>
+        </w:rPr>
+        <w:t>sonucunda</w:t>
+      </w:r>
+      <w:proofErr w:type="spellEnd"/>
+      <w:r>
+        <w:rPr>
+          <w:lang w:val="en-US"/>
+        </w:rPr>
+        <w:t xml:space="preserve"> PostgreSQL </w:t>
+      </w:r>
+      <w:proofErr w:type="spellStart"/>
+      <w:r>
+        <w:rPr>
+          <w:lang w:val="en-US"/>
+        </w:rPr>
+        <w:t>ile</w:t>
+      </w:r>
+      <w:proofErr w:type="spellEnd"/>
+      <w:r>
+        <w:rPr>
+          <w:lang w:val="en-US"/>
+        </w:rPr>
+        <w:t xml:space="preserve"> </w:t>
+      </w:r>
+      <w:proofErr w:type="spellStart"/>
+      <w:r>
+        <w:rPr>
+          <w:lang w:val="en-US"/>
+        </w:rPr>
+        <w:t>güvenli</w:t>
+      </w:r>
+      <w:proofErr w:type="spellEnd"/>
+      <w:r>
+        <w:rPr>
+          <w:lang w:val="en-US"/>
+        </w:rPr>
+        <w:t xml:space="preserve"> </w:t>
+      </w:r>
+      <w:proofErr w:type="spellStart"/>
+      <w:r>
+        <w:rPr>
+          <w:lang w:val="en-US"/>
+        </w:rPr>
+        <w:t>ve</w:t>
+      </w:r>
+      <w:proofErr w:type="spellEnd"/>
+      <w:r>
+        <w:rPr>
+          <w:lang w:val="en-US"/>
+        </w:rPr>
+        <w:t xml:space="preserve"> </w:t>
+      </w:r>
+      <w:proofErr w:type="spellStart"/>
+      <w:r>
+        <w:rPr>
+          <w:lang w:val="en-US"/>
+        </w:rPr>
+        <w:t>otomatize</w:t>
+      </w:r>
+      <w:proofErr w:type="spellEnd"/>
+      <w:r>
+        <w:rPr>
+          <w:lang w:val="en-US"/>
+        </w:rPr>
+        <w:t xml:space="preserve"> </w:t>
+      </w:r>
+      <w:proofErr w:type="spellStart"/>
+      <w:r>
+        <w:rPr>
+          <w:lang w:val="en-US"/>
+        </w:rPr>
+        <w:t>yedekleme</w:t>
+      </w:r>
+      <w:proofErr w:type="spellEnd"/>
+      <w:r>
+        <w:rPr>
+          <w:lang w:val="en-US"/>
+        </w:rPr>
+        <w:t xml:space="preserve"> </w:t>
+      </w:r>
+      <w:proofErr w:type="spellStart"/>
+      <w:r>
+        <w:rPr>
+          <w:lang w:val="en-US"/>
+        </w:rPr>
+        <w:t>sistemlerinin</w:t>
+      </w:r>
+      <w:proofErr w:type="spellEnd"/>
+      <w:r>
+        <w:rPr>
+          <w:lang w:val="en-US"/>
+        </w:rPr>
+        <w:t xml:space="preserve"> </w:t>
+      </w:r>
+      <w:proofErr w:type="spellStart"/>
+      <w:r>
+        <w:rPr>
+          <w:lang w:val="en-US"/>
+        </w:rPr>
+        <w:t>nasıl</w:t>
+      </w:r>
+      <w:proofErr w:type="spellEnd"/>
+      <w:r>
+        <w:rPr>
+          <w:lang w:val="en-US"/>
+        </w:rPr>
+        <w:t xml:space="preserve"> </w:t>
+      </w:r>
+      <w:proofErr w:type="spellStart"/>
+      <w:r>
+        <w:rPr>
+          <w:lang w:val="en-US"/>
+        </w:rPr>
+        <w:t>hazırlanacağı</w:t>
       </w:r>
       <w:proofErr w:type="spellEnd"/>
       <w:r>
